--- a/CVD files 2/Machine_Learning-Based_CVD_Risk_Prediction_BD_External_Validation_updated_v2.docx
+++ b/CVD files 2/Machine_Learning-Based_CVD_Risk_Prediction_BD_External_Validation_updated_v2.docx
@@ -19,28 +19,110 @@
       </w:r>
     </w:p>
     <w:p>
-      <w:r>
-        <w:t>Cardiovascular disease (CVD) is the leading cause of death worldwide, and risk tools built on Western cohorts are rarely tested on Bangladeshi patients. This study developed a machine-learning system for binary CVD risk classification from eight routinely collected variables and evaluated it on a Bangladeshi (BD) dataset that was kept completely unseen during development.</w:t>
-      </w:r>
-    </w:p>
-    <w:p>
-      <w:r>
-        <w:t xml:space="preserve">Three development datasets (Dataset A, 253,661 records; Dataset B, Framingham, 4,240 records; Dataset C, 69,976 records) were harmonised to a common schema of age, sex, body-mass index (BMI), blood pressure, total cholesterol, smoking, diabetes and physical activity, giving 327,877 records with 18.15% CVD prevalence. All records were retained. The data were divided by a group-aware stratified split into training (229,513), validation (49,174) and test (49,190) sets. Imputation and scaling were fitted on the training set only.</w:t>
-      </w:r>
-    </w:p>
-    <w:p>
-      <w:r>
-        <w:t xml:space="preserve">Nine models were evaluated: eight individual models (Random Forest, Extra Trees, XGBoost, LightGBM, K-Nearest Neighbours, Logistic Regression, a multilayer-perceptron Neural Network and a Gaussian-kernel Support Vector Machine) and a ninth Classifier Model, a stacked ensemble that combines the eight models through a logistic-regression meta-learner. Hyperparameters were tuned by grouped five-fold cross-validation, decision thresholds were set on the validation set with Youden's J statistic, and every prediction was explained with exact SHAP values and LIME.</w:t>
-      </w:r>
-    </w:p>
-    <w:p>
-      <w:r>
-        <w:t xml:space="preserve">On the held-out test set the Classifier Model reached an accuracy of 0.771, precision of 0.426, recall of 0.765 and F1-score of 0.548 (ROC-AUC 0.859). Among individual models, LightGBM recorded the highest accuracy (0.775), precision (0.431) and F1-score (0.550), and Extra Trees the highest recall (0.786). On the 1,529 unseen BD patients, the Classifier Model achieved an accuracy of 0.653, precision of 0.376, recall of 0.569 and F1-score of 0.453; XGBoost recorded the highest BD accuracy (0.690) and precision (0.403), the SVM the highest recall (0.813) and Extra Trees the highest F1-score (0.476).</w:t>
-      </w:r>
-    </w:p>
-    <w:p>
-      <w:r>
-        <w:t>Across the tree-based models, splits removed about 35–37% of the training outcome's Gini impurity (0.297) and entropy (0.683 bits), and blood pressure accounted for 56–68% of the impurity or loss reduction in the four tree-based models. Exact SHAP values for all 1,529 BD patients ranked systolic BP, diastolic BP and age highest, and the risk ratio for systolic blood pressure of 140 mmHg or above was similar in development (3.16) and BD data (2.95). The lower BD performance coincided with measurable differences in population characteristics and in the relationship between age and CVD. The study contributes a fully reproducible, explainable multi-model pipeline and an honest external evaluation of its transfer to a Bangladeshi population.</w:t>
+      <w:pPr>
+        <w:pStyle w:val="NormalWeb"/>
+        <w:jc w:val="both"/>
+      </w:pPr>
+      <w:r>
+        <w:t xml:space="preserve">Cardiovascular disease (CVD) is the leading cause of death worldwide, but most risk models are built on Western populations and are rarely tested on Bangladeshi patients. This study trained machine-learning (ML) models on three general CVD datasets and tested them on an unseen Bangladeshi (BD) dataset. The three development datasets were Dataset A (253,661 records), Dataset B, Framingham (4,240 records), and Dataset C (69,976 records). They were </w:t>
+      </w:r>
+      <w:proofErr w:type="spellStart"/>
+      <w:r>
+        <w:t>harmonised</w:t>
+      </w:r>
+      <w:proofErr w:type="spellEnd"/>
+      <w:r>
+        <w:t xml:space="preserve"> into one dataset of 327,877 records (18.15% CVD) with eight shared predictors: age, sex, BMI, systolic and diastolic blood pressure, total cholesterol, smoking, diabetes and physical activity. All records were retained and divided by a group-aware stratified split into training (229,513), validation (49,174) and test (49,190) sets. Eight individual models were tuned by grouped five-fold cross-validation on the training set: Random Forest, Extra Trees, </w:t>
+      </w:r>
+      <w:proofErr w:type="spellStart"/>
+      <w:r>
+        <w:t>XGBoost</w:t>
+      </w:r>
+      <w:proofErr w:type="spellEnd"/>
+      <w:r>
+        <w:t xml:space="preserve">, </w:t>
+      </w:r>
+      <w:proofErr w:type="spellStart"/>
+      <w:r>
+        <w:t>LightGBM</w:t>
+      </w:r>
+      <w:proofErr w:type="spellEnd"/>
+      <w:r>
+        <w:t xml:space="preserve">, K-Nearest </w:t>
+      </w:r>
+      <w:proofErr w:type="spellStart"/>
+      <w:r>
+        <w:t>Neighbours</w:t>
+      </w:r>
+      <w:proofErr w:type="spellEnd"/>
+      <w:r>
+        <w:t>, Logistic Regression, a Neural Network (MLP) and an RBF-kernel SVM. A ninth Classifier Model stacked the eight through a logistic-regression meta-learner, and decision thresholds were fixed on the validation set with Youden’s J</w:t>
+      </w:r>
+      <w:r>
+        <w:t xml:space="preserve"> statistical model</w:t>
+      </w:r>
+      <w:r>
+        <w:t>. The BD dataset (1,529 patients, 25.18% CVD) was never used for training, tuning, threshold selection or any fitting. On this unseen data, three predictions were compared: the Classifier Model, a frontier model and</w:t>
+      </w:r>
+      <w:r>
+        <w:t xml:space="preserve"> a</w:t>
+      </w:r>
+      <w:r>
+        <w:t xml:space="preserve"> domain expert. Three areas were then </w:t>
+      </w:r>
+      <w:proofErr w:type="spellStart"/>
+      <w:r>
+        <w:t>analysed</w:t>
+      </w:r>
+      <w:proofErr w:type="spellEnd"/>
+      <w:r>
+        <w:t>: performance (accuracy, precision, recall and F1-score), patient-level explainability (SHAP and LIME), and outcome uncertainty (Gini impurity and entropy).</w:t>
+      </w:r>
+    </w:p>
+    <w:p>
+      <w:pPr>
+        <w:pStyle w:val="NormalWeb"/>
+        <w:jc w:val="both"/>
+      </w:pPr>
+      <w:r>
+        <w:t xml:space="preserve">On the held-out test set, </w:t>
+      </w:r>
+      <w:proofErr w:type="spellStart"/>
+      <w:r>
+        <w:t>LightGBM</w:t>
+      </w:r>
+      <w:proofErr w:type="spellEnd"/>
+      <w:r>
+        <w:t xml:space="preserve"> was the best individual model, with the highest accuracy (0.775), precision (0.431) and F1-score (0.550) and a recall of 0.759; Extra Trees had the highest recall (0.786). The Classifier Model reached an accuracy of 0.771, precision of 0.426, recall of 0.765 and F1-score of 0.548, matching </w:t>
+      </w:r>
+      <w:proofErr w:type="spellStart"/>
+      <w:r>
+        <w:t>LightGBM</w:t>
+      </w:r>
+      <w:proofErr w:type="spellEnd"/>
+      <w:r>
+        <w:t xml:space="preserve"> to within 0.005 but not exceeding it. On the unseen BD data, the Classifier Model achieved an accuracy of 0.653, precision of 0.376, recall of 0.569 and F1-score of 0.453. </w:t>
+      </w:r>
+      <w:proofErr w:type="spellStart"/>
+      <w:r>
+        <w:t>XGBoost</w:t>
+      </w:r>
+      <w:proofErr w:type="spellEnd"/>
+      <w:r>
+        <w:t xml:space="preserve"> recorded the highest BD accuracy (0.690) and precision (0.403), the SVM the highest recall (0.813) and Extra Trees the highest F1-score (0.476). Logistic Regression was the most stable, with accuracy changing by only 0.010. The frontier model achieved an accuracy of [DATA REQUIRED], precision of [DATA REQUIRED], recall of [DATA REQUIRED] and F1-score of [DATA REQUIRED]. The domain experts achieved an accuracy of [DATA REQUIRED], precision of [DATA REQUIRED], recall of [DATA REQUIRED] and F1-score of [DATA REQUIRED]. The lower BD performance coincided with measurable differences in age, diabetes, smoking, prevalence and the age–CVD relationship.</w:t>
+      </w:r>
+    </w:p>
+    <w:p>
+      <w:pPr>
+        <w:pStyle w:val="NormalWeb"/>
+        <w:jc w:val="both"/>
+      </w:pPr>
+      <w:r>
+        <w:t xml:space="preserve">The entropy and impurity analysis showed that the training outcome (Gini 0.297, entropy 0.683 bits) was less uncertain than the BD outcome (Gini 0.377, entropy 0.814 bits). The tree-based models removed about 35–37% of this impurity, and blood pressure accounted for 56–68% of the impurity or loss reduction. Exact SHAP values for all 1,529 BD patients ranked systolic BP (25.2%), diastolic BP (21.6%) and age (18.7%) highest. SHAP and LIME agreed on the most influential feature for 38.7% of patients. Evidence on ML CVD models in Bangladeshi </w:t>
+      </w:r>
+      <w:r>
+        <w:lastRenderedPageBreak/>
+        <w:t>populations is limited, and many studies compare few model families, rely on a single summary metric, explain only a few predictions, and do not report the effects of merging heterogeneous datasets. This study addresses these gaps with a reproducible, leakage-controlled comparison of nine models on unseen Bangladeshi data, evaluated mainly by accuracy, precision, recall and F1-score, with patient-level explanations and a documented analysis of dataset representation differences.</w:t>
       </w:r>
     </w:p>
     <w:p>
@@ -61,52 +143,51 @@
     </w:p>
     <w:p>
       <w:r>
-        <w:t xml:space="preserve">Cardiovascular disease remains the largest single cause of death and disability worldwide, and its burden has continued to rise with population growth and ageing (Roth et al., 2020). Most CVD events are linked to a small set of modifiable risk factors such as hypertension, dyslipidaemia, diabetes and smoking </w:t>
+        <w:t>Cardiovascular disease remains the largest single cause of death and disability worldwide, and its burden has continued to rise with population growth and ageing (Roth et al., 2020). Most CVD events are linked to a small set of modifiable risk factors such as hypertension, dyslipidaemia, diabetes and smoking (Yusuf et al., 2004). Identifying people at elevated risk before an event occurs therefore allows earlier lifestyle and pharmacological intervention.</w:t>
+      </w:r>
+    </w:p>
+    <w:p>
+      <w:r>
+        <w:t>Clinical practice has long relied on regression-based risk scores, notably the Framingham general CVD profile (D'Agostino et al., 2008), QRISK3 (Hippisley-Cox et al., 2017) and the World Health Organization risk charts (WHO CVD Risk Chart Working Group, 2019). Machine learning (ML) offers an alternative that can model non-linear effects and interactions without specifying them in advance. Studies on large cohorts have reported that ML models can match or exceed conventional scores (Weng et al., 2017; Alaa et al., 2019), and a meta-analysis found promising discrimination for boosting and support vector machine methods (Krittanawong et al., 2020).</w:t>
+      </w:r>
+    </w:p>
+    <w:p>
+      <w:r>
+        <w:t>These advantages come with challenges. Gains over well-specified logistic regression are not guaranteed (Christodoulou et al., 2019), complex models are harder to interpret (Rudin, 2019), and performance measured on the development population often fails to transfer to new settings (Futoma et al., 2020).</w:t>
+      </w:r>
+    </w:p>
+    <w:p>
+      <w:pPr>
+        <w:pStyle w:val="Heading3"/>
+      </w:pPr>
+      <w:r>
+        <w:t>1.2 Problem Statement</w:t>
+      </w:r>
+    </w:p>
+    <w:p>
+      <w:r>
+        <w:t>CVD risk models are mostly developed on North American and European populations. South Asians develop CVD earlier and with a different risk-factor profile (Joshi et al., 2007; Volgman et al., 2018), and Bangladesh has a high and rising prevalence of these risk factors (Fatema et al., 2016). Few studies have trained ML models on large datasets and then tested them, without any refitting, on Bangladeshi patients. It is therefore unclear how well such models transfer, which model families transfer best, and how their accuracy, precision, recall and F1-score change.</w:t>
+      </w:r>
+    </w:p>
+    <w:p>
+      <w:pPr>
+        <w:pStyle w:val="Heading3"/>
+      </w:pPr>
+      <w:r>
+        <w:t>1.3 Motivation</w:t>
+      </w:r>
+    </w:p>
+    <w:p>
+      <w:r>
+        <w:t>Routine variables such as blood pressure, cholesterol and BMI are widely available even in resource-limited settings. A model that uses only these variables, explains each prediction and has been tested on local patients could support screening in Bangladesh. Measuring how much performance changes on an external population is also necessary before any such tool can be considered for practice (Steyerberg &amp; Vergouwe, 2014).</w:t>
+      </w:r>
+    </w:p>
+    <w:p>
+      <w:pPr>
+        <w:pStyle w:val="Heading3"/>
+      </w:pPr>
+      <w:r>
         <w:lastRenderedPageBreak/>
-        <w:t>(Yusuf et al., 2004). Identifying people at elevated risk before an event occurs therefore allows earlier lifestyle and pharmacological intervention.</w:t>
-      </w:r>
-    </w:p>
-    <w:p>
-      <w:r>
-        <w:t xml:space="preserve">Clinical practice has long relied on regression-based risk scores, notably the Framingham general CVD profile (D'Agostino et al., 2008), QRISK3 (Hippisley-Cox et al., 2017) and the World Health Organization risk charts (WHO CVD Risk Chart Working Group, 2019). Machine learning (ML) offers an alternative that can model non-linear effects and interactions without specifying them in advance. Studies on large cohorts have reported that ML models can match or exceed conventional scores (Weng et al., 2017; Alaa et al., 2019), and a meta-analysis found promising discrimination for boosting and support vector machine methods (Krittanawong et al., 2020).</w:t>
-      </w:r>
-    </w:p>
-    <w:p>
-      <w:r>
-        <w:t xml:space="preserve">These advantages come with challenges. Gains over well-specified logistic regression are not guaranteed (Christodoulou et al., 2019), complex models are harder to interpret (Rudin, 2019), and performance measured on the development population often fails to transfer to new settings (Futoma et al., 2020).</w:t>
-      </w:r>
-    </w:p>
-    <w:p>
-      <w:pPr>
-        <w:pStyle w:val="Heading3"/>
-      </w:pPr>
-      <w:r>
-        <w:t>1.2 Problem Statement</w:t>
-      </w:r>
-    </w:p>
-    <w:p>
-      <w:r>
-        <w:t xml:space="preserve">CVD risk models are mostly developed on North American and European populations. South Asians develop CVD earlier and with a different risk-factor profile (Joshi et al., 2007; Volgman et al., 2018), and Bangladesh has a high and rising prevalence of these risk factors (Fatema et al., 2016). Few studies have trained ML models on large datasets and then tested them, without any refitting, on Bangladeshi patients. It is therefore unclear how well such models transfer, which model families transfer best, and how their accuracy, precision, recall and F1-score change.</w:t>
-      </w:r>
-    </w:p>
-    <w:p>
-      <w:pPr>
-        <w:pStyle w:val="Heading3"/>
-      </w:pPr>
-      <w:r>
-        <w:t>1.3 Motivation</w:t>
-      </w:r>
-    </w:p>
-    <w:p>
-      <w:r>
-        <w:t xml:space="preserve">Routine variables such as blood pressure, cholesterol and BMI are widely available even in resource-limited settings. A model that uses only these variables, explains each prediction and has been tested on local patients could support screening in Bangladesh. Measuring how much performance changes on an external population is also necessary before any such tool can be considered for practice (Steyerberg &amp; Vergouwe, 2014).</w:t>
-      </w:r>
-    </w:p>
-    <w:p>
-      <w:pPr>
-        <w:pStyle w:val="Heading3"/>
-      </w:pPr>
-      <w:r>
         <w:t>1.4 Research Objectives</w:t>
       </w:r>
     </w:p>
@@ -119,7 +200,7 @@
         </w:numPr>
       </w:pPr>
       <w:r>
-        <w:t xml:space="preserve">To harmonise three heterogeneous CVD datasets into one development dataset with a shared set of eight predictors.</w:t>
+        <w:t>To harmonise three heterogeneous CVD datasets into one development dataset with a shared set of eight predictors.</w:t>
       </w:r>
     </w:p>
     <w:p>
@@ -155,7 +236,7 @@
         </w:numPr>
       </w:pPr>
       <w:r>
-        <w:t xml:space="preserve">To evaluate the unchanged models on an unseen Bangladeshi dataset and analyse the change in performance.</w:t>
+        <w:t>To evaluate the unchanged models on an unseen Bangladeshi dataset and analyse the change in performance.</w:t>
       </w:r>
     </w:p>
     <w:p>
@@ -187,8 +268,55 @@
         <w:pStyle w:val="Heading2"/>
       </w:pPr>
       <w:r>
+        <w:t>2. Literature Review</w:t>
+      </w:r>
+    </w:p>
+    <w:p>
+      <w:pPr>
+        <w:pStyle w:val="Heading3"/>
+      </w:pPr>
+      <w:r>
+        <w:t>2.1 Traditional CVD Risk Prediction</w:t>
+      </w:r>
+    </w:p>
+    <w:p>
+      <w:r>
+        <w:t>Modern CVD risk prediction grew out of prospective cohorts, beginning with the Framingham Heart Study (Dawber et al., 1951). Its general CVD risk profile combined age, sex, cholesterol, blood pressure, smoking and diabetes in a sex-specific Cox model (D'Agostino et al., 2008). QRISK3 extended this approach with additional clinical conditions in a large UK primary-care cohort (Hippisley-Cox et al., 2017). The WHO recalibrated risk charts for 21 global regions to address differences in baseline risk between populations (WHO CVD Risk Chart Working Group, 2019). These tools are transparent and well validated, but they assume largely additive effects and are calibrated to the populations that produced them.</w:t>
+      </w:r>
+    </w:p>
+    <w:p>
+      <w:r>
+        <w:t>The INTERHEART study showed that a common set of modifiable factors explains most myocardial-infarction risk across 52 countries (Yusuf et al., 2004). The variables used in the present study (blood pressure, cholesterol, diabetes, smoking, BMI, physical activity, age and sex) are drawn from this established set.</w:t>
+      </w:r>
+    </w:p>
+    <w:p>
+      <w:pPr>
+        <w:pStyle w:val="Heading3"/>
+      </w:pPr>
+      <w:r>
+        <w:t>2.2 Classical Machine Learning</w:t>
+      </w:r>
+    </w:p>
+    <w:p>
+      <w:r>
+        <w:t>Logistic regression remains the reference method in clinical prediction. A systematic review of 71 comparisons found no average performance benefit of ML over logistic regression when the risk of bias was low (Christodoulou et al., 2019). Support vector machines separate classes with a maximum-margin boundary and, with a Gaussian kernel, can model non-linear structure (Cortes &amp; Vapnik, 1995); their decision values are commonly converted to probabilities with Platt scaling (Platt, 1999). The k-nearest-neighbour rule classifies a case by its closest training examples (Cover &amp; Hart, 1967) and is sensitive to feature scaling and to the density of similar cases. Hybrid combinations of such classifiers have also been reported for heart-disease prediction (Mohan et al., 2019).</w:t>
+      </w:r>
+    </w:p>
+    <w:p>
+      <w:pPr>
+        <w:pStyle w:val="Heading3"/>
+      </w:pPr>
+      <w:r>
+        <w:t>2.3 Tree-Based Ensemble Models</w:t>
+      </w:r>
+    </w:p>
+    <w:p>
+      <w:r>
+        <w:t xml:space="preserve">Random forests average many decorrelated decision trees grown on bootstrap samples (Breiman, 2001). Extremely randomised trees go further by choosing split thresholds at random, which reduces variance (Geurts et al., 2006). Gradient boosting builds trees sequentially to correct earlier errors; XGBoost </w:t>
+      </w:r>
+      <w:r>
         <w:lastRenderedPageBreak/>
-        <w:t>2. Literature Review</w:t>
+        <w:t>introduced regularised, scalable boosting (Chen &amp; Guestrin, 2016) and LightGBM added histogram-based, leaf-wise growth for speed on large data (Ke et al., 2017). In cardiovascular cohorts, tree ensembles and random survival forests have improved on conventional scores in several studies (Ambale-Venkatesh et al., 2017; Kakadiaris et al., 2018; Weng et al., 2017), and boosting was among the strongest families in a meta-analysis (Krittanawong et al., 2020).</w:t>
       </w:r>
     </w:p>
     <w:p>
@@ -196,17 +324,12 @@
         <w:pStyle w:val="Heading3"/>
       </w:pPr>
       <w:r>
-        <w:t>2.1 Traditional CVD Risk Prediction</w:t>
-      </w:r>
-    </w:p>
-    <w:p>
-      <w:r>
-        <w:t>Modern CVD risk prediction grew out of prospective cohorts, beginning with the Framingham Heart Study (Dawber et al., 1951). Its general CVD risk profile combined age, sex, cholesterol, blood pressure, smoking and diabetes in a sex-specific Cox model (D'Agostino et al., 2008). QRISK3 extended this approach with additional clinical conditions in a large UK primary-care cohort (Hippisley-Cox et al., 2017). The WHO recalibrated risk charts for 21 global regions to address differences in baseline risk between populations (WHO CVD Risk Chart Working Group, 2019). These tools are transparent and well validated, but they assume largely additive effects and are calibrated to the populations that produced them.</w:t>
-      </w:r>
-    </w:p>
-    <w:p>
-      <w:r>
-        <w:t>The INTERHEART study showed that a common set of modifiable factors explains most myocardial-infarction risk across 52 countries (Yusuf et al., 2004). The variables used in the present study (blood pressure, cholesterol, diabetes, smoking, BMI, physical activity, age and sex) are drawn from this established set.</w:t>
+        <w:t>2.4 Neural Networks</w:t>
+      </w:r>
+    </w:p>
+    <w:p>
+      <w:r>
+        <w:t>Multilayer perceptrons trained by back-propagation learn non-linear functions of their inputs (Rumelhart et al., 1986). In the UK Biobank, an automated ML framework that included neural models predicted CVD better than the Framingham score (Alaa et al., 2019). Neural networks, however, require careful regularisation and can extrapolate unpredictably outside the range of their training data.</w:t>
       </w:r>
     </w:p>
     <w:p>
@@ -214,12 +337,12 @@
         <w:pStyle w:val="Heading3"/>
       </w:pPr>
       <w:r>
-        <w:t>2.2 Classical Machine Learning</w:t>
-      </w:r>
-    </w:p>
-    <w:p>
-      <w:r>
-        <w:t xml:space="preserve">Logistic regression remains the reference method in clinical prediction. A systematic review of 71 comparisons found no average performance benefit of ML over logistic regression when the risk of bias was low (Christodoulou et al., 2019). Support vector machines separate classes with a maximum-margin boundary and, with a Gaussian kernel, can model non-linear structure (Cortes &amp; Vapnik, 1995); their decision values are commonly converted to probabilities with Platt scaling (Platt, 1999). The k-nearest-neighbour rule classifies a case by its closest training examples (Cover &amp; Hart, 1967) and is sensitive to feature scaling and to the density of similar cases. Hybrid combinations of such classifiers have also been reported for heart-disease prediction (Mohan et al., 2019).</w:t>
+        <w:t>2.5 Ensemble and Stacking Methods</w:t>
+      </w:r>
+    </w:p>
+    <w:p>
+      <w:r>
+        <w:t>Stacked generalisation trains a meta-learner on the outputs of several base models so that their errors can partly cancel (Wolpert, 1992). Stacking requires that the meta-learner is fitted on predictions the base models did not produce from their own training data; otherwise it learns from over-optimistic inputs. Combining diverse model families is a common route to more stable predictions in heart-disease studies (Mohan et al., 2019).</w:t>
       </w:r>
     </w:p>
     <w:p>
@@ -227,12 +350,12 @@
         <w:pStyle w:val="Heading3"/>
       </w:pPr>
       <w:r>
-        <w:t>2.3 Tree-Based Ensemble Models</w:t>
-      </w:r>
-    </w:p>
-    <w:p>
-      <w:r>
-        <w:t xml:space="preserve">Random forests average many decorrelated decision trees grown on bootstrap samples (Breiman, 2001). Extremely randomised trees go further by choosing split thresholds at random, which reduces variance (Geurts et al., 2006). Gradient boosting builds trees sequentially to correct earlier errors; XGBoost introduced regularised, scalable boosting (Chen &amp; Guestrin, 2016) and LightGBM added histogram-based, leaf-wise growth for speed on large data (Ke et al., 2017). In cardiovascular cohorts, tree ensembles and random survival forests have improved on conventional scores in several studies (Ambale-Venkatesh et al., 2017; Kakadiaris et al., 2018; Weng et al., 2017), and boosting was among the strongest families in a meta-analysis (Krittanawong et al., 2020).</w:t>
+        <w:t>2.6 Explainable AI in Healthcare</w:t>
+      </w:r>
+    </w:p>
+    <w:p>
+      <w:r>
+        <w:t>Opaque models are difficult to trust in high-stakes decisions, and some authors argue for inherently interpretable models where possible (Rudin, 2019). SHAP attributes each prediction to its features using Shapley values from cooperative game theory and satisfies local accuracy and consistency (Lundberg &amp; Lee, 2017). Fast exact algorithms exist for tree models (Lundberg et al., 2020). LIME instead fits a simple local surrogate around each prediction (Ribeiro et al., 2016). Using both offers two different views of the same prediction.</w:t>
       </w:r>
     </w:p>
     <w:p>
@@ -240,12 +363,17 @@
         <w:pStyle w:val="Heading3"/>
       </w:pPr>
       <w:r>
-        <w:t>2.4 Neural Networks</w:t>
-      </w:r>
-    </w:p>
-    <w:p>
-      <w:r>
-        <w:t xml:space="preserve">Multilayer perceptrons trained by back-propagation learn non-linear functions of their inputs (Rumelhart et al., 1986). In the UK Biobank, an automated ML framework that included neural models predicted CVD better than the Framingham score (Alaa et al., 2019). Neural networks, however, require careful regularisation and can extrapolate unpredictably outside the range of their training data.</w:t>
+        <w:t>2.7 External Validation, Generalisation and Evaluation</w:t>
+      </w:r>
+    </w:p>
+    <w:p>
+      <w:r>
+        <w:t>Reporting guidance for prediction models stresses that internal performance overestimates performance in new settings and that external validation is essential (Collins et al., 2015; Steyerberg &amp; Vergouwe, 2014). Dataset shift, in the form of covariate shift, prior-probability shift or concept shift, explains many failures of transfer (Moreno-Torres et al., 2012), and ML models in health care often fail to generalise across sites (Futoma et al., 2020). Calibration should be checked alongside discrimination (Van Calster et al., 2019).</w:t>
+      </w:r>
+    </w:p>
+    <w:p>
+      <w:r>
+        <w:t>On imbalanced outcomes, accuracy alone can mislead, and precision–recall-based measures are more informative (He &amp; Garcia, 2009; Saito &amp; Rehmsmeier, 2015). The Matthews correlation coefficient summarises all four confusion-matrix cells (Chicco &amp; Jurman, 2020). Youden's J statistic is a standard way to choose a decision threshold that balances sensitivity and specificity (Youden, 1950).</w:t>
       </w:r>
     </w:p>
     <w:p>
@@ -253,13 +381,16 @@
         <w:pStyle w:val="Heading3"/>
       </w:pPr>
       <w:r>
+        <w:t>2.8 South Asian and Bangladeshi CVD Research</w:t>
+      </w:r>
+    </w:p>
+    <w:p>
+      <w:r>
+        <w:t xml:space="preserve">South Asians experience first myocardial infarction at younger ages, with a higher burden of risk factors at presentation (Joshi et al., 2007), and show distinct patterns of atherosclerotic disease (Volgman et al., 2018). In Bangladesh, coronary artery disease has become a leading cause of death (Islam &amp; Majumder, </w:t>
+      </w:r>
+      <w:r>
         <w:lastRenderedPageBreak/>
-        <w:t>2.5 Ensemble and Stacking Methods</w:t>
-      </w:r>
-    </w:p>
-    <w:p>
-      <w:r>
-        <w:t xml:space="preserve">Stacked generalisation trains a meta-learner on the outputs of several base models so that their errors can partly cancel (Wolpert, 1992). Stacking requires that the meta-learner is fitted on predictions the base models did not produce from their own training data; otherwise it learns from over-optimistic inputs. Combining diverse model families is a common route to more stable predictions in heart-disease studies (Mohan et al., 2019).</w:t>
+        <w:t>2013), and the prevalence of diabetes, hypertension, dyslipidaemia and smoking is high, particularly in urban areas (Fatema et al., 2016). The WHO regional charts provide recalibrated estimates for South Asia but are not ML models (WHO CVD Risk Chart Working Group, 2019).</w:t>
       </w:r>
     </w:p>
     <w:p>
@@ -267,12 +398,20 @@
         <w:pStyle w:val="Heading3"/>
       </w:pPr>
       <w:r>
-        <w:t>2.6 Explainable AI in Healthcare</w:t>
-      </w:r>
-    </w:p>
-    <w:p>
-      <w:r>
-        <w:t>Opaque models are difficult to trust in high-stakes decisions, and some authors argue for inherently interpretable models where possible (Rudin, 2019). SHAP attributes each prediction to its features using Shapley values from cooperative game theory and satisfies local accuracy and consistency (Lundberg &amp; Lee, 2017). Fast exact algorithms exist for tree models (Lundberg et al., 2020). LIME instead fits a simple local surrogate around each prediction (Ribeiro et al., 2016). Using both offers two different views of the same prediction.</w:t>
+        <w:t>2.9 Limitations of Existing Research</w:t>
+      </w:r>
+    </w:p>
+    <w:p>
+      <w:r>
+        <w:t>Three gaps recur across the reviewed work. First, many ML studies evaluate models only on a random split of their development data, without external validation (Collins et al., 2015; Futoma et al., 2020). Second, evidence on how ML risk models trained on Western data perform in Bangladeshi populations is limited (Fatema et al., 2016; Islam &amp; Majumder, 2013). Third, many studies report a single summary metric, most often ROC-AUC (Krittanawong et al., 2020), rather than the full accuracy, precision, recall and F1 profile and its precision–recall trade-off (Saito &amp; Rehmsmeier, 2015).</w:t>
+      </w:r>
+    </w:p>
+    <w:p>
+      <w:pPr>
+        <w:pStyle w:val="Heading2"/>
+      </w:pPr>
+      <w:r>
+        <w:t>3. Methodology</w:t>
       </w:r>
     </w:p>
     <w:p>
@@ -280,65 +419,12 @@
         <w:pStyle w:val="Heading3"/>
       </w:pPr>
       <w:r>
-        <w:t xml:space="preserve">2.7 External Validation, Generalisation and Evaluation</w:t>
-      </w:r>
-    </w:p>
-    <w:p>
-      <w:r>
-        <w:t xml:space="preserve">Reporting guidance for prediction models stresses that internal performance overestimates performance in new settings and that external validation is essential (Collins et al., 2015; Steyerberg &amp; Vergouwe, 2014). Dataset shift, in the form of covariate shift, prior-probability shift or concept shift, explains many failures of transfer (Moreno-Torres et al., 2012), and ML models in health care often fail to generalise across sites (Futoma et al., 2020). Calibration should be checked alongside discrimination (Van Calster et al., 2019).</w:t>
-      </w:r>
-    </w:p>
-    <w:p>
-      <w:r>
-        <w:t xml:space="preserve">On imbalanced outcomes, accuracy alone can mislead, and precision–recall-based measures are more informative (He &amp; Garcia, 2009; Saito &amp; Rehmsmeier, 2015). The Matthews correlation coefficient summarises all four confusion-matrix cells (Chicco &amp; Jurman, 2020). Youden's J statistic is a standard way to choose a decision threshold that balances sensitivity and specificity (Youden, 1950).</w:t>
-      </w:r>
-    </w:p>
-    <w:p>
-      <w:pPr>
-        <w:pStyle w:val="Heading3"/>
-      </w:pPr>
-      <w:r>
-        <w:t>2.8 South Asian and Bangladeshi CVD Research</w:t>
-      </w:r>
-    </w:p>
-    <w:p>
-      <w:r>
-        <w:t xml:space="preserve">South Asians experience first myocardial infarction at younger ages, with a higher burden of risk factors at presentation (Joshi et al., 2007), and show distinct patterns of atherosclerotic disease (Volgman et al., 2018). In Bangladesh, coronary artery disease has become a leading cause of death (Islam &amp; Majumder, 2013), and the prevalence of diabetes, hypertension, dyslipidaemia and smoking is high, particularly in urban areas (Fatema et al., 2016). The WHO regional charts provide recalibrated estimates for South Asia but are not ML models (WHO CVD Risk Chart Working Group, 2019).</w:t>
-      </w:r>
-    </w:p>
-    <w:p>
-      <w:pPr>
-        <w:pStyle w:val="Heading3"/>
-      </w:pPr>
-      <w:r>
-        <w:t>2.9 Limitations of Existing Research</w:t>
-      </w:r>
-    </w:p>
-    <w:p>
-      <w:r>
-        <w:t xml:space="preserve">Three gaps recur across the reviewed work. First, many ML studies evaluate models only on a random split of their development data, without external validation (Collins et al., 2015; Futoma et al., 2020). Second, evidence on how ML risk models trained on Western data perform in Bangladeshi populations is limited (Fatema et al., 2016; Islam &amp; Majumder, 2013). Third, many studies report a single summary metric, most often ROC-AUC (Krittanawong et al., 2020), rather than the full accuracy, precision, recall and F1 profile and its precision–recall trade-off (Saito &amp; Rehmsmeier, 2015).</w:t>
-      </w:r>
-    </w:p>
-    <w:p>
-      <w:pPr>
-        <w:pStyle w:val="Heading2"/>
-      </w:pPr>
-      <w:r>
-        <w:lastRenderedPageBreak/>
-        <w:t>3. Methodology</w:t>
-      </w:r>
-    </w:p>
-    <w:p>
-      <w:pPr>
-        <w:pStyle w:val="Heading3"/>
-      </w:pPr>
-      <w:r>
         <w:t>3.1 Research Design</w:t>
       </w:r>
     </w:p>
     <w:p>
       <w:r>
-        <w:t xml:space="preserve">The study is a retrospective model-development and external-validation study. Three datasets formed the development data; a separate Bangladeshi dataset was reserved for final external testing. All modelling was implemented in Python with scikit-learn (Pedregosa et al., 2011), XGBoost, LightGBM, SHAP and LIME, and run on Kaggle. The saved models record scikit-learn version 1.6.1, and the BD evaluation was run in the same environment.</w:t>
+        <w:t>The study is a retrospective model-development and external-validation study. Three datasets formed the development data; a separate Bangladeshi dataset was reserved for final external testing. All modelling was implemented in Python with scikit-learn (Pedregosa et al., 2011), XGBoost, LightGBM, SHAP and LIME, and run on Kaggle. The saved models record scikit-learn version 1.6.1, and the BD evaluation was run in the same environment.</w:t>
       </w:r>
     </w:p>
     <w:p>
@@ -408,7 +494,7 @@
           </w:tcPr>
           <w:p>
             <w:r>
-              <w:t xml:space="preserve">Outcome column</w:t>
+              <w:t>Outcome column</w:t>
             </w:r>
           </w:p>
         </w:tc>
@@ -442,7 +528,7 @@
           </w:tcPr>
           <w:p>
             <w:r>
-              <w:t xml:space="preserve">A</w:t>
+              <w:t>A</w:t>
             </w:r>
           </w:p>
         </w:tc>
@@ -472,7 +558,7 @@
           </w:tcPr>
           <w:p>
             <w:r>
-              <w:t xml:space="preserve">HeartDiseaseorAttack (0/1)</w:t>
+              <w:t>HeartDiseaseorAttack (0/1)</w:t>
             </w:r>
           </w:p>
         </w:tc>
@@ -504,7 +590,7 @@
           </w:tcPr>
           <w:p>
             <w:r>
-              <w:t xml:space="preserve">B (Framingham)</w:t>
+              <w:t>B (Framingham)</w:t>
             </w:r>
           </w:p>
         </w:tc>
@@ -534,7 +620,7 @@
           </w:tcPr>
           <w:p>
             <w:r>
-              <w:t xml:space="preserve">CVD_risk_level (High/Low; 644 High)</w:t>
+              <w:t>CVD_risk_level (High/Low; 644 High)</w:t>
             </w:r>
           </w:p>
         </w:tc>
@@ -566,7 +652,7 @@
           </w:tcPr>
           <w:p>
             <w:r>
-              <w:t xml:space="preserve">C</w:t>
+              <w:t>C</w:t>
             </w:r>
           </w:p>
         </w:tc>
@@ -596,7 +682,7 @@
           </w:tcPr>
           <w:p>
             <w:r>
-              <w:t xml:space="preserve">target (0/1)</w:t>
+              <w:t>target (0/1)</w:t>
             </w:r>
           </w:p>
         </w:tc>
@@ -628,7 +714,7 @@
           </w:tcPr>
           <w:p>
             <w:r>
-              <w:t xml:space="preserve">BD (BD_2025)</w:t>
+              <w:t>BD (BD_2025)</w:t>
             </w:r>
           </w:p>
         </w:tc>
@@ -658,7 +744,7 @@
           </w:tcPr>
           <w:p>
             <w:r>
-              <w:t xml:space="preserve">CVD Prediction (Yes/No), in the separate file with actual labels</w:t>
+              <w:t>CVD Prediction (Yes/No), in the separate file with actual labels</w:t>
             </w:r>
           </w:p>
         </w:tc>
@@ -687,6 +773,8 @@
     <w:p>
       <w:r>
         <w:t xml:space="preserve">All four files shared, after harmonisation, eight predictors: age (years), sex, BMI, blood pressure (systolic/diastolic, mmHg), total cholesterol (mg/dL), smoking, diabetes and physical activity. The </w:t>
+      </w:r>
+      <w:r>
         <w:lastRenderedPageBreak/>
         <w:t>supplied development files contained no missing values; they were supplied in an already-processed form (Section 3.5). The BD file also contained no missing values.</w:t>
       </w:r>
@@ -1064,7 +1152,7 @@
     </w:tbl>
     <w:p>
       <w:r>
-        <w:t xml:space="preserve">The outcome columns of the three development sources (HeartDiseaseorAttack, CVD_risk_level and target) were combined into one binary label: CVD = 1, no CVD = 0.</w:t>
+        <w:t>The outcome columns of the three development sources (HeartDiseaseorAttack, CVD_risk_level and target) were combined into one binary label: CVD = 1, no CVD = 0.</w:t>
       </w:r>
     </w:p>
     <w:p>
@@ -1233,49 +1321,49 @@
           </w:tcPr>
           <w:p>
             <w:r>
+              <w:t>Test</w:t>
+            </w:r>
+          </w:p>
+        </w:tc>
+        <w:tc>
+          <w:tcPr>
+            <w:tcW w:w="2340" w:type="dxa"/>
+          </w:tcPr>
+          <w:p>
+            <w:r>
+              <w:t>49,190</w:t>
+            </w:r>
+          </w:p>
+        </w:tc>
+        <w:tc>
+          <w:tcPr>
+            <w:tcW w:w="2340" w:type="dxa"/>
+          </w:tcPr>
+          <w:p>
+            <w:r>
+              <w:t>18.14%</w:t>
+            </w:r>
+          </w:p>
+        </w:tc>
+        <w:tc>
+          <w:tcPr>
+            <w:tcW w:w="2340" w:type="dxa"/>
+          </w:tcPr>
+          <w:p>
+            <w:r>
+              <w:t>Final internal evaluation, used once</w:t>
+            </w:r>
+          </w:p>
+        </w:tc>
+      </w:tr>
+      <w:tr>
+        <w:tc>
+          <w:tcPr>
+            <w:tcW w:w="2340" w:type="dxa"/>
+          </w:tcPr>
+          <w:p>
+            <w:r>
               <w:lastRenderedPageBreak/>
-              <w:t>Test</w:t>
-            </w:r>
-          </w:p>
-        </w:tc>
-        <w:tc>
-          <w:tcPr>
-            <w:tcW w:w="2340" w:type="dxa"/>
-          </w:tcPr>
-          <w:p>
-            <w:r>
-              <w:t>49,190</w:t>
-            </w:r>
-          </w:p>
-        </w:tc>
-        <w:tc>
-          <w:tcPr>
-            <w:tcW w:w="2340" w:type="dxa"/>
-          </w:tcPr>
-          <w:p>
-            <w:r>
-              <w:t>18.14%</w:t>
-            </w:r>
-          </w:p>
-        </w:tc>
-        <w:tc>
-          <w:tcPr>
-            <w:tcW w:w="2340" w:type="dxa"/>
-          </w:tcPr>
-          <w:p>
-            <w:r>
-              <w:t>Final internal evaluation, used once</w:t>
-            </w:r>
-          </w:p>
-        </w:tc>
-      </w:tr>
-      <w:tr>
-        <w:tc>
-          <w:tcPr>
-            <w:tcW w:w="2340" w:type="dxa"/>
-          </w:tcPr>
-          <w:p>
-            <w:r>
               <w:t>BD</w:t>
             </w:r>
           </w:p>
@@ -1430,7 +1518,7 @@
     </w:p>
     <w:p>
       <w:r>
-        <w:t xml:space="preserve">For the BD data, five column names were mapped to the training schema (for example, "Blood Pressure (mmHg)" to blood_pressure). Text categories were converted to the training encoding: Sex F/M to 0/1, Smoking and Diabetes Y/N to 0/1, and Physical Activity Level High or Moderate to 1 and Low to 0. The last mapping is a study decision, because the training data recorded physical activity only as yes/no. No statistic was computed from BD data.</w:t>
+        <w:t>For the BD data, five column names were mapped to the training schema (for example, "Blood Pressure (mmHg)" to blood_pressure). Text categories were converted to the training encoding: Sex F/M to 0/1, Smoking and Diabetes Y/N to 0/1, and Physical Activity Level High or Moderate to 1 and Low to 0. The last mapping is a study decision, because the training data recorded physical activity only as yes/no. No statistic was computed from BD data.</w:t>
       </w:r>
     </w:p>
     <w:p>
@@ -1438,12 +1526,12 @@
         <w:pStyle w:val="Heading3"/>
       </w:pPr>
       <w:r>
-        <w:t xml:space="preserve">3.5 Cholesterol and Blood-Pressure Data Harmonization</w:t>
-      </w:r>
-    </w:p>
-    <w:p>
-      <w:r>
-        <w:t xml:space="preserve">All four sources supplied total cholesterol in mg/dL and blood pressure as systolic/diastolic readings, but the values differed in range, spread and granularity.</w:t>
+        <w:t>3.5 Cholesterol and Blood-Pressure Data Harmonization</w:t>
+      </w:r>
+    </w:p>
+    <w:p>
+      <w:r>
+        <w:t>All four sources supplied total cholesterol in mg/dL and blood pressure as systolic/diastolic readings, but the values differed in range, spread and granularity.</w:t>
       </w:r>
     </w:p>
     <w:p>
@@ -1458,7 +1546,7 @@
         <w:rPr>
           <w:b/>
         </w:rPr>
-        <w:t xml:space="preserve">Dataset A:</w:t>
+        <w:t>Dataset A:</w:t>
       </w:r>
       <w:r>
         <w:t xml:space="preserve"> cholesterol 120–288 mg/dL (159 distinct values, SD 23.5); systolic BP SD 14.0 mmHg (81 distinct values).</w:t>
@@ -1476,7 +1564,7 @@
         <w:rPr>
           <w:b/>
         </w:rPr>
-        <w:t xml:space="preserve">Dataset B:</w:t>
+        <w:t>Dataset B:</w:t>
       </w:r>
       <w:r>
         <w:t xml:space="preserve"> cholesterol 107–696 mg/dL (249 distinct values, SD 44.3); systolic BP SD 22.0 mmHg (234 distinct values).</w:t>
@@ -1494,7 +1582,7 @@
         <w:rPr>
           <w:b/>
         </w:rPr>
-        <w:t xml:space="preserve">Dataset C:</w:t>
+        <w:t>Dataset C:</w:t>
       </w:r>
       <w:r>
         <w:t xml:space="preserve"> cholesterol 140–294 mg/dL (155 distinct values, SD 32.3); systolic BP SD 16.6 mmHg (108 distinct values).</w:t>
@@ -1512,7 +1600,7 @@
         <w:rPr>
           <w:b/>
         </w:rPr>
-        <w:t xml:space="preserve">BD dataset:</w:t>
+        <w:t>BD dataset:</w:t>
       </w:r>
       <w:r>
         <w:t xml:space="preserve"> cholesterol 100–300 mg/dL (201 distinct values, SD 56.4); systolic BP SD 22.0 mmHg (90 distinct values).</w:t>
@@ -1520,17 +1608,21 @@
     </w:p>
     <w:p>
       <w:r>
-        <w:t xml:space="preserve">The difference mattered because the models learn numeric split points from the development distribution, which is 77% Dataset A. The much wider BD spread places many BD patients in value ranges represented mainly by the small Dataset B.</w:t>
-      </w:r>
-    </w:p>
-    <w:p>
-      <w:r>
-        <w:t xml:space="preserve">Harmonisation in this study used the common mg/dL and mmHg columns as supplied, split blood pressure into systolic and diastolic values inside each model pipeline, and filled any missing value with the training-set median. Two development files carry "imputed" in their names (framingham_imputed.csv and clean_dataset_5_imputed.csv). How their cholesterol and blood-pressure values were produced before this study: [FINAL IMPLEMENTATION DETAIL REQUIRED].</w:t>
-      </w:r>
-    </w:p>
-    <w:p>
-      <w:r>
-        <w:t xml:space="preserve">This approach does not correct differences in spread between sources. During data auditing, Dataset A's cholesterol alone separated the outcome more strongly (single-feature ROC-AUC 0.673) than cholesterol in the other sources (0.56–0.60), and the reason could not be determined from the files. A possible impact is that cholesterol relationships learned mainly from Dataset A transfer less well to BD values.</w:t>
+        <w:t>The difference mattered because the models learn numeric split points from the development distribution, which is 77% Dataset A. The much wider BD spread places many BD patients in value ranges represented mainly by the small Dataset B.</w:t>
+      </w:r>
+    </w:p>
+    <w:p>
+      <w:r>
+        <w:t xml:space="preserve">Harmonisation in this study used the common mg/dL and mmHg columns as supplied, split blood pressure into systolic and diastolic values inside each model pipeline, and filled any missing value with </w:t>
+      </w:r>
+      <w:r>
+        <w:lastRenderedPageBreak/>
+        <w:t>the training-set median. Two development files carry "imputed" in their names (framingham_imputed.csv and clean_dataset_5_imputed.csv). How their cholesterol and blood-pressure values were produced before this study: [FINAL IMPLEMENTATION DETAIL REQUIRED].</w:t>
+      </w:r>
+    </w:p>
+    <w:p>
+      <w:r>
+        <w:t>This approach does not correct differences in spread between sources. During data auditing, Dataset A's cholesterol alone separated the outcome more strongly (single-feature ROC-AUC 0.673) than cholesterol in the other sources (0.56–0.60), and the reason could not be determined from the files. A possible impact is that cholesterol relationships learned mainly from Dataset A transfer less well to BD values.</w:t>
       </w:r>
     </w:p>
     <w:p>
@@ -1677,7 +1769,7 @@
           </w:tcPr>
           <w:p>
             <w:r>
-              <w:t xml:space="preserve">Regularised gradient boosting of trees (Chen &amp; Guestrin, 2016)</w:t>
+              <w:t>Regularised gradient boosting of trees (Chen &amp; Guestrin, 2016)</w:t>
             </w:r>
           </w:p>
         </w:tc>
@@ -1731,7 +1823,7 @@
           </w:tcPr>
           <w:p>
             <w:r>
-              <w:t xml:space="preserve">K-Nearest Neighbours</w:t>
+              <w:t>K-Nearest Neighbours</w:t>
             </w:r>
           </w:p>
         </w:tc>
@@ -1751,7 +1843,7 @@
           </w:tcPr>
           <w:p>
             <w:r>
-              <w:t xml:space="preserve">k = 101, distance weighting, Euclidean distance, standardised features</w:t>
+              <w:t>k = 101, distance weighting, Euclidean distance, standardised features</w:t>
             </w:r>
           </w:p>
         </w:tc>
@@ -1783,7 +1875,7 @@
           </w:tcPr>
           <w:p>
             <w:r>
-              <w:t xml:space="preserve">L2 penalty, C = 0.001, lbfgs solver, standardised features</w:t>
+              <w:t>L2 penalty, C = 0.001, lbfgs solver, standardised features</w:t>
             </w:r>
           </w:p>
         </w:tc>
@@ -1805,22 +1897,21 @@
           </w:tcPr>
           <w:p>
             <w:r>
-              <w:t xml:space="preserve">Feed-forward network trained by back-propagation (Rumelhart </w:t>
+              <w:t>Feed-forward network trained by back-propagation (Rumelhart et al., 1986)</w:t>
+            </w:r>
+          </w:p>
+        </w:tc>
+        <w:tc>
+          <w:tcPr>
+            <w:tcW w:w="3120" w:type="dxa"/>
+          </w:tcPr>
+          <w:p>
+            <w:r>
+              <w:t xml:space="preserve">Hidden layers 128 and 64, ReLU, alpha 0.0028, learning rate 0.0089, batch 512, early stopping (stopped after 22 </w:t>
+            </w:r>
+            <w:r>
               <w:lastRenderedPageBreak/>
-              <w:t>et al., 1986)</w:t>
-            </w:r>
-          </w:p>
-        </w:tc>
-        <w:tc>
-          <w:tcPr>
-            <w:tcW w:w="3120" w:type="dxa"/>
-          </w:tcPr>
-          <w:p>
-            <w:r>
-              <w:lastRenderedPageBreak/>
-              <w:t xml:space="preserve">Hidden layers 128 and 64, ReLU, alpha 0.0028, learning rate 0.0089, batch 512, early </w:t>
-              <w:lastRenderedPageBreak/>
-              <w:t xml:space="preserve">stopping (stopped after 22 epochs), standardised features</w:t>
+              <w:t>epochs), standardised features</w:t>
             </w:r>
           </w:p>
         </w:tc>
@@ -1843,7 +1934,7 @@
           </w:tcPr>
           <w:p>
             <w:r>
-              <w:t xml:space="preserve">Maximum-margin classifier with a Gaussian kernel (Cortes &amp; Vapnik, 1995)</w:t>
+              <w:t>Maximum-margin classifier with a Gaussian kernel (Cortes &amp; Vapnik, 1995)</w:t>
             </w:r>
           </w:p>
         </w:tc>
@@ -1853,7 +1944,7 @@
           </w:tcPr>
           <w:p>
             <w:r>
-              <w:t xml:space="preserve">C = 1, gamma = 0.01, standardised features; trained on all training rows in three chunks (below)</w:t>
+              <w:t>C = 1, gamma = 0.01, standardised features; trained on all training rows in three chunks (below)</w:t>
             </w:r>
           </w:p>
         </w:tc>
@@ -1932,7 +2023,7 @@
     </w:p>
     <w:p>
       <w:r>
-        <w:t xml:space="preserve">The learned meta-learner coefficients were: LightGBM 1.093, Random Forest 0.147, MLP 0.057, SVM 0.018, Extra Trees 0.007, KNN −0.009, Logistic Regression −0.051 and XGBoost −0.224 (intercept 0.034). The cross-validation scores of the three candidate methods: [DATA REQUIRED].</w:t>
+        <w:t>The learned meta-learner coefficients were: LightGBM 1.093, Random Forest 0.147, MLP 0.057, SVM 0.018, Extra Trees 0.007, KNN −0.009, Logistic Regression −0.051 and XGBoost −0.224 (intercept 0.034). The cross-validation scores of the three candidate methods: [DATA REQUIRED].</w:t>
       </w:r>
     </w:p>
     <w:p>
@@ -1950,9 +2041,11 @@
     </w:p>
     <w:p>
       <w:r>
-        <w:t xml:space="preserve">Dataset A contains about 3.6 times as many records as Dataset C and 60 times as many as Dataset B. A dataset-balanced, stratified down-sampling strategy was explored during data preparation. The final methodology did not use it: all records from all three datasets were retained without sampling or </w:t>
+        <w:t xml:space="preserve">Dataset A contains about 3.6 times as many records as Dataset C and 60 times as many as Dataset B. A dataset-balanced, stratified down-sampling strategy was explored during data preparation. The final methodology did not use it: all records from all three datasets were retained without sampling or weighting. In the final development data, Dataset A contributes 77.36% of records, Dataset C 21.34% </w:t>
+      </w:r>
+      <w:r>
         <w:lastRenderedPageBreak/>
-        <w:t>weighting. In the final development data, Dataset A contributes 77.36% of records, Dataset C 21.34% and Dataset B 1.29%. No procedure was applied to prevent Dataset A from dominating training, and the consequences are discussed in Sections 4.3 and 7.</w:t>
+        <w:t>and Dataset B 1.29%. No procedure was applied to prevent Dataset A from dominating training, and the consequences are discussed in Sections 4.3 and 7.</w:t>
       </w:r>
     </w:p>
     <w:p>
@@ -2079,7 +2172,7 @@
           </w:tcPr>
           <w:p>
             <w:r>
-              <w:t xml:space="preserve">XGBoost, LightGBM</w:t>
+              <w:t>XGBoost, LightGBM</w:t>
             </w:r>
           </w:p>
         </w:tc>
@@ -2388,15 +2481,15 @@
     </w:p>
     <w:p>
       <w:r>
+        <w:t>Secondary metrics are specificity, TN / (TN + FP); balanced accuracy, the mean of recall and specificity; the Matthews correlation coefficient (MCC) (Chicco &amp; Jurman, 2020); and ROC-AUC, which is threshold-free and reported for reference only.</w:t>
+      </w:r>
+    </w:p>
+    <w:p>
+      <w:pPr>
+        <w:pStyle w:val="Heading3"/>
+      </w:pPr>
+      <w:r>
         <w:lastRenderedPageBreak/>
-        <w:t>Secondary metrics are specificity, TN / (TN + FP); balanced accuracy, the mean of recall and specificity; the Matthews correlation coefficient (MCC) (Chicco &amp; Jurman, 2020); and ROC-AUC, which is threshold-free and reported for reference only.</w:t>
-      </w:r>
-    </w:p>
-    <w:p>
-      <w:pPr>
-        <w:pStyle w:val="Heading3"/>
-      </w:pPr>
-      <w:r>
         <w:t>3.12 Explainability</w:t>
       </w:r>
     </w:p>
@@ -2456,17 +2549,11 @@
         <w:pStyle w:val="Heading3"/>
       </w:pPr>
       <w:r>
-        <w:rPr>
-          <w:i w:val="0"/>
-        </w:rPr>
         <w:t>3.13 Entropy and Impurity Analysis</w:t>
       </w:r>
     </w:p>
     <w:p>
       <w:r>
-        <w:rPr>
-          <w:i w:val="0"/>
-        </w:rPr>
         <w:t>To describe how the tree-based models reduce uncertainty about the outcome, Gini impurity and entropy were calculated from the saved, trained models. For any group of patients (a node of a tree), let p be the proportion with CVD (Yes) and 1 − p the proportion without CVD (No).</w:t>
       </w:r>
     </w:p>
@@ -2477,7 +2564,6 @@
       <w:r>
         <w:rPr>
           <w:rFonts w:ascii="Cambria Math" w:hAnsi="Cambria Math"/>
-          <w:i w:val="0"/>
         </w:rPr>
         <w:t>Gini(p) = 1 − p² − (1 − p)²                                        (1)</w:t>
       </w:r>
@@ -2489,16 +2575,12 @@
       <w:r>
         <w:rPr>
           <w:rFonts w:ascii="Cambria Math" w:hAnsi="Cambria Math"/>
-          <w:i w:val="0"/>
         </w:rPr>
         <w:t>H(p) = −p·log₂(p) − (1 − p)·log₂(1 − p)   [bits]                    (2)</w:t>
       </w:r>
     </w:p>
     <w:p>
       <w:r>
-        <w:rPr>
-          <w:i w:val="0"/>
-        </w:rPr>
         <w:t>Both measures are 0 when a node contains only one class and are largest when p = 0.5 (Gini 0.5, entropy 1 bit). Entropy in natural-log units (nats) equals the value in bits multiplied by ln 2.</w:t>
       </w:r>
     </w:p>
@@ -2510,9 +2592,6 @@
         <w:t xml:space="preserve">Split. </w:t>
       </w:r>
       <w:r>
-        <w:rPr>
-          <w:i w:val="0"/>
-        </w:rPr>
         <w:t>When a node with N patients is divided into a left child (n_L patients) and a right child (n_R patients), the reduction in impurity is:</w:t>
       </w:r>
     </w:p>
@@ -2523,7 +2602,6 @@
       <w:r>
         <w:rPr>
           <w:rFonts w:ascii="Cambria Math" w:hAnsi="Cambria Math"/>
-          <w:i w:val="0"/>
         </w:rPr>
         <w:t>ΔGini = Gini(parent) − (n_L/N)·Gini(left) − (n_R/N)·Gini(right)          (3)</w:t>
       </w:r>
@@ -2535,7 +2613,6 @@
       <w:r>
         <w:rPr>
           <w:rFonts w:ascii="Cambria Math" w:hAnsi="Cambria Math"/>
-          <w:i w:val="0"/>
         </w:rPr>
         <w:t>Information gain = H(parent) − (n_L/N)·H(left) − (n_R/N)·H(right)        (4)</w:t>
       </w:r>
@@ -2548,9 +2625,6 @@
         <w:t xml:space="preserve">Whole tree. </w:t>
       </w:r>
       <w:r>
-        <w:rPr>
-          <w:i w:val="0"/>
-        </w:rPr>
         <w:t>The impurity remaining after a tree is the size-weighted average over its final nodes (leaves), and the reduction is expressed relative to the root node. The same is done for entropy.</w:t>
       </w:r>
     </w:p>
@@ -2561,7 +2635,6 @@
       <w:r>
         <w:rPr>
           <w:rFonts w:ascii="Cambria Math" w:hAnsi="Cambria Math"/>
-          <w:i w:val="0"/>
         </w:rPr>
         <w:t>Leaf-weighted Gini = Σ over leaves (n_leaf/N)·Gini(leaf)                    (5)</w:t>
       </w:r>
@@ -2573,7 +2646,6 @@
       <w:r>
         <w:rPr>
           <w:rFonts w:ascii="Cambria Math" w:hAnsi="Cambria Math"/>
-          <w:i w:val="0"/>
         </w:rPr>
         <w:t>Reduction (%) = 100 × (1 − leaf-weighted Gini / root Gini)                 (6)</w:t>
       </w:r>
@@ -2583,12 +2655,10 @@
         <w:rPr>
           <w:b/>
         </w:rPr>
+        <w:lastRenderedPageBreak/>
         <w:t xml:space="preserve">Feature importance. </w:t>
       </w:r>
       <w:r>
-        <w:rPr>
-          <w:i w:val="0"/>
-        </w:rPr>
         <w:t>Each split's reduction, weighted by the share of patients reaching that node, was credited to the feature used, divided by the total over all splits, and averaged over the trees of the model:</w:t>
       </w:r>
     </w:p>
@@ -2599,24 +2669,17 @@
       <w:r>
         <w:rPr>
           <w:rFonts w:ascii="Cambria Math" w:hAnsi="Cambria Math"/>
-          <w:i w:val="0"/>
         </w:rPr>
         <w:t>Importance(f) = Σ over splits on f (n_node/N)·ΔGini  ÷  Σ over all splits (n_node/N)·ΔGini      (7)</w:t>
       </w:r>
     </w:p>
     <w:p>
       <w:r>
-        <w:rPr>
-          <w:i w:val="0"/>
-        </w:rPr>
         <w:t>Using ΔGini gives the Gini importance (mean decrease in impurity); using the information gain gives the entropy importance.</w:t>
       </w:r>
     </w:p>
     <w:p>
       <w:r>
-        <w:rPr>
-          <w:i w:val="0"/>
-        </w:rPr>
         <w:t>Random Forest and Extra Trees were trained with the Gini criterion; entropy was calculated afterwards from the same class counts stored in each node, so the models were not changed. For Random Forest, node counts include the repeated rows of each tree's bootstrap sample; Extra Trees uses no bootstrap, so its root node equals the full training set.</w:t>
       </w:r>
     </w:p>
@@ -2628,9 +2691,6 @@
         <w:t xml:space="preserve">Boosted trees. </w:t>
       </w:r>
       <w:r>
-        <w:rPr>
-          <w:i w:val="0"/>
-        </w:rPr>
         <w:t>XGBoost and LightGBM nodes do not store class proportions. Their impurity is the binary log loss (cross-entropy). With predicted probability pᵢ and label yᵢ (1 = CVD, 0 = no CVD) for patient i:</w:t>
       </w:r>
     </w:p>
@@ -2641,7 +2701,6 @@
       <w:r>
         <w:rPr>
           <w:rFonts w:ascii="Cambria Math" w:hAnsi="Cambria Math"/>
-          <w:i w:val="0"/>
         </w:rPr>
         <w:t>Log loss = −Σᵢ [ yᵢ·ln(pᵢ) + (1 − yᵢ)·ln(1 − pᵢ) ]                              (8)</w:t>
       </w:r>
@@ -2653,7 +2712,6 @@
       <w:r>
         <w:rPr>
           <w:rFonts w:ascii="Cambria Math" w:hAnsi="Cambria Math"/>
-          <w:i w:val="0"/>
         </w:rPr>
         <w:t>gᵢ = pᵢ − yᵢ ,   hᵢ = pᵢ(1 − pᵢ) ,   G = Σ gᵢ ,   H = Σ hᵢ (hessian cover)      (9)</w:t>
       </w:r>
@@ -2665,7 +2723,6 @@
       <w:r>
         <w:rPr>
           <w:rFonts w:ascii="Cambria Math" w:hAnsi="Cambria Math"/>
-          <w:i w:val="0"/>
         </w:rPr>
         <w:t>Gain = ½ [ G_L²/(H_L + λ) + G_R²/(H_R + λ) − G²/(H + λ) ] − γ                (10)</w:t>
       </w:r>
@@ -2677,24 +2734,17 @@
       <w:r>
         <w:rPr>
           <w:rFonts w:ascii="Cambria Math" w:hAnsi="Cambria Math"/>
-          <w:i w:val="0"/>
         </w:rPr>
         <w:t>Leaf value = −G/(H + λ) × learning rate                                     (11)</w:t>
       </w:r>
     </w:p>
     <w:p>
       <w:r>
-        <w:rPr>
-          <w:i w:val="0"/>
-        </w:rPr>
         <w:t>λ and γ are the regularisation parameters selected in tuning (Section 3.6). Each library reports gain on its own scale, so the gain importance (gain on a feature divided by the total gain of the model) was compared only within a model. Before the first tree, both models predict the training prevalence for every patient, and the log loss of that constant prediction equals the training entropy in nats.</w:t>
       </w:r>
     </w:p>
     <w:p>
       <w:r>
-        <w:rPr>
-          <w:i w:val="0"/>
-        </w:rPr>
         <w:t>All quantities were read from the trained models and the training data they were fitted on; the BD dataset was not used for any of them. The recalculated Gini values matched the impurity stored by scikit-learn in all 800 Random Forest and Extra Trees trees, and a step-by-step recalculation of the worked examples in Section 4.6 reproduced the reported values.</w:t>
       </w:r>
     </w:p>
@@ -2767,6 +2817,7 @@
         <w:rPr>
           <w:b/>
         </w:rPr>
+        <w:lastRenderedPageBreak/>
         <w:t>XGBoost</w:t>
       </w:r>
       <w:r>
@@ -2839,7 +2890,6 @@
         <w:rPr>
           <w:b/>
         </w:rPr>
-        <w:lastRenderedPageBreak/>
         <w:t>Logistic Regression</w:t>
       </w:r>
       <w:r>
@@ -2944,7 +2994,7 @@
           </w:tcPr>
           <w:p>
             <w:r>
-              <w:t xml:space="preserve">0.771: above 7 of the 8 models, below LightGBM (0.775)</w:t>
+              <w:t>0.771: above 7 of the 8 models, below LightGBM (0.775)</w:t>
             </w:r>
           </w:p>
         </w:tc>
@@ -2976,7 +3026,7 @@
           </w:tcPr>
           <w:p>
             <w:r>
-              <w:t xml:space="preserve">0.426: above 7 of the 8, below LightGBM (0.431)</w:t>
+              <w:t>0.426: above 7 of the 8, below LightGBM (0.431)</w:t>
             </w:r>
           </w:p>
         </w:tc>
@@ -3008,7 +3058,7 @@
           </w:tcPr>
           <w:p>
             <w:r>
-              <w:t xml:space="preserve">0.765: above SVM (0.505) and LightGBM (0.759) only</w:t>
+              <w:t>0.765: above SVM (0.505) and LightGBM (0.759) only</w:t>
             </w:r>
           </w:p>
         </w:tc>
@@ -3040,7 +3090,7 @@
           </w:tcPr>
           <w:p>
             <w:r>
-              <w:t xml:space="preserve">0.548: above 7 of the 8, below LightGBM (0.550)</w:t>
+              <w:t>0.548: above 7 of the 8, below LightGBM (0.550)</w:t>
             </w:r>
           </w:p>
         </w:tc>
@@ -3072,7 +3122,7 @@
           </w:tcPr>
           <w:p>
             <w:r>
-              <w:t xml:space="preserve">9,188: fewer than 6 models; more than SVM (7,540) and LightGBM (8,936)</w:t>
+              <w:t>9,188: fewer than 6 models; more than SVM (7,540) and LightGBM (8,936)</w:t>
             </w:r>
           </w:p>
         </w:tc>
@@ -3104,7 +3154,7 @@
           </w:tcPr>
           <w:p>
             <w:r>
-              <w:t xml:space="preserve">2,097: more than 6 models; fewer than LightGBM (2,152) and SVM (4,421)</w:t>
+              <w:t>2,097: more than 6 models; fewer than LightGBM (2,152) and SVM (4,421)</w:t>
             </w:r>
           </w:p>
         </w:tc>
@@ -3122,7 +3172,11 @@
     </w:tbl>
     <w:p>
       <w:r>
-        <w:t xml:space="preserve">The Classifier Model therefore performed at the level of the strongest individual model rather than above it. This matches its meta-learner coefficients, in which LightGBM carried by far the largest weight (1.093) and XGBoost received a negative weight (−0.224), suggesting that XGBoost's information largely duplicated LightGBM's. Compared with the five models with the highest recall, the Classifier Model gave a more balanced precision–recall profile, with fewer false alarms at a modest cost in recall.</w:t>
+        <w:t xml:space="preserve">The Classifier Model therefore performed at the level of the strongest individual model rather than above it. This matches its meta-learner coefficients, in which LightGBM carried by far the largest weight (1.093) and XGBoost received a negative weight (−0.224), suggesting that XGBoost's information largely </w:t>
+      </w:r>
+      <w:r>
+        <w:lastRenderedPageBreak/>
+        <w:t>duplicated LightGBM's. Compared with the five models with the highest recall, the Classifier Model gave a more balanced precision–recall profile, with fewer false alarms at a modest cost in recall.</w:t>
       </w:r>
     </w:p>
     <w:p>
@@ -3143,7 +3197,7 @@
         <w:rPr>
           <w:b/>
         </w:rPr>
-        <w:t xml:space="preserve">Memorisation versus generalisation.</w:t>
+        <w:t>Memorisation versus generalisation.</w:t>
       </w:r>
       <w:r>
         <w:t xml:space="preserve"> In-sample training scores show how closely each model fitted its training data.</w:t>
@@ -3172,7 +3226,6 @@
           </w:tcPr>
           <w:p>
             <w:r>
-              <w:lastRenderedPageBreak/>
               <w:t>Model</w:t>
             </w:r>
           </w:p>
@@ -3491,7 +3544,7 @@
     </w:tbl>
     <w:p>
       <w:r>
-        <w:t xml:space="preserve">KNN's perfect training score is expected with distance weighting, because each training patient is its own nearest neighbour; only its test score is meaningful. The deep Extra Trees and Random Forest models also fitted the training data closely but still generalised well. The regularised boosting models, the linear model, the SVM and the early-stopped neural network showed almost no gap.</w:t>
+        <w:t>KNN's perfect training score is expected with distance weighting, because each training patient is its own nearest neighbour; only its test score is meaningful. The deep Extra Trees and Random Forest models also fitted the training data closely but still generalised well. The regularised boosting models, the linear model, the SVM and the early-stopped neural network showed almost no gap.</w:t>
       </w:r>
     </w:p>
     <w:p>
@@ -3701,6 +3754,7 @@
           </w:tcPr>
           <w:p>
             <w:r>
+              <w:lastRenderedPageBreak/>
               <w:t>Age</w:t>
             </w:r>
           </w:p>
@@ -4013,7 +4067,6 @@
           </w:tcPr>
           <w:p>
             <w:r>
-              <w:lastRenderedPageBreak/>
               <w:t>Physical activity</w:t>
             </w:r>
           </w:p>
@@ -4062,7 +4115,7 @@
     </w:tbl>
     <w:p>
       <w:r>
-        <w:t xml:space="preserve">The Random Forest and Extra Trees values are shares of entropy-based information gain; the XGBoost and LightGBM values are shares of split gain. Across all Random Forest trees, splits reduced mean Gini impurity from 0.297 at the root to 0.190 in the leaves (36.2%) and entropy from 0.683 to 0.439 bits (35.8%). For Extra Trees the reductions were 35.2% (Gini) and 37.2% (entropy). In the development data, patients with systolic BP of 140 mmHg or above had a CVD rate of 42.7%, against 13.5% below that level.</w:t>
+        <w:t>The Random Forest and Extra Trees values are shares of entropy-based information gain; the XGBoost and LightGBM values are shares of split gain. Across all Random Forest trees, splits reduced mean Gini impurity from 0.297 at the root to 0.190 in the leaves (36.2%) and entropy from 0.683 to 0.439 bits (35.8%). For Extra Trees the reductions were 35.2% (Gini) and 37.2% (entropy). In the development data, patients with systolic BP of 140 mmHg or above had a CVD rate of 42.7%, against 13.5% below that level.</w:t>
       </w:r>
     </w:p>
     <w:p>
@@ -4086,7 +4139,7 @@
     </w:p>
     <w:p>
       <w:r>
-        <w:t xml:space="preserve">Across models, higher recall was generally accompanied by lower precision. Extra Trees, XGBoost, the MLP and Logistic Regression all exceeded 0.77 recall but had precision between 0.298 and 0.410, whereas the SVM reversed the pattern (recall 0.505, fewest false positives).</w:t>
+        <w:t>Across models, higher recall was generally accompanied by lower precision. Extra Trees, XGBoost, the MLP and Logistic Regression all exceeded 0.77 recall but had precision between 0.298 and 0.410, whereas the SVM reversed the pattern (recall 0.505, fewest false positives).</w:t>
       </w:r>
     </w:p>
     <w:p>
@@ -4206,6 +4259,7 @@
           </w:tcPr>
           <w:p>
             <w:r>
+              <w:lastRenderedPageBreak/>
               <w:t>Test, threshold 0.1908</w:t>
             </w:r>
           </w:p>
@@ -4410,8 +4464,7 @@
     </w:tbl>
     <w:p>
       <w:r>
-        <w:lastRenderedPageBreak/>
-        <w:t xml:space="preserve">At 0.5, accuracy and precision rise because far fewer patients are predicted as CVD, but recall falls to 39.9% on test and 15.3% on BD. The validation-chosen threshold gives the higher F1 on both sets. For a screening use, a false negative (a missed CVD patient) is generally considered more costly than a false positive, which would favour the lower threshold; this study did not formally assign costs to the two error types.</w:t>
+        <w:t>At 0.5, accuracy and precision rise because far fewer patients are predicted as CVD, but recall falls to 39.9% on test and 15.3% on BD. The validation-chosen threshold gives the higher F1 on both sets. For a screening use, a false negative (a missed CVD patient) is generally considered more costly than a false positive, which would favour the lower threshold; this study did not formally assign costs to the two error types.</w:t>
       </w:r>
     </w:p>
     <w:p>
@@ -5005,7 +5058,8 @@
         <w:rPr>
           <w:b/>
         </w:rPr>
-        <w:t xml:space="preserve">XGBoost and LightGBM</w:t>
+        <w:lastRenderedPageBreak/>
+        <w:t>XGBoost and LightGBM</w:t>
       </w:r>
       <w:r>
         <w:t xml:space="preserve"> kept the highest BD accuracy and precision but lost the most recall (to 0.483 and 0.491), so they missed about half of BD CVD patients.</w:t>
@@ -5082,7 +5136,6 @@
         <w:rPr>
           <w:b/>
         </w:rPr>
-        <w:lastRenderedPageBreak/>
         <w:t>Prevalence shift.</w:t>
       </w:r>
       <w:r>
@@ -5119,7 +5172,7 @@
         <w:rPr>
           <w:b/>
         </w:rPr>
-        <w:t xml:space="preserve">Category mapping.</w:t>
+        <w:t>Category mapping.</w:t>
       </w:r>
       <w:r>
         <w:t xml:space="preserve"> Physical activity was recorded as Low/Moderate/High in BD and mapped to yes/no by the study's decision.</w:t>
@@ -5140,17 +5193,11 @@
         <w:pStyle w:val="Heading3"/>
       </w:pPr>
       <w:r>
-        <w:rPr>
-          <w:i w:val="0"/>
-        </w:rPr>
         <w:t>4.6 Entropy and Impurity Findings</w:t>
       </w:r>
     </w:p>
     <w:p>
       <w:r>
-        <w:rPr>
-          <w:i w:val="0"/>
-        </w:rPr>
         <w:t>The results in this section are computed on the training data inside the trees. They describe what the models learned, not their predictive performance.</w:t>
       </w:r>
     </w:p>
@@ -5168,9 +5215,9 @@
     <w:tbl>
       <w:tblPr>
         <w:tblStyle w:val="TableGrid"/>
-        <w:tblW w:type="auto" w:w="0"/>
+        <w:tblW w:w="0" w:type="auto"/>
         <w:tblLayout w:type="fixed"/>
-        <w:tblLook w:firstColumn="1" w:firstRow="1" w:lastColumn="0" w:lastRow="0" w:noHBand="0" w:noVBand="1" w:val="04A0"/>
+        <w:tblLook w:val="04A0" w:firstRow="1" w:lastRow="0" w:firstColumn="1" w:lastColumn="0" w:noHBand="0" w:noVBand="1"/>
       </w:tblPr>
       <w:tblGrid>
         <w:gridCol w:w="2160"/>
@@ -5186,7 +5233,7 @@
         </w:trPr>
         <w:tc>
           <w:tcPr>
-            <w:tcW w:type="dxa" w:w="2160"/>
+            <w:tcW w:w="2160" w:type="dxa"/>
             <w:shd w:val="clear" w:color="auto" w:fill="F2F2F2"/>
           </w:tcPr>
           <w:p>
@@ -5197,7 +5244,7 @@
         </w:tc>
         <w:tc>
           <w:tcPr>
-            <w:tcW w:type="dxa" w:w="1440"/>
+            <w:tcW w:w="1440" w:type="dxa"/>
             <w:shd w:val="clear" w:color="auto" w:fill="F2F2F2"/>
           </w:tcPr>
           <w:p>
@@ -5208,7 +5255,7 @@
         </w:tc>
         <w:tc>
           <w:tcPr>
-            <w:tcW w:type="dxa" w:w="1440"/>
+            <w:tcW w:w="1440" w:type="dxa"/>
             <w:shd w:val="clear" w:color="auto" w:fill="F2F2F2"/>
           </w:tcPr>
           <w:p>
@@ -5219,7 +5266,7 @@
         </w:tc>
         <w:tc>
           <w:tcPr>
-            <w:tcW w:type="dxa" w:w="1440"/>
+            <w:tcW w:w="1440" w:type="dxa"/>
             <w:shd w:val="clear" w:color="auto" w:fill="F2F2F2"/>
           </w:tcPr>
           <w:p>
@@ -5230,7 +5277,7 @@
         </w:tc>
         <w:tc>
           <w:tcPr>
-            <w:tcW w:type="dxa" w:w="1440"/>
+            <w:tcW w:w="1440" w:type="dxa"/>
             <w:shd w:val="clear" w:color="auto" w:fill="F2F2F2"/>
           </w:tcPr>
           <w:p>
@@ -5241,7 +5288,7 @@
         </w:tc>
         <w:tc>
           <w:tcPr>
-            <w:tcW w:type="dxa" w:w="1440"/>
+            <w:tcW w:w="1440" w:type="dxa"/>
             <w:shd w:val="clear" w:color="auto" w:fill="F2F2F2"/>
           </w:tcPr>
           <w:p>
@@ -5254,7 +5301,7 @@
       <w:tr>
         <w:tc>
           <w:tcPr>
-            <w:tcW w:type="dxa" w:w="2160"/>
+            <w:tcW w:w="2160" w:type="dxa"/>
           </w:tcPr>
           <w:p>
             <w:r>
@@ -5264,7 +5311,7 @@
         </w:tc>
         <w:tc>
           <w:tcPr>
-            <w:tcW w:type="dxa" w:w="1440"/>
+            <w:tcW w:w="1440" w:type="dxa"/>
           </w:tcPr>
           <w:p>
             <w:r>
@@ -5274,7 +5321,7 @@
         </w:tc>
         <w:tc>
           <w:tcPr>
-            <w:tcW w:type="dxa" w:w="1440"/>
+            <w:tcW w:w="1440" w:type="dxa"/>
           </w:tcPr>
           <w:p>
             <w:r>
@@ -5284,7 +5331,7 @@
         </w:tc>
         <w:tc>
           <w:tcPr>
-            <w:tcW w:type="dxa" w:w="1440"/>
+            <w:tcW w:w="1440" w:type="dxa"/>
           </w:tcPr>
           <w:p>
             <w:r>
@@ -5294,7 +5341,7 @@
         </w:tc>
         <w:tc>
           <w:tcPr>
-            <w:tcW w:type="dxa" w:w="1440"/>
+            <w:tcW w:w="1440" w:type="dxa"/>
           </w:tcPr>
           <w:p>
             <w:r>
@@ -5304,7 +5351,7 @@
         </w:tc>
         <w:tc>
           <w:tcPr>
-            <w:tcW w:type="dxa" w:w="1440"/>
+            <w:tcW w:w="1440" w:type="dxa"/>
           </w:tcPr>
           <w:p>
             <w:r>
@@ -5316,7 +5363,7 @@
       <w:tr>
         <w:tc>
           <w:tcPr>
-            <w:tcW w:type="dxa" w:w="2160"/>
+            <w:tcW w:w="2160" w:type="dxa"/>
           </w:tcPr>
           <w:p>
             <w:r>
@@ -5326,7 +5373,7 @@
         </w:tc>
         <w:tc>
           <w:tcPr>
-            <w:tcW w:type="dxa" w:w="1440"/>
+            <w:tcW w:w="1440" w:type="dxa"/>
           </w:tcPr>
           <w:p>
             <w:r>
@@ -5336,7 +5383,7 @@
         </w:tc>
         <w:tc>
           <w:tcPr>
-            <w:tcW w:type="dxa" w:w="1440"/>
+            <w:tcW w:w="1440" w:type="dxa"/>
           </w:tcPr>
           <w:p>
             <w:r>
@@ -5346,7 +5393,7 @@
         </w:tc>
         <w:tc>
           <w:tcPr>
-            <w:tcW w:type="dxa" w:w="1440"/>
+            <w:tcW w:w="1440" w:type="dxa"/>
           </w:tcPr>
           <w:p>
             <w:r>
@@ -5356,7 +5403,7 @@
         </w:tc>
         <w:tc>
           <w:tcPr>
-            <w:tcW w:type="dxa" w:w="1440"/>
+            <w:tcW w:w="1440" w:type="dxa"/>
           </w:tcPr>
           <w:p>
             <w:r>
@@ -5366,7 +5413,7 @@
         </w:tc>
         <w:tc>
           <w:tcPr>
-            <w:tcW w:type="dxa" w:w="1440"/>
+            <w:tcW w:w="1440" w:type="dxa"/>
           </w:tcPr>
           <w:p>
             <w:r>
@@ -5384,8 +5431,8 @@
       <w:r>
         <w:rPr>
           <w:rFonts w:ascii="Cambria Math" w:hAnsi="Cambria Math"/>
-          <w:i w:val="0"/>
         </w:rPr>
+        <w:lastRenderedPageBreak/>
         <w:t>Gini = 1 − 0.1815² − 0.8185² = 0.2971</w:t>
       </w:r>
     </w:p>
@@ -5396,16 +5443,12 @@
       <w:r>
         <w:rPr>
           <w:rFonts w:ascii="Cambria Math" w:hAnsi="Cambria Math"/>
-          <w:i w:val="0"/>
         </w:rPr>
         <w:t>H = −0.1815·log₂(0.1815) − 0.8185·log₂(0.8185) = 0.6833 bits</w:t>
       </w:r>
     </w:p>
     <w:p>
       <w:r>
-        <w:rPr>
-          <w:i w:val="0"/>
-        </w:rPr>
         <w:t>The BD outcome was more uncertain than the training outcome (0.814 vs 0.683 bits) because its prevalence was closer to 50%. The BD values are descriptive only and were not used by any model.</w:t>
       </w:r>
     </w:p>
@@ -5417,18 +5460,15 @@
         <w:t xml:space="preserve">A single split. </w:t>
       </w:r>
       <w:r>
-        <w:rPr>
-          <w:i w:val="0"/>
-        </w:rPr>
         <w:t>The first split of Random Forest tree 0 was diastolic BP ≤ 79.75 mmHg.</w:t>
       </w:r>
     </w:p>
     <w:tbl>
       <w:tblPr>
         <w:tblStyle w:val="TableGrid"/>
-        <w:tblW w:type="auto" w:w="0"/>
+        <w:tblW w:w="0" w:type="auto"/>
         <w:tblLayout w:type="fixed"/>
-        <w:tblLook w:firstColumn="1" w:firstRow="1" w:lastColumn="0" w:lastRow="0" w:noHBand="0" w:noVBand="1" w:val="04A0"/>
+        <w:tblLook w:val="04A0" w:firstRow="1" w:lastRow="0" w:firstColumn="1" w:lastColumn="0" w:noHBand="0" w:noVBand="1"/>
       </w:tblPr>
       <w:tblGrid>
         <w:gridCol w:w="3120"/>
@@ -5443,7 +5483,7 @@
         </w:trPr>
         <w:tc>
           <w:tcPr>
-            <w:tcW w:type="dxa" w:w="3120"/>
+            <w:tcW w:w="3120" w:type="dxa"/>
             <w:shd w:val="clear" w:color="auto" w:fill="F2F2F2"/>
           </w:tcPr>
           <w:p>
@@ -5454,7 +5494,7 @@
         </w:tc>
         <w:tc>
           <w:tcPr>
-            <w:tcW w:type="dxa" w:w="1560"/>
+            <w:tcW w:w="1560" w:type="dxa"/>
             <w:shd w:val="clear" w:color="auto" w:fill="F2F2F2"/>
           </w:tcPr>
           <w:p>
@@ -5465,7 +5505,7 @@
         </w:tc>
         <w:tc>
           <w:tcPr>
-            <w:tcW w:type="dxa" w:w="1560"/>
+            <w:tcW w:w="1560" w:type="dxa"/>
             <w:shd w:val="clear" w:color="auto" w:fill="F2F2F2"/>
           </w:tcPr>
           <w:p>
@@ -5476,7 +5516,7 @@
         </w:tc>
         <w:tc>
           <w:tcPr>
-            <w:tcW w:type="dxa" w:w="1560"/>
+            <w:tcW w:w="1560" w:type="dxa"/>
             <w:shd w:val="clear" w:color="auto" w:fill="F2F2F2"/>
           </w:tcPr>
           <w:p>
@@ -5487,7 +5527,7 @@
         </w:tc>
         <w:tc>
           <w:tcPr>
-            <w:tcW w:type="dxa" w:w="1560"/>
+            <w:tcW w:w="1560" w:type="dxa"/>
             <w:shd w:val="clear" w:color="auto" w:fill="F2F2F2"/>
           </w:tcPr>
           <w:p>
@@ -5500,7 +5540,7 @@
       <w:tr>
         <w:tc>
           <w:tcPr>
-            <w:tcW w:type="dxa" w:w="3120"/>
+            <w:tcW w:w="3120" w:type="dxa"/>
           </w:tcPr>
           <w:p>
             <w:r>
@@ -5510,7 +5550,7 @@
         </w:tc>
         <w:tc>
           <w:tcPr>
-            <w:tcW w:type="dxa" w:w="1560"/>
+            <w:tcW w:w="1560" w:type="dxa"/>
           </w:tcPr>
           <w:p>
             <w:r>
@@ -5520,7 +5560,7 @@
         </w:tc>
         <w:tc>
           <w:tcPr>
-            <w:tcW w:type="dxa" w:w="1560"/>
+            <w:tcW w:w="1560" w:type="dxa"/>
           </w:tcPr>
           <w:p>
             <w:r>
@@ -5530,7 +5570,7 @@
         </w:tc>
         <w:tc>
           <w:tcPr>
-            <w:tcW w:type="dxa" w:w="1560"/>
+            <w:tcW w:w="1560" w:type="dxa"/>
           </w:tcPr>
           <w:p>
             <w:r>
@@ -5540,7 +5580,7 @@
         </w:tc>
         <w:tc>
           <w:tcPr>
-            <w:tcW w:type="dxa" w:w="1560"/>
+            <w:tcW w:w="1560" w:type="dxa"/>
           </w:tcPr>
           <w:p>
             <w:r>
@@ -5552,7 +5592,7 @@
       <w:tr>
         <w:tc>
           <w:tcPr>
-            <w:tcW w:type="dxa" w:w="3120"/>
+            <w:tcW w:w="3120" w:type="dxa"/>
           </w:tcPr>
           <w:p>
             <w:r>
@@ -5562,7 +5602,7 @@
         </w:tc>
         <w:tc>
           <w:tcPr>
-            <w:tcW w:type="dxa" w:w="1560"/>
+            <w:tcW w:w="1560" w:type="dxa"/>
           </w:tcPr>
           <w:p>
             <w:r>
@@ -5572,7 +5612,7 @@
         </w:tc>
         <w:tc>
           <w:tcPr>
-            <w:tcW w:type="dxa" w:w="1560"/>
+            <w:tcW w:w="1560" w:type="dxa"/>
           </w:tcPr>
           <w:p>
             <w:r>
@@ -5582,7 +5622,7 @@
         </w:tc>
         <w:tc>
           <w:tcPr>
-            <w:tcW w:type="dxa" w:w="1560"/>
+            <w:tcW w:w="1560" w:type="dxa"/>
           </w:tcPr>
           <w:p>
             <w:r>
@@ -5592,7 +5632,7 @@
         </w:tc>
         <w:tc>
           <w:tcPr>
-            <w:tcW w:type="dxa" w:w="1560"/>
+            <w:tcW w:w="1560" w:type="dxa"/>
           </w:tcPr>
           <w:p>
             <w:r>
@@ -5604,7 +5644,7 @@
       <w:tr>
         <w:tc>
           <w:tcPr>
-            <w:tcW w:type="dxa" w:w="3120"/>
+            <w:tcW w:w="3120" w:type="dxa"/>
           </w:tcPr>
           <w:p>
             <w:r>
@@ -5614,7 +5654,7 @@
         </w:tc>
         <w:tc>
           <w:tcPr>
-            <w:tcW w:type="dxa" w:w="1560"/>
+            <w:tcW w:w="1560" w:type="dxa"/>
           </w:tcPr>
           <w:p>
             <w:r>
@@ -5624,7 +5664,7 @@
         </w:tc>
         <w:tc>
           <w:tcPr>
-            <w:tcW w:type="dxa" w:w="1560"/>
+            <w:tcW w:w="1560" w:type="dxa"/>
           </w:tcPr>
           <w:p>
             <w:r>
@@ -5634,7 +5674,7 @@
         </w:tc>
         <w:tc>
           <w:tcPr>
-            <w:tcW w:type="dxa" w:w="1560"/>
+            <w:tcW w:w="1560" w:type="dxa"/>
           </w:tcPr>
           <w:p>
             <w:r>
@@ -5644,7 +5684,7 @@
         </w:tc>
         <w:tc>
           <w:tcPr>
-            <w:tcW w:type="dxa" w:w="1560"/>
+            <w:tcW w:w="1560" w:type="dxa"/>
           </w:tcPr>
           <w:p>
             <w:r>
@@ -5662,7 +5702,6 @@
       <w:r>
         <w:rPr>
           <w:rFonts w:ascii="Cambria Math" w:hAnsi="Cambria Math"/>
-          <w:i w:val="0"/>
         </w:rPr>
         <w:t>ΔGini = 0.2966 − 0.4846 × 0.1242 − 0.5154 × 0.4108 = 0.0247</w:t>
       </w:r>
@@ -5674,16 +5713,12 @@
       <w:r>
         <w:rPr>
           <w:rFonts w:ascii="Cambria Math" w:hAnsi="Cambria Math"/>
-          <w:i w:val="0"/>
         </w:rPr>
         <w:t>Information gain = 0.6824 − 0.4846 × 0.3529 − 0.5154 × 0.8671 = 0.0645 bits</w:t>
       </w:r>
     </w:p>
     <w:p>
       <w:r>
-        <w:rPr>
-          <w:i w:val="0"/>
-        </w:rPr>
         <w:t>Patient counts include bootstrap repeats (144,973 distinct training rows reached this tree). Patients at or below this diastolic value had a CVD proportion of 6.7%, against 28.9% above it. The first tree of LightGBM chose the same split (diastolic BP ≤ 79.75), and the first tree of XGBoost split on systolic BP &lt; 119.5. The first split of Extra Trees tree 0 was on diabetes at a randomly drawn threshold, with a Gini decrease of only 0.0021, which illustrates the random thresholds of that method; its reduction comes from averaging 500 such trees.</w:t>
       </w:r>
     </w:p>
@@ -5701,9 +5736,9 @@
     <w:tbl>
       <w:tblPr>
         <w:tblStyle w:val="TableGrid"/>
-        <w:tblW w:type="auto" w:w="0"/>
+        <w:tblW w:w="0" w:type="auto"/>
         <w:tblLayout w:type="fixed"/>
-        <w:tblLook w:firstColumn="1" w:firstRow="1" w:lastColumn="0" w:lastRow="0" w:noHBand="0" w:noVBand="1" w:val="04A0"/>
+        <w:tblLook w:val="04A0" w:firstRow="1" w:lastRow="0" w:firstColumn="1" w:lastColumn="0" w:noHBand="0" w:noVBand="1"/>
       </w:tblPr>
       <w:tblGrid>
         <w:gridCol w:w="3720"/>
@@ -5716,7 +5751,7 @@
         </w:trPr>
         <w:tc>
           <w:tcPr>
-            <w:tcW w:type="dxa" w:w="3720"/>
+            <w:tcW w:w="3720" w:type="dxa"/>
             <w:shd w:val="clear" w:color="auto" w:fill="F2F2F2"/>
           </w:tcPr>
           <w:p>
@@ -5727,7 +5762,7 @@
         </w:tc>
         <w:tc>
           <w:tcPr>
-            <w:tcW w:type="dxa" w:w="2820"/>
+            <w:tcW w:w="2820" w:type="dxa"/>
             <w:shd w:val="clear" w:color="auto" w:fill="F2F2F2"/>
           </w:tcPr>
           <w:p>
@@ -5738,7 +5773,7 @@
         </w:tc>
         <w:tc>
           <w:tcPr>
-            <w:tcW w:type="dxa" w:w="2820"/>
+            <w:tcW w:w="2820" w:type="dxa"/>
             <w:shd w:val="clear" w:color="auto" w:fill="F2F2F2"/>
           </w:tcPr>
           <w:p>
@@ -5751,7 +5786,7 @@
       <w:tr>
         <w:tc>
           <w:tcPr>
-            <w:tcW w:type="dxa" w:w="3720"/>
+            <w:tcW w:w="3720" w:type="dxa"/>
           </w:tcPr>
           <w:p>
             <w:r>
@@ -5761,7 +5796,7 @@
         </w:tc>
         <w:tc>
           <w:tcPr>
-            <w:tcW w:type="dxa" w:w="2820"/>
+            <w:tcW w:w="2820" w:type="dxa"/>
           </w:tcPr>
           <w:p>
             <w:r>
@@ -5771,7 +5806,7 @@
         </w:tc>
         <w:tc>
           <w:tcPr>
-            <w:tcW w:type="dxa" w:w="2820"/>
+            <w:tcW w:w="2820" w:type="dxa"/>
           </w:tcPr>
           <w:p>
             <w:r>
@@ -5783,7 +5818,7 @@
       <w:tr>
         <w:tc>
           <w:tcPr>
-            <w:tcW w:type="dxa" w:w="3720"/>
+            <w:tcW w:w="3720" w:type="dxa"/>
           </w:tcPr>
           <w:p>
             <w:r>
@@ -5793,7 +5828,7 @@
         </w:tc>
         <w:tc>
           <w:tcPr>
-            <w:tcW w:type="dxa" w:w="2820"/>
+            <w:tcW w:w="2820" w:type="dxa"/>
           </w:tcPr>
           <w:p>
             <w:r>
@@ -5803,7 +5838,7 @@
         </w:tc>
         <w:tc>
           <w:tcPr>
-            <w:tcW w:type="dxa" w:w="2820"/>
+            <w:tcW w:w="2820" w:type="dxa"/>
           </w:tcPr>
           <w:p>
             <w:r>
@@ -5815,7 +5850,7 @@
       <w:tr>
         <w:tc>
           <w:tcPr>
-            <w:tcW w:type="dxa" w:w="3720"/>
+            <w:tcW w:w="3720" w:type="dxa"/>
           </w:tcPr>
           <w:p>
             <w:r>
@@ -5825,7 +5860,7 @@
         </w:tc>
         <w:tc>
           <w:tcPr>
-            <w:tcW w:type="dxa" w:w="2820"/>
+            <w:tcW w:w="2820" w:type="dxa"/>
           </w:tcPr>
           <w:p>
             <w:r>
@@ -5835,7 +5870,7 @@
         </w:tc>
         <w:tc>
           <w:tcPr>
-            <w:tcW w:type="dxa" w:w="2820"/>
+            <w:tcW w:w="2820" w:type="dxa"/>
           </w:tcPr>
           <w:p>
             <w:r>
@@ -5847,7 +5882,7 @@
       <w:tr>
         <w:tc>
           <w:tcPr>
-            <w:tcW w:type="dxa" w:w="3720"/>
+            <w:tcW w:w="3720" w:type="dxa"/>
           </w:tcPr>
           <w:p>
             <w:r>
@@ -5857,7 +5892,7 @@
         </w:tc>
         <w:tc>
           <w:tcPr>
-            <w:tcW w:type="dxa" w:w="2820"/>
+            <w:tcW w:w="2820" w:type="dxa"/>
           </w:tcPr>
           <w:p>
             <w:r>
@@ -5867,7 +5902,7 @@
         </w:tc>
         <w:tc>
           <w:tcPr>
-            <w:tcW w:type="dxa" w:w="2820"/>
+            <w:tcW w:w="2820" w:type="dxa"/>
           </w:tcPr>
           <w:p>
             <w:r>
@@ -5879,7 +5914,7 @@
       <w:tr>
         <w:tc>
           <w:tcPr>
-            <w:tcW w:type="dxa" w:w="3720"/>
+            <w:tcW w:w="3720" w:type="dxa"/>
           </w:tcPr>
           <w:p>
             <w:r>
@@ -5889,7 +5924,7 @@
         </w:tc>
         <w:tc>
           <w:tcPr>
-            <w:tcW w:type="dxa" w:w="2820"/>
+            <w:tcW w:w="2820" w:type="dxa"/>
           </w:tcPr>
           <w:p>
             <w:r>
@@ -5899,7 +5934,7 @@
         </w:tc>
         <w:tc>
           <w:tcPr>
-            <w:tcW w:type="dxa" w:w="2820"/>
+            <w:tcW w:w="2820" w:type="dxa"/>
           </w:tcPr>
           <w:p>
             <w:r>
@@ -5911,7 +5946,7 @@
       <w:tr>
         <w:tc>
           <w:tcPr>
-            <w:tcW w:type="dxa" w:w="3720"/>
+            <w:tcW w:w="3720" w:type="dxa"/>
           </w:tcPr>
           <w:p>
             <w:r>
@@ -5921,7 +5956,7 @@
         </w:tc>
         <w:tc>
           <w:tcPr>
-            <w:tcW w:type="dxa" w:w="2820"/>
+            <w:tcW w:w="2820" w:type="dxa"/>
           </w:tcPr>
           <w:p>
             <w:r>
@@ -5931,7 +5966,7 @@
         </w:tc>
         <w:tc>
           <w:tcPr>
-            <w:tcW w:type="dxa" w:w="2820"/>
+            <w:tcW w:w="2820" w:type="dxa"/>
           </w:tcPr>
           <w:p>
             <w:r>
@@ -5943,7 +5978,7 @@
       <w:tr>
         <w:tc>
           <w:tcPr>
-            <w:tcW w:type="dxa" w:w="3720"/>
+            <w:tcW w:w="3720" w:type="dxa"/>
           </w:tcPr>
           <w:p>
             <w:r>
@@ -5953,7 +5988,7 @@
         </w:tc>
         <w:tc>
           <w:tcPr>
-            <w:tcW w:type="dxa" w:w="2820"/>
+            <w:tcW w:w="2820" w:type="dxa"/>
           </w:tcPr>
           <w:p>
             <w:r>
@@ -5963,7 +5998,7 @@
         </w:tc>
         <w:tc>
           <w:tcPr>
-            <w:tcW w:type="dxa" w:w="2820"/>
+            <w:tcW w:w="2820" w:type="dxa"/>
           </w:tcPr>
           <w:p>
             <w:r>
@@ -5975,7 +6010,7 @@
       <w:tr>
         <w:tc>
           <w:tcPr>
-            <w:tcW w:type="dxa" w:w="3720"/>
+            <w:tcW w:w="3720" w:type="dxa"/>
           </w:tcPr>
           <w:p>
             <w:r>
@@ -5985,7 +6020,7 @@
         </w:tc>
         <w:tc>
           <w:tcPr>
-            <w:tcW w:type="dxa" w:w="2820"/>
+            <w:tcW w:w="2820" w:type="dxa"/>
           </w:tcPr>
           <w:p>
             <w:r>
@@ -5995,7 +6030,7 @@
         </w:tc>
         <w:tc>
           <w:tcPr>
-            <w:tcW w:type="dxa" w:w="2820"/>
+            <w:tcW w:w="2820" w:type="dxa"/>
           </w:tcPr>
           <w:p>
             <w:r>
@@ -6008,10 +6043,11 @@
     <w:p/>
     <w:p>
       <w:r>
-        <w:rPr>
-          <w:i w:val="0"/>
-        </w:rPr>
-        <w:t>Each forest removed a little over a third of the outcome's impurity. The remaining leaf impurity (Gini about 0.19) means that many final nodes still contained both CVD and non-CVD patients, which is consistent with the moderate precision of all models (Section 4.4). Extra Trees grew about 3.7 times as many nodes per tree as Random Forest but reached a similar reduction.</w:t>
+        <w:t xml:space="preserve">Each forest removed a little over a third of the outcome's impurity. The remaining leaf impurity (Gini about 0.19) means that many final nodes still contained both CVD and non-CVD patients, which is </w:t>
+      </w:r>
+      <w:r>
+        <w:lastRenderedPageBreak/>
+        <w:t>consistent with the moderate precision of all models (Section 4.4). Extra Trees grew about 3.7 times as many nodes per tree as Random Forest but reached a similar reduction.</w:t>
       </w:r>
     </w:p>
     <w:p>
@@ -6028,9 +6064,9 @@
     <w:tbl>
       <w:tblPr>
         <w:tblStyle w:val="TableGrid"/>
-        <w:tblW w:type="auto" w:w="0"/>
+        <w:tblW w:w="0" w:type="auto"/>
         <w:tblLayout w:type="fixed"/>
-        <w:tblLook w:firstColumn="1" w:firstRow="1" w:lastColumn="0" w:lastRow="0" w:noHBand="0" w:noVBand="1" w:val="04A0"/>
+        <w:tblLook w:val="04A0" w:firstRow="1" w:lastRow="0" w:firstColumn="1" w:lastColumn="0" w:noHBand="0" w:noVBand="1"/>
       </w:tblPr>
       <w:tblGrid>
         <w:gridCol w:w="2160"/>
@@ -6045,7 +6081,7 @@
         </w:trPr>
         <w:tc>
           <w:tcPr>
-            <w:tcW w:type="dxa" w:w="2160"/>
+            <w:tcW w:w="2160" w:type="dxa"/>
             <w:shd w:val="clear" w:color="auto" w:fill="F2F2F2"/>
           </w:tcPr>
           <w:p>
@@ -6056,7 +6092,7 @@
         </w:tc>
         <w:tc>
           <w:tcPr>
-            <w:tcW w:type="dxa" w:w="1800"/>
+            <w:tcW w:w="1800" w:type="dxa"/>
             <w:shd w:val="clear" w:color="auto" w:fill="F2F2F2"/>
           </w:tcPr>
           <w:p>
@@ -6067,7 +6103,7 @@
         </w:tc>
         <w:tc>
           <w:tcPr>
-            <w:tcW w:type="dxa" w:w="1800"/>
+            <w:tcW w:w="1800" w:type="dxa"/>
             <w:shd w:val="clear" w:color="auto" w:fill="F2F2F2"/>
           </w:tcPr>
           <w:p>
@@ -6078,7 +6114,7 @@
         </w:tc>
         <w:tc>
           <w:tcPr>
-            <w:tcW w:type="dxa" w:w="1800"/>
+            <w:tcW w:w="1800" w:type="dxa"/>
             <w:shd w:val="clear" w:color="auto" w:fill="F2F2F2"/>
           </w:tcPr>
           <w:p>
@@ -6089,7 +6125,7 @@
         </w:tc>
         <w:tc>
           <w:tcPr>
-            <w:tcW w:type="dxa" w:w="1800"/>
+            <w:tcW w:w="1800" w:type="dxa"/>
             <w:shd w:val="clear" w:color="auto" w:fill="F2F2F2"/>
           </w:tcPr>
           <w:p>
@@ -6102,7 +6138,7 @@
       <w:tr>
         <w:tc>
           <w:tcPr>
-            <w:tcW w:type="dxa" w:w="2160"/>
+            <w:tcW w:w="2160" w:type="dxa"/>
           </w:tcPr>
           <w:p>
             <w:r>
@@ -6112,7 +6148,7 @@
         </w:tc>
         <w:tc>
           <w:tcPr>
-            <w:tcW w:type="dxa" w:w="1800"/>
+            <w:tcW w:w="1800" w:type="dxa"/>
           </w:tcPr>
           <w:p>
             <w:r>
@@ -6122,7 +6158,7 @@
         </w:tc>
         <w:tc>
           <w:tcPr>
-            <w:tcW w:type="dxa" w:w="1800"/>
+            <w:tcW w:w="1800" w:type="dxa"/>
           </w:tcPr>
           <w:p>
             <w:r>
@@ -6132,7 +6168,7 @@
         </w:tc>
         <w:tc>
           <w:tcPr>
-            <w:tcW w:type="dxa" w:w="1800"/>
+            <w:tcW w:w="1800" w:type="dxa"/>
           </w:tcPr>
           <w:p>
             <w:r>
@@ -6142,7 +6178,7 @@
         </w:tc>
         <w:tc>
           <w:tcPr>
-            <w:tcW w:type="dxa" w:w="1800"/>
+            <w:tcW w:w="1800" w:type="dxa"/>
           </w:tcPr>
           <w:p>
             <w:r>
@@ -6154,7 +6190,7 @@
       <w:tr>
         <w:tc>
           <w:tcPr>
-            <w:tcW w:type="dxa" w:w="2160"/>
+            <w:tcW w:w="2160" w:type="dxa"/>
           </w:tcPr>
           <w:p>
             <w:r>
@@ -6164,7 +6200,7 @@
         </w:tc>
         <w:tc>
           <w:tcPr>
-            <w:tcW w:type="dxa" w:w="1800"/>
+            <w:tcW w:w="1800" w:type="dxa"/>
           </w:tcPr>
           <w:p>
             <w:r>
@@ -6174,7 +6210,7 @@
         </w:tc>
         <w:tc>
           <w:tcPr>
-            <w:tcW w:type="dxa" w:w="1800"/>
+            <w:tcW w:w="1800" w:type="dxa"/>
           </w:tcPr>
           <w:p>
             <w:r>
@@ -6184,7 +6220,7 @@
         </w:tc>
         <w:tc>
           <w:tcPr>
-            <w:tcW w:type="dxa" w:w="1800"/>
+            <w:tcW w:w="1800" w:type="dxa"/>
           </w:tcPr>
           <w:p>
             <w:r>
@@ -6194,7 +6230,7 @@
         </w:tc>
         <w:tc>
           <w:tcPr>
-            <w:tcW w:type="dxa" w:w="1800"/>
+            <w:tcW w:w="1800" w:type="dxa"/>
           </w:tcPr>
           <w:p>
             <w:r>
@@ -6206,7 +6242,7 @@
       <w:tr>
         <w:tc>
           <w:tcPr>
-            <w:tcW w:type="dxa" w:w="2160"/>
+            <w:tcW w:w="2160" w:type="dxa"/>
           </w:tcPr>
           <w:p>
             <w:r>
@@ -6216,7 +6252,7 @@
         </w:tc>
         <w:tc>
           <w:tcPr>
-            <w:tcW w:type="dxa" w:w="1800"/>
+            <w:tcW w:w="1800" w:type="dxa"/>
           </w:tcPr>
           <w:p>
             <w:r>
@@ -6226,7 +6262,7 @@
         </w:tc>
         <w:tc>
           <w:tcPr>
-            <w:tcW w:type="dxa" w:w="1800"/>
+            <w:tcW w:w="1800" w:type="dxa"/>
           </w:tcPr>
           <w:p>
             <w:r>
@@ -6236,7 +6272,7 @@
         </w:tc>
         <w:tc>
           <w:tcPr>
-            <w:tcW w:type="dxa" w:w="1800"/>
+            <w:tcW w:w="1800" w:type="dxa"/>
           </w:tcPr>
           <w:p>
             <w:r>
@@ -6246,7 +6282,7 @@
         </w:tc>
         <w:tc>
           <w:tcPr>
-            <w:tcW w:type="dxa" w:w="1800"/>
+            <w:tcW w:w="1800" w:type="dxa"/>
           </w:tcPr>
           <w:p>
             <w:r>
@@ -6258,7 +6294,7 @@
       <w:tr>
         <w:tc>
           <w:tcPr>
-            <w:tcW w:type="dxa" w:w="2160"/>
+            <w:tcW w:w="2160" w:type="dxa"/>
           </w:tcPr>
           <w:p>
             <w:r>
@@ -6268,7 +6304,7 @@
         </w:tc>
         <w:tc>
           <w:tcPr>
-            <w:tcW w:type="dxa" w:w="1800"/>
+            <w:tcW w:w="1800" w:type="dxa"/>
           </w:tcPr>
           <w:p>
             <w:r>
@@ -6278,7 +6314,7 @@
         </w:tc>
         <w:tc>
           <w:tcPr>
-            <w:tcW w:type="dxa" w:w="1800"/>
+            <w:tcW w:w="1800" w:type="dxa"/>
           </w:tcPr>
           <w:p>
             <w:r>
@@ -6288,7 +6324,7 @@
         </w:tc>
         <w:tc>
           <w:tcPr>
-            <w:tcW w:type="dxa" w:w="1800"/>
+            <w:tcW w:w="1800" w:type="dxa"/>
           </w:tcPr>
           <w:p>
             <w:r>
@@ -6298,7 +6334,7 @@
         </w:tc>
         <w:tc>
           <w:tcPr>
-            <w:tcW w:type="dxa" w:w="1800"/>
+            <w:tcW w:w="1800" w:type="dxa"/>
           </w:tcPr>
           <w:p>
             <w:r>
@@ -6310,7 +6346,7 @@
       <w:tr>
         <w:tc>
           <w:tcPr>
-            <w:tcW w:type="dxa" w:w="2160"/>
+            <w:tcW w:w="2160" w:type="dxa"/>
           </w:tcPr>
           <w:p>
             <w:r>
@@ -6320,7 +6356,7 @@
         </w:tc>
         <w:tc>
           <w:tcPr>
-            <w:tcW w:type="dxa" w:w="1800"/>
+            <w:tcW w:w="1800" w:type="dxa"/>
           </w:tcPr>
           <w:p>
             <w:r>
@@ -6330,7 +6366,7 @@
         </w:tc>
         <w:tc>
           <w:tcPr>
-            <w:tcW w:type="dxa" w:w="1800"/>
+            <w:tcW w:w="1800" w:type="dxa"/>
           </w:tcPr>
           <w:p>
             <w:r>
@@ -6340,7 +6376,7 @@
         </w:tc>
         <w:tc>
           <w:tcPr>
-            <w:tcW w:type="dxa" w:w="1800"/>
+            <w:tcW w:w="1800" w:type="dxa"/>
           </w:tcPr>
           <w:p>
             <w:r>
@@ -6350,7 +6386,7 @@
         </w:tc>
         <w:tc>
           <w:tcPr>
-            <w:tcW w:type="dxa" w:w="1800"/>
+            <w:tcW w:w="1800" w:type="dxa"/>
           </w:tcPr>
           <w:p>
             <w:r>
@@ -6362,7 +6398,7 @@
       <w:tr>
         <w:tc>
           <w:tcPr>
-            <w:tcW w:type="dxa" w:w="2160"/>
+            <w:tcW w:w="2160" w:type="dxa"/>
           </w:tcPr>
           <w:p>
             <w:r>
@@ -6372,7 +6408,7 @@
         </w:tc>
         <w:tc>
           <w:tcPr>
-            <w:tcW w:type="dxa" w:w="1800"/>
+            <w:tcW w:w="1800" w:type="dxa"/>
           </w:tcPr>
           <w:p>
             <w:r>
@@ -6382,7 +6418,7 @@
         </w:tc>
         <w:tc>
           <w:tcPr>
-            <w:tcW w:type="dxa" w:w="1800"/>
+            <w:tcW w:w="1800" w:type="dxa"/>
           </w:tcPr>
           <w:p>
             <w:r>
@@ -6392,7 +6428,7 @@
         </w:tc>
         <w:tc>
           <w:tcPr>
-            <w:tcW w:type="dxa" w:w="1800"/>
+            <w:tcW w:w="1800" w:type="dxa"/>
           </w:tcPr>
           <w:p>
             <w:r>
@@ -6402,7 +6438,7 @@
         </w:tc>
         <w:tc>
           <w:tcPr>
-            <w:tcW w:type="dxa" w:w="1800"/>
+            <w:tcW w:w="1800" w:type="dxa"/>
           </w:tcPr>
           <w:p>
             <w:r>
@@ -6414,7 +6450,7 @@
       <w:tr>
         <w:tc>
           <w:tcPr>
-            <w:tcW w:type="dxa" w:w="2160"/>
+            <w:tcW w:w="2160" w:type="dxa"/>
           </w:tcPr>
           <w:p>
             <w:r>
@@ -6424,7 +6460,7 @@
         </w:tc>
         <w:tc>
           <w:tcPr>
-            <w:tcW w:type="dxa" w:w="1800"/>
+            <w:tcW w:w="1800" w:type="dxa"/>
           </w:tcPr>
           <w:p>
             <w:r>
@@ -6434,7 +6470,7 @@
         </w:tc>
         <w:tc>
           <w:tcPr>
-            <w:tcW w:type="dxa" w:w="1800"/>
+            <w:tcW w:w="1800" w:type="dxa"/>
           </w:tcPr>
           <w:p>
             <w:r>
@@ -6444,7 +6480,7 @@
         </w:tc>
         <w:tc>
           <w:tcPr>
-            <w:tcW w:type="dxa" w:w="1800"/>
+            <w:tcW w:w="1800" w:type="dxa"/>
           </w:tcPr>
           <w:p>
             <w:r>
@@ -6454,7 +6490,7 @@
         </w:tc>
         <w:tc>
           <w:tcPr>
-            <w:tcW w:type="dxa" w:w="1800"/>
+            <w:tcW w:w="1800" w:type="dxa"/>
           </w:tcPr>
           <w:p>
             <w:r>
@@ -6466,7 +6502,7 @@
       <w:tr>
         <w:tc>
           <w:tcPr>
-            <w:tcW w:type="dxa" w:w="2160"/>
+            <w:tcW w:w="2160" w:type="dxa"/>
           </w:tcPr>
           <w:p>
             <w:r>
@@ -6476,7 +6512,7 @@
         </w:tc>
         <w:tc>
           <w:tcPr>
-            <w:tcW w:type="dxa" w:w="1800"/>
+            <w:tcW w:w="1800" w:type="dxa"/>
           </w:tcPr>
           <w:p>
             <w:r>
@@ -6486,7 +6522,7 @@
         </w:tc>
         <w:tc>
           <w:tcPr>
-            <w:tcW w:type="dxa" w:w="1800"/>
+            <w:tcW w:w="1800" w:type="dxa"/>
           </w:tcPr>
           <w:p>
             <w:r>
@@ -6496,7 +6532,7 @@
         </w:tc>
         <w:tc>
           <w:tcPr>
-            <w:tcW w:type="dxa" w:w="1800"/>
+            <w:tcW w:w="1800" w:type="dxa"/>
           </w:tcPr>
           <w:p>
             <w:r>
@@ -6506,7 +6542,7 @@
         </w:tc>
         <w:tc>
           <w:tcPr>
-            <w:tcW w:type="dxa" w:w="1800"/>
+            <w:tcW w:w="1800" w:type="dxa"/>
           </w:tcPr>
           <w:p>
             <w:r>
@@ -6518,7 +6554,7 @@
       <w:tr>
         <w:tc>
           <w:tcPr>
-            <w:tcW w:type="dxa" w:w="2160"/>
+            <w:tcW w:w="2160" w:type="dxa"/>
           </w:tcPr>
           <w:p>
             <w:r>
@@ -6528,7 +6564,7 @@
         </w:tc>
         <w:tc>
           <w:tcPr>
-            <w:tcW w:type="dxa" w:w="1800"/>
+            <w:tcW w:w="1800" w:type="dxa"/>
           </w:tcPr>
           <w:p>
             <w:r>
@@ -6538,7 +6574,7 @@
         </w:tc>
         <w:tc>
           <w:tcPr>
-            <w:tcW w:type="dxa" w:w="1800"/>
+            <w:tcW w:w="1800" w:type="dxa"/>
           </w:tcPr>
           <w:p>
             <w:r>
@@ -6548,7 +6584,7 @@
         </w:tc>
         <w:tc>
           <w:tcPr>
-            <w:tcW w:type="dxa" w:w="1800"/>
+            <w:tcW w:w="1800" w:type="dxa"/>
           </w:tcPr>
           <w:p>
             <w:r>
@@ -6558,7 +6594,7 @@
         </w:tc>
         <w:tc>
           <w:tcPr>
-            <w:tcW w:type="dxa" w:w="1800"/>
+            <w:tcW w:w="1800" w:type="dxa"/>
           </w:tcPr>
           <w:p>
             <w:r>
@@ -6571,9 +6607,6 @@
     <w:p/>
     <w:p>
       <w:r>
-        <w:rPr>
-          <w:i w:val="0"/>
-        </w:rPr>
         <w:t>Both measures gave the same leading features: blood pressure (systolic and diastolic together 56–59%), followed by age and total cholesterol. Entropy gave age a larger share than Gini in both forests (18.3% vs 14.7% in Extra Trees; 15.2% vs 12.5% in Random Forest), so that in Random Forest age moved above cholesterol. The four binary features together accounted for 8–11% under either measure.</w:t>
       </w:r>
     </w:p>
@@ -6591,9 +6624,9 @@
     <w:tbl>
       <w:tblPr>
         <w:tblStyle w:val="TableGrid"/>
-        <w:tblW w:type="auto" w:w="0"/>
+        <w:tblW w:w="0" w:type="auto"/>
         <w:tblLayout w:type="fixed"/>
-        <w:tblLook w:firstColumn="1" w:firstRow="1" w:lastColumn="0" w:lastRow="0" w:noHBand="0" w:noVBand="1" w:val="04A0"/>
+        <w:tblLook w:val="04A0" w:firstRow="1" w:lastRow="0" w:firstColumn="1" w:lastColumn="0" w:noHBand="0" w:noVBand="1"/>
       </w:tblPr>
       <w:tblGrid>
         <w:gridCol w:w="4560"/>
@@ -6606,7 +6639,7 @@
         </w:trPr>
         <w:tc>
           <w:tcPr>
-            <w:tcW w:type="dxa" w:w="4560"/>
+            <w:tcW w:w="4560" w:type="dxa"/>
             <w:shd w:val="clear" w:color="auto" w:fill="F2F2F2"/>
           </w:tcPr>
           <w:p>
@@ -6617,7 +6650,7 @@
         </w:tc>
         <w:tc>
           <w:tcPr>
-            <w:tcW w:type="dxa" w:w="2400"/>
+            <w:tcW w:w="2400" w:type="dxa"/>
             <w:shd w:val="clear" w:color="auto" w:fill="F2F2F2"/>
           </w:tcPr>
           <w:p>
@@ -6628,7 +6661,7 @@
         </w:tc>
         <w:tc>
           <w:tcPr>
-            <w:tcW w:type="dxa" w:w="2400"/>
+            <w:tcW w:w="2400" w:type="dxa"/>
             <w:shd w:val="clear" w:color="auto" w:fill="F2F2F2"/>
           </w:tcPr>
           <w:p>
@@ -6641,7 +6674,7 @@
       <w:tr>
         <w:tc>
           <w:tcPr>
-            <w:tcW w:type="dxa" w:w="4560"/>
+            <w:tcW w:w="4560" w:type="dxa"/>
           </w:tcPr>
           <w:p>
             <w:r>
@@ -6651,7 +6684,7 @@
         </w:tc>
         <w:tc>
           <w:tcPr>
-            <w:tcW w:type="dxa" w:w="2400"/>
+            <w:tcW w:w="2400" w:type="dxa"/>
           </w:tcPr>
           <w:p>
             <w:r>
@@ -6661,7 +6694,7 @@
         </w:tc>
         <w:tc>
           <w:tcPr>
-            <w:tcW w:type="dxa" w:w="2400"/>
+            <w:tcW w:w="2400" w:type="dxa"/>
           </w:tcPr>
           <w:p>
             <w:r>
@@ -6673,7 +6706,7 @@
       <w:tr>
         <w:tc>
           <w:tcPr>
-            <w:tcW w:type="dxa" w:w="4560"/>
+            <w:tcW w:w="4560" w:type="dxa"/>
           </w:tcPr>
           <w:p>
             <w:r>
@@ -6683,7 +6716,7 @@
         </w:tc>
         <w:tc>
           <w:tcPr>
-            <w:tcW w:type="dxa" w:w="2400"/>
+            <w:tcW w:w="2400" w:type="dxa"/>
           </w:tcPr>
           <w:p>
             <w:r>
@@ -6693,7 +6726,7 @@
         </w:tc>
         <w:tc>
           <w:tcPr>
-            <w:tcW w:type="dxa" w:w="2400"/>
+            <w:tcW w:w="2400" w:type="dxa"/>
           </w:tcPr>
           <w:p>
             <w:r>
@@ -6705,7 +6738,7 @@
       <w:tr>
         <w:tc>
           <w:tcPr>
-            <w:tcW w:type="dxa" w:w="4560"/>
+            <w:tcW w:w="4560" w:type="dxa"/>
           </w:tcPr>
           <w:p>
             <w:r>
@@ -6715,7 +6748,7 @@
         </w:tc>
         <w:tc>
           <w:tcPr>
-            <w:tcW w:type="dxa" w:w="2400"/>
+            <w:tcW w:w="2400" w:type="dxa"/>
           </w:tcPr>
           <w:p>
             <w:r>
@@ -6725,7 +6758,7 @@
         </w:tc>
         <w:tc>
           <w:tcPr>
-            <w:tcW w:type="dxa" w:w="2400"/>
+            <w:tcW w:w="2400" w:type="dxa"/>
           </w:tcPr>
           <w:p>
             <w:r>
@@ -6737,7 +6770,7 @@
       <w:tr>
         <w:tc>
           <w:tcPr>
-            <w:tcW w:type="dxa" w:w="4560"/>
+            <w:tcW w:w="4560" w:type="dxa"/>
           </w:tcPr>
           <w:p>
             <w:r>
@@ -6747,7 +6780,7 @@
         </w:tc>
         <w:tc>
           <w:tcPr>
-            <w:tcW w:type="dxa" w:w="2400"/>
+            <w:tcW w:w="2400" w:type="dxa"/>
           </w:tcPr>
           <w:p>
             <w:r>
@@ -6757,7 +6790,7 @@
         </w:tc>
         <w:tc>
           <w:tcPr>
-            <w:tcW w:type="dxa" w:w="2400"/>
+            <w:tcW w:w="2400" w:type="dxa"/>
           </w:tcPr>
           <w:p>
             <w:r>
@@ -6769,7 +6802,7 @@
       <w:tr>
         <w:tc>
           <w:tcPr>
-            <w:tcW w:type="dxa" w:w="4560"/>
+            <w:tcW w:w="4560" w:type="dxa"/>
           </w:tcPr>
           <w:p>
             <w:r>
@@ -6779,7 +6812,7 @@
         </w:tc>
         <w:tc>
           <w:tcPr>
-            <w:tcW w:type="dxa" w:w="2400"/>
+            <w:tcW w:w="2400" w:type="dxa"/>
           </w:tcPr>
           <w:p>
             <w:r>
@@ -6789,7 +6822,7 @@
         </w:tc>
         <w:tc>
           <w:tcPr>
-            <w:tcW w:type="dxa" w:w="2400"/>
+            <w:tcW w:w="2400" w:type="dxa"/>
           </w:tcPr>
           <w:p>
             <w:r>
@@ -6801,7 +6834,7 @@
       <w:tr>
         <w:tc>
           <w:tcPr>
-            <w:tcW w:type="dxa" w:w="4560"/>
+            <w:tcW w:w="4560" w:type="dxa"/>
           </w:tcPr>
           <w:p>
             <w:r>
@@ -6811,7 +6844,7 @@
         </w:tc>
         <w:tc>
           <w:tcPr>
-            <w:tcW w:type="dxa" w:w="2400"/>
+            <w:tcW w:w="2400" w:type="dxa"/>
           </w:tcPr>
           <w:p>
             <w:r>
@@ -6821,7 +6854,7 @@
         </w:tc>
         <w:tc>
           <w:tcPr>
-            <w:tcW w:type="dxa" w:w="2400"/>
+            <w:tcW w:w="2400" w:type="dxa"/>
           </w:tcPr>
           <w:p>
             <w:r>
@@ -6833,7 +6866,7 @@
       <w:tr>
         <w:tc>
           <w:tcPr>
-            <w:tcW w:type="dxa" w:w="4560"/>
+            <w:tcW w:w="4560" w:type="dxa"/>
           </w:tcPr>
           <w:p>
             <w:r>
@@ -6843,7 +6876,7 @@
         </w:tc>
         <w:tc>
           <w:tcPr>
-            <w:tcW w:type="dxa" w:w="2400"/>
+            <w:tcW w:w="2400" w:type="dxa"/>
           </w:tcPr>
           <w:p>
             <w:r>
@@ -6853,7 +6886,7 @@
         </w:tc>
         <w:tc>
           <w:tcPr>
-            <w:tcW w:type="dxa" w:w="2400"/>
+            <w:tcW w:w="2400" w:type="dxa"/>
           </w:tcPr>
           <w:p>
             <w:r>
@@ -6865,7 +6898,7 @@
       <w:tr>
         <w:tc>
           <w:tcPr>
-            <w:tcW w:type="dxa" w:w="4560"/>
+            <w:tcW w:w="4560" w:type="dxa"/>
           </w:tcPr>
           <w:p>
             <w:r>
@@ -6875,7 +6908,7 @@
         </w:tc>
         <w:tc>
           <w:tcPr>
-            <w:tcW w:type="dxa" w:w="2400"/>
+            <w:tcW w:w="2400" w:type="dxa"/>
           </w:tcPr>
           <w:p>
             <w:r>
@@ -6885,7 +6918,7 @@
         </w:tc>
         <w:tc>
           <w:tcPr>
-            <w:tcW w:type="dxa" w:w="2400"/>
+            <w:tcW w:w="2400" w:type="dxa"/>
           </w:tcPr>
           <w:p>
             <w:r>
@@ -6897,7 +6930,7 @@
       <w:tr>
         <w:tc>
           <w:tcPr>
-            <w:tcW w:type="dxa" w:w="4560"/>
+            <w:tcW w:w="4560" w:type="dxa"/>
           </w:tcPr>
           <w:p>
             <w:r>
@@ -6907,7 +6940,7 @@
         </w:tc>
         <w:tc>
           <w:tcPr>
-            <w:tcW w:type="dxa" w:w="2400"/>
+            <w:tcW w:w="2400" w:type="dxa"/>
           </w:tcPr>
           <w:p>
             <w:r>
@@ -6917,7 +6950,7 @@
         </w:tc>
         <w:tc>
           <w:tcPr>
-            <w:tcW w:type="dxa" w:w="2400"/>
+            <w:tcW w:w="2400" w:type="dxa"/>
           </w:tcPr>
           <w:p>
             <w:r>
@@ -6930,9 +6963,6 @@
     <w:p/>
     <w:p>
       <w:r>
-        <w:rPr>
-          <w:i w:val="0"/>
-        </w:rPr>
         <w:t>Both models start from the training prevalence, so their starting log loss (0.4736 nats) equals the training entropy of 0.6833 bits multiplied by ln 2. In LightGBM tree 0, the root node held 174,297 rows (its 76% subsample) with a log-odds value of −1.506, i.e. a probability of 0.1815, and its hessian cover was:</w:t>
       </w:r>
     </w:p>
@@ -6943,25 +6973,21 @@
       <w:r>
         <w:rPr>
           <w:rFonts w:ascii="Cambria Math" w:hAnsi="Cambria Math"/>
-          <w:i w:val="0"/>
         </w:rPr>
         <w:t>H = 174,297 × 0.1815 × 0.8185 ≈ 25,891</w:t>
       </w:r>
     </w:p>
     <w:p>
       <w:r>
-        <w:rPr>
-          <w:i w:val="0"/>
-        </w:rPr>
         <w:t>The gain per tree fell by about two orders of magnitude from the first to the last tree, as each tree corrected a smaller remaining error. XGBoost leaf values were small (−0.0118 to +0.0439 in tree 0) because each is multiplied by its learning rate of 0.010.</w:t>
       </w:r>
     </w:p>
     <w:tbl>
       <w:tblPr>
         <w:tblStyle w:val="TableGrid"/>
-        <w:tblW w:type="auto" w:w="0"/>
+        <w:tblW w:w="0" w:type="auto"/>
         <w:tblLayout w:type="fixed"/>
-        <w:tblLook w:firstColumn="1" w:firstRow="1" w:lastColumn="0" w:lastRow="0" w:noHBand="0" w:noVBand="1" w:val="04A0"/>
+        <w:tblLook w:val="04A0" w:firstRow="1" w:lastRow="0" w:firstColumn="1" w:lastColumn="0" w:noHBand="0" w:noVBand="1"/>
       </w:tblPr>
       <w:tblGrid>
         <w:gridCol w:w="2160"/>
@@ -6976,7 +7002,7 @@
         </w:trPr>
         <w:tc>
           <w:tcPr>
-            <w:tcW w:type="dxa" w:w="2160"/>
+            <w:tcW w:w="2160" w:type="dxa"/>
             <w:shd w:val="clear" w:color="auto" w:fill="F2F2F2"/>
           </w:tcPr>
           <w:p>
@@ -6987,7 +7013,7 @@
         </w:tc>
         <w:tc>
           <w:tcPr>
-            <w:tcW w:type="dxa" w:w="1800"/>
+            <w:tcW w:w="1800" w:type="dxa"/>
             <w:shd w:val="clear" w:color="auto" w:fill="F2F2F2"/>
           </w:tcPr>
           <w:p>
@@ -6998,7 +7024,7 @@
         </w:tc>
         <w:tc>
           <w:tcPr>
-            <w:tcW w:type="dxa" w:w="1800"/>
+            <w:tcW w:w="1800" w:type="dxa"/>
             <w:shd w:val="clear" w:color="auto" w:fill="F2F2F2"/>
           </w:tcPr>
           <w:p>
@@ -7009,7 +7035,7 @@
         </w:tc>
         <w:tc>
           <w:tcPr>
-            <w:tcW w:type="dxa" w:w="1800"/>
+            <w:tcW w:w="1800" w:type="dxa"/>
             <w:shd w:val="clear" w:color="auto" w:fill="F2F2F2"/>
           </w:tcPr>
           <w:p>
@@ -7020,7 +7046,7 @@
         </w:tc>
         <w:tc>
           <w:tcPr>
-            <w:tcW w:type="dxa" w:w="1800"/>
+            <w:tcW w:w="1800" w:type="dxa"/>
             <w:shd w:val="clear" w:color="auto" w:fill="F2F2F2"/>
           </w:tcPr>
           <w:p>
@@ -7033,7 +7059,7 @@
       <w:tr>
         <w:tc>
           <w:tcPr>
-            <w:tcW w:type="dxa" w:w="2160"/>
+            <w:tcW w:w="2160" w:type="dxa"/>
           </w:tcPr>
           <w:p>
             <w:r>
@@ -7043,7 +7069,7 @@
         </w:tc>
         <w:tc>
           <w:tcPr>
-            <w:tcW w:type="dxa" w:w="1800"/>
+            <w:tcW w:w="1800" w:type="dxa"/>
           </w:tcPr>
           <w:p>
             <w:r>
@@ -7053,7 +7079,7 @@
         </w:tc>
         <w:tc>
           <w:tcPr>
-            <w:tcW w:type="dxa" w:w="1800"/>
+            <w:tcW w:w="1800" w:type="dxa"/>
           </w:tcPr>
           <w:p>
             <w:r>
@@ -7063,7 +7089,7 @@
         </w:tc>
         <w:tc>
           <w:tcPr>
-            <w:tcW w:type="dxa" w:w="1800"/>
+            <w:tcW w:w="1800" w:type="dxa"/>
           </w:tcPr>
           <w:p>
             <w:r>
@@ -7073,7 +7099,7 @@
         </w:tc>
         <w:tc>
           <w:tcPr>
-            <w:tcW w:type="dxa" w:w="1800"/>
+            <w:tcW w:w="1800" w:type="dxa"/>
           </w:tcPr>
           <w:p>
             <w:r>
@@ -7085,7 +7111,7 @@
       <w:tr>
         <w:tc>
           <w:tcPr>
-            <w:tcW w:type="dxa" w:w="2160"/>
+            <w:tcW w:w="2160" w:type="dxa"/>
           </w:tcPr>
           <w:p>
             <w:r>
@@ -7095,7 +7121,7 @@
         </w:tc>
         <w:tc>
           <w:tcPr>
-            <w:tcW w:type="dxa" w:w="1800"/>
+            <w:tcW w:w="1800" w:type="dxa"/>
           </w:tcPr>
           <w:p>
             <w:r>
@@ -7105,7 +7131,7 @@
         </w:tc>
         <w:tc>
           <w:tcPr>
-            <w:tcW w:type="dxa" w:w="1800"/>
+            <w:tcW w:w="1800" w:type="dxa"/>
           </w:tcPr>
           <w:p>
             <w:r>
@@ -7115,7 +7141,7 @@
         </w:tc>
         <w:tc>
           <w:tcPr>
-            <w:tcW w:type="dxa" w:w="1800"/>
+            <w:tcW w:w="1800" w:type="dxa"/>
           </w:tcPr>
           <w:p>
             <w:r>
@@ -7125,7 +7151,7 @@
         </w:tc>
         <w:tc>
           <w:tcPr>
-            <w:tcW w:type="dxa" w:w="1800"/>
+            <w:tcW w:w="1800" w:type="dxa"/>
           </w:tcPr>
           <w:p>
             <w:r>
@@ -7137,7 +7163,7 @@
       <w:tr>
         <w:tc>
           <w:tcPr>
-            <w:tcW w:type="dxa" w:w="2160"/>
+            <w:tcW w:w="2160" w:type="dxa"/>
           </w:tcPr>
           <w:p>
             <w:r>
@@ -7147,7 +7173,7 @@
         </w:tc>
         <w:tc>
           <w:tcPr>
-            <w:tcW w:type="dxa" w:w="1800"/>
+            <w:tcW w:w="1800" w:type="dxa"/>
           </w:tcPr>
           <w:p>
             <w:r>
@@ -7157,7 +7183,7 @@
         </w:tc>
         <w:tc>
           <w:tcPr>
-            <w:tcW w:type="dxa" w:w="1800"/>
+            <w:tcW w:w="1800" w:type="dxa"/>
           </w:tcPr>
           <w:p>
             <w:r>
@@ -7167,7 +7193,7 @@
         </w:tc>
         <w:tc>
           <w:tcPr>
-            <w:tcW w:type="dxa" w:w="1800"/>
+            <w:tcW w:w="1800" w:type="dxa"/>
           </w:tcPr>
           <w:p>
             <w:r>
@@ -7177,7 +7203,7 @@
         </w:tc>
         <w:tc>
           <w:tcPr>
-            <w:tcW w:type="dxa" w:w="1800"/>
+            <w:tcW w:w="1800" w:type="dxa"/>
           </w:tcPr>
           <w:p>
             <w:r>
@@ -7189,7 +7215,7 @@
       <w:tr>
         <w:tc>
           <w:tcPr>
-            <w:tcW w:type="dxa" w:w="2160"/>
+            <w:tcW w:w="2160" w:type="dxa"/>
           </w:tcPr>
           <w:p>
             <w:r>
@@ -7199,7 +7225,7 @@
         </w:tc>
         <w:tc>
           <w:tcPr>
-            <w:tcW w:type="dxa" w:w="1800"/>
+            <w:tcW w:w="1800" w:type="dxa"/>
           </w:tcPr>
           <w:p>
             <w:r>
@@ -7209,7 +7235,7 @@
         </w:tc>
         <w:tc>
           <w:tcPr>
-            <w:tcW w:type="dxa" w:w="1800"/>
+            <w:tcW w:w="1800" w:type="dxa"/>
           </w:tcPr>
           <w:p>
             <w:r>
@@ -7219,7 +7245,7 @@
         </w:tc>
         <w:tc>
           <w:tcPr>
-            <w:tcW w:type="dxa" w:w="1800"/>
+            <w:tcW w:w="1800" w:type="dxa"/>
           </w:tcPr>
           <w:p>
             <w:r>
@@ -7229,7 +7255,7 @@
         </w:tc>
         <w:tc>
           <w:tcPr>
-            <w:tcW w:type="dxa" w:w="1800"/>
+            <w:tcW w:w="1800" w:type="dxa"/>
           </w:tcPr>
           <w:p>
             <w:r>
@@ -7241,7 +7267,7 @@
       <w:tr>
         <w:tc>
           <w:tcPr>
-            <w:tcW w:type="dxa" w:w="2160"/>
+            <w:tcW w:w="2160" w:type="dxa"/>
           </w:tcPr>
           <w:p>
             <w:r>
@@ -7251,7 +7277,7 @@
         </w:tc>
         <w:tc>
           <w:tcPr>
-            <w:tcW w:type="dxa" w:w="1800"/>
+            <w:tcW w:w="1800" w:type="dxa"/>
           </w:tcPr>
           <w:p>
             <w:r>
@@ -7261,7 +7287,7 @@
         </w:tc>
         <w:tc>
           <w:tcPr>
-            <w:tcW w:type="dxa" w:w="1800"/>
+            <w:tcW w:w="1800" w:type="dxa"/>
           </w:tcPr>
           <w:p>
             <w:r>
@@ -7271,7 +7297,7 @@
         </w:tc>
         <w:tc>
           <w:tcPr>
-            <w:tcW w:type="dxa" w:w="1800"/>
+            <w:tcW w:w="1800" w:type="dxa"/>
           </w:tcPr>
           <w:p>
             <w:r>
@@ -7281,7 +7307,7 @@
         </w:tc>
         <w:tc>
           <w:tcPr>
-            <w:tcW w:type="dxa" w:w="1800"/>
+            <w:tcW w:w="1800" w:type="dxa"/>
           </w:tcPr>
           <w:p>
             <w:r>
@@ -7293,7 +7319,7 @@
       <w:tr>
         <w:tc>
           <w:tcPr>
-            <w:tcW w:type="dxa" w:w="2160"/>
+            <w:tcW w:w="2160" w:type="dxa"/>
           </w:tcPr>
           <w:p>
             <w:r>
@@ -7303,7 +7329,7 @@
         </w:tc>
         <w:tc>
           <w:tcPr>
-            <w:tcW w:type="dxa" w:w="1800"/>
+            <w:tcW w:w="1800" w:type="dxa"/>
           </w:tcPr>
           <w:p>
             <w:r>
@@ -7313,7 +7339,7 @@
         </w:tc>
         <w:tc>
           <w:tcPr>
-            <w:tcW w:type="dxa" w:w="1800"/>
+            <w:tcW w:w="1800" w:type="dxa"/>
           </w:tcPr>
           <w:p>
             <w:r>
@@ -7323,7 +7349,7 @@
         </w:tc>
         <w:tc>
           <w:tcPr>
-            <w:tcW w:type="dxa" w:w="1800"/>
+            <w:tcW w:w="1800" w:type="dxa"/>
           </w:tcPr>
           <w:p>
             <w:r>
@@ -7333,7 +7359,7 @@
         </w:tc>
         <w:tc>
           <w:tcPr>
-            <w:tcW w:type="dxa" w:w="1800"/>
+            <w:tcW w:w="1800" w:type="dxa"/>
           </w:tcPr>
           <w:p>
             <w:r>
@@ -7345,7 +7371,7 @@
       <w:tr>
         <w:tc>
           <w:tcPr>
-            <w:tcW w:type="dxa" w:w="2160"/>
+            <w:tcW w:w="2160" w:type="dxa"/>
           </w:tcPr>
           <w:p>
             <w:r>
@@ -7355,7 +7381,7 @@
         </w:tc>
         <w:tc>
           <w:tcPr>
-            <w:tcW w:type="dxa" w:w="1800"/>
+            <w:tcW w:w="1800" w:type="dxa"/>
           </w:tcPr>
           <w:p>
             <w:r>
@@ -7365,7 +7391,7 @@
         </w:tc>
         <w:tc>
           <w:tcPr>
-            <w:tcW w:type="dxa" w:w="1800"/>
+            <w:tcW w:w="1800" w:type="dxa"/>
           </w:tcPr>
           <w:p>
             <w:r>
@@ -7375,7 +7401,7 @@
         </w:tc>
         <w:tc>
           <w:tcPr>
-            <w:tcW w:type="dxa" w:w="1800"/>
+            <w:tcW w:w="1800" w:type="dxa"/>
           </w:tcPr>
           <w:p>
             <w:r>
@@ -7385,7 +7411,7 @@
         </w:tc>
         <w:tc>
           <w:tcPr>
-            <w:tcW w:type="dxa" w:w="1800"/>
+            <w:tcW w:w="1800" w:type="dxa"/>
           </w:tcPr>
           <w:p>
             <w:r>
@@ -7397,7 +7423,7 @@
       <w:tr>
         <w:tc>
           <w:tcPr>
-            <w:tcW w:type="dxa" w:w="2160"/>
+            <w:tcW w:w="2160" w:type="dxa"/>
           </w:tcPr>
           <w:p>
             <w:r>
@@ -7407,7 +7433,7 @@
         </w:tc>
         <w:tc>
           <w:tcPr>
-            <w:tcW w:type="dxa" w:w="1800"/>
+            <w:tcW w:w="1800" w:type="dxa"/>
           </w:tcPr>
           <w:p>
             <w:r>
@@ -7417,7 +7443,7 @@
         </w:tc>
         <w:tc>
           <w:tcPr>
-            <w:tcW w:type="dxa" w:w="1800"/>
+            <w:tcW w:w="1800" w:type="dxa"/>
           </w:tcPr>
           <w:p>
             <w:r>
@@ -7427,7 +7453,7 @@
         </w:tc>
         <w:tc>
           <w:tcPr>
-            <w:tcW w:type="dxa" w:w="1800"/>
+            <w:tcW w:w="1800" w:type="dxa"/>
           </w:tcPr>
           <w:p>
             <w:r>
@@ -7437,7 +7463,7 @@
         </w:tc>
         <w:tc>
           <w:tcPr>
-            <w:tcW w:type="dxa" w:w="1800"/>
+            <w:tcW w:w="1800" w:type="dxa"/>
           </w:tcPr>
           <w:p>
             <w:r>
@@ -7449,7 +7475,7 @@
       <w:tr>
         <w:tc>
           <w:tcPr>
-            <w:tcW w:type="dxa" w:w="2160"/>
+            <w:tcW w:w="2160" w:type="dxa"/>
           </w:tcPr>
           <w:p>
             <w:r>
@@ -7459,7 +7485,7 @@
         </w:tc>
         <w:tc>
           <w:tcPr>
-            <w:tcW w:type="dxa" w:w="1800"/>
+            <w:tcW w:w="1800" w:type="dxa"/>
           </w:tcPr>
           <w:p>
             <w:r>
@@ -7469,7 +7495,7 @@
         </w:tc>
         <w:tc>
           <w:tcPr>
-            <w:tcW w:type="dxa" w:w="1800"/>
+            <w:tcW w:w="1800" w:type="dxa"/>
           </w:tcPr>
           <w:p>
             <w:r>
@@ -7479,7 +7505,7 @@
         </w:tc>
         <w:tc>
           <w:tcPr>
-            <w:tcW w:type="dxa" w:w="1800"/>
+            <w:tcW w:w="1800" w:type="dxa"/>
           </w:tcPr>
           <w:p>
             <w:r>
@@ -7489,7 +7515,7 @@
         </w:tc>
         <w:tc>
           <w:tcPr>
-            <w:tcW w:type="dxa" w:w="1800"/>
+            <w:tcW w:w="1800" w:type="dxa"/>
           </w:tcPr>
           <w:p>
             <w:r>
@@ -7502,9 +7528,6 @@
     <w:p/>
     <w:p>
       <w:r>
-        <w:rPr>
-          <w:i w:val="0"/>
-        </w:rPr>
         <w:t>How often a feature was used did not match how much it reduced the loss. In LightGBM, BMI and total cholesterol were used in the most splits (11,317 and 10,948) but provided 6.6% and 9.3% of the gain, whereas systolic BP provided 31.9% from 8,823 splits. Across the four tree-based models, blood pressure accounted for 56–68% of the impurity or loss reduction.</w:t>
       </w:r>
     </w:p>
@@ -7513,17 +7536,11 @@
         <w:pStyle w:val="Heading3"/>
       </w:pPr>
       <w:r>
-        <w:rPr>
-          <w:i w:val="0"/>
-        </w:rPr>
         <w:t>4.7 Explainability Findings on the BD Dataset (SHAP and LIME)</w:t>
       </w:r>
     </w:p>
     <w:p>
       <w:r>
-        <w:rPr>
-          <w:i w:val="0"/>
-        </w:rPr>
         <w:t>SHAP and LIME were computed for all 1,529 BD patients for the Classifier Model at its threshold of 0.1908, which classified 583 patients as CVD and 946 as no CVD. The SHAP reference risk (the model's prediction for the reference patient of training medians and modes) was 0.284. For every patient, the reference risk plus the nine SHAP values equalled the predicted risk (largest difference 1.4 × 10⁻¹⁵).</w:t>
       </w:r>
     </w:p>
@@ -7541,9 +7558,9 @@
     <w:tbl>
       <w:tblPr>
         <w:tblStyle w:val="TableGrid"/>
-        <w:tblW w:type="auto" w:w="0"/>
+        <w:tblW w:w="0" w:type="auto"/>
         <w:tblLayout w:type="fixed"/>
-        <w:tblLook w:firstColumn="1" w:firstRow="1" w:lastColumn="0" w:lastRow="0" w:noHBand="0" w:noVBand="1" w:val="04A0"/>
+        <w:tblLook w:val="04A0" w:firstRow="1" w:lastRow="0" w:firstColumn="1" w:lastColumn="0" w:noHBand="0" w:noVBand="1"/>
       </w:tblPr>
       <w:tblGrid>
         <w:gridCol w:w="2880"/>
@@ -7557,7 +7574,7 @@
         </w:trPr>
         <w:tc>
           <w:tcPr>
-            <w:tcW w:type="dxa" w:w="2880"/>
+            <w:tcW w:w="2880" w:type="dxa"/>
             <w:shd w:val="clear" w:color="auto" w:fill="F2F2F2"/>
           </w:tcPr>
           <w:p>
@@ -7568,7 +7585,7 @@
         </w:tc>
         <w:tc>
           <w:tcPr>
-            <w:tcW w:type="dxa" w:w="2160"/>
+            <w:tcW w:w="2160" w:type="dxa"/>
             <w:shd w:val="clear" w:color="auto" w:fill="F2F2F2"/>
           </w:tcPr>
           <w:p>
@@ -7579,7 +7596,7 @@
         </w:tc>
         <w:tc>
           <w:tcPr>
-            <w:tcW w:type="dxa" w:w="2160"/>
+            <w:tcW w:w="2160" w:type="dxa"/>
             <w:shd w:val="clear" w:color="auto" w:fill="F2F2F2"/>
           </w:tcPr>
           <w:p>
@@ -7590,7 +7607,7 @@
         </w:tc>
         <w:tc>
           <w:tcPr>
-            <w:tcW w:type="dxa" w:w="2160"/>
+            <w:tcW w:w="2160" w:type="dxa"/>
             <w:shd w:val="clear" w:color="auto" w:fill="F2F2F2"/>
           </w:tcPr>
           <w:p>
@@ -7603,17 +7620,18 @@
       <w:tr>
         <w:tc>
           <w:tcPr>
-            <w:tcW w:type="dxa" w:w="2880"/>
-          </w:tcPr>
-          <w:p>
-            <w:r>
+            <w:tcW w:w="2880" w:type="dxa"/>
+          </w:tcPr>
+          <w:p>
+            <w:r>
+              <w:lastRenderedPageBreak/>
               <w:t>Systolic BP</w:t>
             </w:r>
           </w:p>
         </w:tc>
         <w:tc>
           <w:tcPr>
-            <w:tcW w:type="dxa" w:w="2160"/>
+            <w:tcW w:w="2160" w:type="dxa"/>
           </w:tcPr>
           <w:p>
             <w:r>
@@ -7623,7 +7641,7 @@
         </w:tc>
         <w:tc>
           <w:tcPr>
-            <w:tcW w:type="dxa" w:w="2160"/>
+            <w:tcW w:w="2160" w:type="dxa"/>
           </w:tcPr>
           <w:p>
             <w:r>
@@ -7633,7 +7651,7 @@
         </w:tc>
         <w:tc>
           <w:tcPr>
-            <w:tcW w:type="dxa" w:w="2160"/>
+            <w:tcW w:w="2160" w:type="dxa"/>
           </w:tcPr>
           <w:p>
             <w:r>
@@ -7645,7 +7663,7 @@
       <w:tr>
         <w:tc>
           <w:tcPr>
-            <w:tcW w:type="dxa" w:w="2880"/>
+            <w:tcW w:w="2880" w:type="dxa"/>
           </w:tcPr>
           <w:p>
             <w:r>
@@ -7655,7 +7673,7 @@
         </w:tc>
         <w:tc>
           <w:tcPr>
-            <w:tcW w:type="dxa" w:w="2160"/>
+            <w:tcW w:w="2160" w:type="dxa"/>
           </w:tcPr>
           <w:p>
             <w:r>
@@ -7665,7 +7683,7 @@
         </w:tc>
         <w:tc>
           <w:tcPr>
-            <w:tcW w:type="dxa" w:w="2160"/>
+            <w:tcW w:w="2160" w:type="dxa"/>
           </w:tcPr>
           <w:p>
             <w:r>
@@ -7675,7 +7693,7 @@
         </w:tc>
         <w:tc>
           <w:tcPr>
-            <w:tcW w:type="dxa" w:w="2160"/>
+            <w:tcW w:w="2160" w:type="dxa"/>
           </w:tcPr>
           <w:p>
             <w:r>
@@ -7687,7 +7705,7 @@
       <w:tr>
         <w:tc>
           <w:tcPr>
-            <w:tcW w:type="dxa" w:w="2880"/>
+            <w:tcW w:w="2880" w:type="dxa"/>
           </w:tcPr>
           <w:p>
             <w:r>
@@ -7697,7 +7715,7 @@
         </w:tc>
         <w:tc>
           <w:tcPr>
-            <w:tcW w:type="dxa" w:w="2160"/>
+            <w:tcW w:w="2160" w:type="dxa"/>
           </w:tcPr>
           <w:p>
             <w:r>
@@ -7707,7 +7725,7 @@
         </w:tc>
         <w:tc>
           <w:tcPr>
-            <w:tcW w:type="dxa" w:w="2160"/>
+            <w:tcW w:w="2160" w:type="dxa"/>
           </w:tcPr>
           <w:p>
             <w:r>
@@ -7717,7 +7735,7 @@
         </w:tc>
         <w:tc>
           <w:tcPr>
-            <w:tcW w:type="dxa" w:w="2160"/>
+            <w:tcW w:w="2160" w:type="dxa"/>
           </w:tcPr>
           <w:p>
             <w:r>
@@ -7729,7 +7747,7 @@
       <w:tr>
         <w:tc>
           <w:tcPr>
-            <w:tcW w:type="dxa" w:w="2880"/>
+            <w:tcW w:w="2880" w:type="dxa"/>
           </w:tcPr>
           <w:p>
             <w:r>
@@ -7739,7 +7757,7 @@
         </w:tc>
         <w:tc>
           <w:tcPr>
-            <w:tcW w:type="dxa" w:w="2160"/>
+            <w:tcW w:w="2160" w:type="dxa"/>
           </w:tcPr>
           <w:p>
             <w:r>
@@ -7749,7 +7767,7 @@
         </w:tc>
         <w:tc>
           <w:tcPr>
-            <w:tcW w:type="dxa" w:w="2160"/>
+            <w:tcW w:w="2160" w:type="dxa"/>
           </w:tcPr>
           <w:p>
             <w:r>
@@ -7759,7 +7777,7 @@
         </w:tc>
         <w:tc>
           <w:tcPr>
-            <w:tcW w:type="dxa" w:w="2160"/>
+            <w:tcW w:w="2160" w:type="dxa"/>
           </w:tcPr>
           <w:p>
             <w:r>
@@ -7771,7 +7789,7 @@
       <w:tr>
         <w:tc>
           <w:tcPr>
-            <w:tcW w:type="dxa" w:w="2880"/>
+            <w:tcW w:w="2880" w:type="dxa"/>
           </w:tcPr>
           <w:p>
             <w:r>
@@ -7781,7 +7799,7 @@
         </w:tc>
         <w:tc>
           <w:tcPr>
-            <w:tcW w:type="dxa" w:w="2160"/>
+            <w:tcW w:w="2160" w:type="dxa"/>
           </w:tcPr>
           <w:p>
             <w:r>
@@ -7791,7 +7809,7 @@
         </w:tc>
         <w:tc>
           <w:tcPr>
-            <w:tcW w:type="dxa" w:w="2160"/>
+            <w:tcW w:w="2160" w:type="dxa"/>
           </w:tcPr>
           <w:p>
             <w:r>
@@ -7801,7 +7819,7 @@
         </w:tc>
         <w:tc>
           <w:tcPr>
-            <w:tcW w:type="dxa" w:w="2160"/>
+            <w:tcW w:w="2160" w:type="dxa"/>
           </w:tcPr>
           <w:p>
             <w:r>
@@ -7813,7 +7831,7 @@
       <w:tr>
         <w:tc>
           <w:tcPr>
-            <w:tcW w:type="dxa" w:w="2880"/>
+            <w:tcW w:w="2880" w:type="dxa"/>
           </w:tcPr>
           <w:p>
             <w:r>
@@ -7823,7 +7841,7 @@
         </w:tc>
         <w:tc>
           <w:tcPr>
-            <w:tcW w:type="dxa" w:w="2160"/>
+            <w:tcW w:w="2160" w:type="dxa"/>
           </w:tcPr>
           <w:p>
             <w:r>
@@ -7833,7 +7851,7 @@
         </w:tc>
         <w:tc>
           <w:tcPr>
-            <w:tcW w:type="dxa" w:w="2160"/>
+            <w:tcW w:w="2160" w:type="dxa"/>
           </w:tcPr>
           <w:p>
             <w:r>
@@ -7843,7 +7861,7 @@
         </w:tc>
         <w:tc>
           <w:tcPr>
-            <w:tcW w:type="dxa" w:w="2160"/>
+            <w:tcW w:w="2160" w:type="dxa"/>
           </w:tcPr>
           <w:p>
             <w:r>
@@ -7855,7 +7873,7 @@
       <w:tr>
         <w:tc>
           <w:tcPr>
-            <w:tcW w:type="dxa" w:w="2880"/>
+            <w:tcW w:w="2880" w:type="dxa"/>
           </w:tcPr>
           <w:p>
             <w:r>
@@ -7865,7 +7883,7 @@
         </w:tc>
         <w:tc>
           <w:tcPr>
-            <w:tcW w:type="dxa" w:w="2160"/>
+            <w:tcW w:w="2160" w:type="dxa"/>
           </w:tcPr>
           <w:p>
             <w:r>
@@ -7875,7 +7893,7 @@
         </w:tc>
         <w:tc>
           <w:tcPr>
-            <w:tcW w:type="dxa" w:w="2160"/>
+            <w:tcW w:w="2160" w:type="dxa"/>
           </w:tcPr>
           <w:p>
             <w:r>
@@ -7885,7 +7903,7 @@
         </w:tc>
         <w:tc>
           <w:tcPr>
-            <w:tcW w:type="dxa" w:w="2160"/>
+            <w:tcW w:w="2160" w:type="dxa"/>
           </w:tcPr>
           <w:p>
             <w:r>
@@ -7897,7 +7915,7 @@
       <w:tr>
         <w:tc>
           <w:tcPr>
-            <w:tcW w:type="dxa" w:w="2880"/>
+            <w:tcW w:w="2880" w:type="dxa"/>
           </w:tcPr>
           <w:p>
             <w:r>
@@ -7907,7 +7925,7 @@
         </w:tc>
         <w:tc>
           <w:tcPr>
-            <w:tcW w:type="dxa" w:w="2160"/>
+            <w:tcW w:w="2160" w:type="dxa"/>
           </w:tcPr>
           <w:p>
             <w:r>
@@ -7917,7 +7935,7 @@
         </w:tc>
         <w:tc>
           <w:tcPr>
-            <w:tcW w:type="dxa" w:w="2160"/>
+            <w:tcW w:w="2160" w:type="dxa"/>
           </w:tcPr>
           <w:p>
             <w:r>
@@ -7927,7 +7945,7 @@
         </w:tc>
         <w:tc>
           <w:tcPr>
-            <w:tcW w:type="dxa" w:w="2160"/>
+            <w:tcW w:w="2160" w:type="dxa"/>
           </w:tcPr>
           <w:p>
             <w:r>
@@ -7939,7 +7957,7 @@
       <w:tr>
         <w:tc>
           <w:tcPr>
-            <w:tcW w:type="dxa" w:w="2880"/>
+            <w:tcW w:w="2880" w:type="dxa"/>
           </w:tcPr>
           <w:p>
             <w:r>
@@ -7949,7 +7967,7 @@
         </w:tc>
         <w:tc>
           <w:tcPr>
-            <w:tcW w:type="dxa" w:w="2160"/>
+            <w:tcW w:w="2160" w:type="dxa"/>
           </w:tcPr>
           <w:p>
             <w:r>
@@ -7959,7 +7977,7 @@
         </w:tc>
         <w:tc>
           <w:tcPr>
-            <w:tcW w:type="dxa" w:w="2160"/>
+            <w:tcW w:w="2160" w:type="dxa"/>
           </w:tcPr>
           <w:p>
             <w:r>
@@ -7969,7 +7987,7 @@
         </w:tc>
         <w:tc>
           <w:tcPr>
-            <w:tcW w:type="dxa" w:w="2160"/>
+            <w:tcW w:w="2160" w:type="dxa"/>
           </w:tcPr>
           <w:p>
             <w:r>
@@ -7982,9 +8000,6 @@
     <w:p/>
     <w:p>
       <w:r>
-        <w:rPr>
-          <w:i w:val="0"/>
-        </w:rPr>
         <w:t>Systolic BP, diastolic BP and age had the largest average effects on predicted BD risk, followed by cholesterol and BMI; the four binary features together accounted for 8.8%. On average, age and blood pressure lowered predicted risk relative to the reference patient, while cholesterol and BMI raised it. The beeswarm plot shows that high systolic BP, diastolic BP and cholesterol values pushed risk up, and low ages pushed it down by up to about 0.45.</w:t>
       </w:r>
     </w:p>
@@ -7994,18 +8009,149 @@
         <w:jc w:val="center"/>
       </w:pPr>
       <w:r>
+        <w:rPr>
+          <w:noProof/>
+        </w:rPr>
         <w:drawing>
-          <wp:inline xmlns:a="http://schemas.openxmlformats.org/drawingml/2006/main" xmlns:pic="http://schemas.openxmlformats.org/drawingml/2006/picture">
+          <wp:inline distT="0" distB="0" distL="0" distR="0" wp14:anchorId="43674856" wp14:editId="6C4EEE12">
             <wp:extent cx="5120640" cy="3187065"/>
+            <wp:effectExtent l="0" t="0" r="0" b="0"/>
             <wp:docPr id="1" name="Picture 1"/>
             <wp:cNvGraphicFramePr>
-              <a:graphicFrameLocks noChangeAspect="1"/>
+              <a:graphicFrameLocks xmlns:a="http://schemas.openxmlformats.org/drawingml/2006/main" noChangeAspect="1"/>
             </wp:cNvGraphicFramePr>
-            <a:graphic>
+            <a:graphic xmlns:a="http://schemas.openxmlformats.org/drawingml/2006/main">
               <a:graphicData uri="http://schemas.openxmlformats.org/drawingml/2006/picture">
-                <pic:pic>
+                <pic:pic xmlns:pic="http://schemas.openxmlformats.org/drawingml/2006/picture">
                   <pic:nvPicPr>
                     <pic:cNvPr id="0" name="01_shap_global_importance_bar.png"/>
+                    <pic:cNvPicPr/>
+                  </pic:nvPicPr>
+                  <pic:blipFill>
+                    <a:blip r:embed="rId5"/>
+                    <a:stretch>
+                      <a:fillRect/>
+                    </a:stretch>
+                  </pic:blipFill>
+                  <pic:spPr>
+                    <a:xfrm>
+                      <a:off x="0" y="0"/>
+                      <a:ext cx="5120640" cy="3187065"/>
+                    </a:xfrm>
+                    <a:prstGeom prst="rect">
+                      <a:avLst/>
+                    </a:prstGeom>
+                  </pic:spPr>
+                </pic:pic>
+              </a:graphicData>
+            </a:graphic>
+          </wp:inline>
+        </w:drawing>
+      </w:r>
+    </w:p>
+    <w:p>
+      <w:pPr>
+        <w:jc w:val="center"/>
+      </w:pPr>
+      <w:r>
+        <w:rPr>
+          <w:i/>
+        </w:rPr>
+        <w:t>Figure 1. SHAP global feature importance, BD dataset (n = 1,529)</w:t>
+      </w:r>
+    </w:p>
+    <w:p>
+      <w:pPr>
+        <w:keepNext/>
+        <w:jc w:val="center"/>
+      </w:pPr>
+      <w:r>
+        <w:rPr>
+          <w:noProof/>
+        </w:rPr>
+        <w:lastRenderedPageBreak/>
+        <w:drawing>
+          <wp:inline distT="0" distB="0" distL="0" distR="0" wp14:anchorId="2B1018C9" wp14:editId="23938E65">
+            <wp:extent cx="5486400" cy="3595874"/>
+            <wp:effectExtent l="0" t="0" r="0" b="0"/>
+            <wp:docPr id="2" name="Picture 2"/>
+            <wp:cNvGraphicFramePr>
+              <a:graphicFrameLocks xmlns:a="http://schemas.openxmlformats.org/drawingml/2006/main" noChangeAspect="1"/>
+            </wp:cNvGraphicFramePr>
+            <a:graphic xmlns:a="http://schemas.openxmlformats.org/drawingml/2006/main">
+              <a:graphicData uri="http://schemas.openxmlformats.org/drawingml/2006/picture">
+                <pic:pic xmlns:pic="http://schemas.openxmlformats.org/drawingml/2006/picture">
+                  <pic:nvPicPr>
+                    <pic:cNvPr id="0" name="02_shap_summary_beeswarm.png"/>
+                    <pic:cNvPicPr/>
+                  </pic:nvPicPr>
+                  <pic:blipFill>
+                    <a:blip r:embed="rId6"/>
+                    <a:stretch>
+                      <a:fillRect/>
+                    </a:stretch>
+                  </pic:blipFill>
+                  <pic:spPr>
+                    <a:xfrm>
+                      <a:off x="0" y="0"/>
+                      <a:ext cx="5486400" cy="3595874"/>
+                    </a:xfrm>
+                    <a:prstGeom prst="rect">
+                      <a:avLst/>
+                    </a:prstGeom>
+                  </pic:spPr>
+                </pic:pic>
+              </a:graphicData>
+            </a:graphic>
+          </wp:inline>
+        </w:drawing>
+      </w:r>
+    </w:p>
+    <w:p>
+      <w:pPr>
+        <w:jc w:val="center"/>
+      </w:pPr>
+      <w:r>
+        <w:rPr>
+          <w:i/>
+        </w:rPr>
+        <w:t>Figure 2. SHAP summary (beeswarm) plot, BD dataset</w:t>
+      </w:r>
+    </w:p>
+    <w:p>
+      <w:r>
+        <w:rPr>
+          <w:b/>
+        </w:rPr>
+        <w:t xml:space="preserve">By predicted class (Figure 3). </w:t>
+      </w:r>
+      <w:r>
+        <w:t>For patients predicted as CVD, the largest mean |SHAP| values were for systolic BP (0.176), diastolic BP (0.134) and total cholesterol (0.118). For patients predicted as no CVD, age had the largest effect (0.113), followed by systolic BP (0.108) and diastolic BP (0.103). Positive predictions were therefore driven mainly by blood pressure and cholesterol, and negative predictions mainly by younger age and lower blood pressure.</w:t>
+      </w:r>
+    </w:p>
+    <w:p>
+      <w:pPr>
+        <w:keepNext/>
+        <w:jc w:val="center"/>
+      </w:pPr>
+      <w:r>
+        <w:rPr>
+          <w:noProof/>
+        </w:rPr>
+        <w:lastRenderedPageBreak/>
+        <w:drawing>
+          <wp:inline distT="0" distB="0" distL="0" distR="0" wp14:anchorId="6ECA7515" wp14:editId="67FA8FE7">
+            <wp:extent cx="5120640" cy="3490322"/>
+            <wp:effectExtent l="0" t="0" r="0" b="0"/>
+            <wp:docPr id="3" name="Picture 3"/>
+            <wp:cNvGraphicFramePr>
+              <a:graphicFrameLocks xmlns:a="http://schemas.openxmlformats.org/drawingml/2006/main" noChangeAspect="1"/>
+            </wp:cNvGraphicFramePr>
+            <a:graphic xmlns:a="http://schemas.openxmlformats.org/drawingml/2006/main">
+              <a:graphicData uri="http://schemas.openxmlformats.org/drawingml/2006/picture">
+                <pic:pic xmlns:pic="http://schemas.openxmlformats.org/drawingml/2006/picture">
+                  <pic:nvPicPr>
+                    <pic:cNvPr id="0" name="03_shap_importance_by_predicted_class.png"/>
                     <pic:cNvPicPr/>
                   </pic:nvPicPr>
                   <pic:blipFill>
@@ -8017,9 +8163,11 @@
                   <pic:spPr>
                     <a:xfrm>
                       <a:off x="0" y="0"/>
-                      <a:ext cx="5120640" cy="3187065"/>
+                      <a:ext cx="5120640" cy="3490322"/>
                     </a:xfrm>
-                    <a:prstGeom prst="rect"/>
+                    <a:prstGeom prst="rect">
+                      <a:avLst/>
+                    </a:prstGeom>
                   </pic:spPr>
                 </pic:pic>
               </a:graphicData>
@@ -8036,7 +8184,18 @@
         <w:rPr>
           <w:i/>
         </w:rPr>
-        <w:t>Figure 1. SHAP global feature importance, BD dataset (n = 1,529)</w:t>
+        <w:t>Figure 3. SHAP feature importance by predicted class, BD dataset</w:t>
+      </w:r>
+    </w:p>
+    <w:p>
+      <w:r>
+        <w:rPr>
+          <w:b/>
+        </w:rPr>
+        <w:t xml:space="preserve">Most influential feature per patient (Figure 4). </w:t>
+      </w:r>
+      <w:r>
+        <w:t>Taking, for each patient, the feature with the largest absolute SHAP value, systolic BP was most influential for 473 patients (30.9%), age for 459 (30.0%), diastolic BP for 361 (23.6%), total cholesterol for 200 (13.1%), BMI for 32 (2.1%) and smoking for 4 (0.3%). Section 4.5 counts the first-listed reason for the predicted class instead, which gives slightly different numbers.</w:t>
       </w:r>
     </w:p>
     <w:p>
@@ -8045,18 +8204,23 @@
         <w:jc w:val="center"/>
       </w:pPr>
       <w:r>
+        <w:rPr>
+          <w:noProof/>
+        </w:rPr>
+        <w:lastRenderedPageBreak/>
         <w:drawing>
-          <wp:inline xmlns:a="http://schemas.openxmlformats.org/drawingml/2006/main" xmlns:pic="http://schemas.openxmlformats.org/drawingml/2006/picture">
-            <wp:extent cx="5486400" cy="3595874"/>
-            <wp:docPr id="2" name="Picture 2"/>
+          <wp:inline distT="0" distB="0" distL="0" distR="0" wp14:anchorId="126F72B4" wp14:editId="58901870">
+            <wp:extent cx="5120640" cy="3036806"/>
+            <wp:effectExtent l="0" t="0" r="0" b="0"/>
+            <wp:docPr id="4" name="Picture 4"/>
             <wp:cNvGraphicFramePr>
-              <a:graphicFrameLocks noChangeAspect="1"/>
+              <a:graphicFrameLocks xmlns:a="http://schemas.openxmlformats.org/drawingml/2006/main" noChangeAspect="1"/>
             </wp:cNvGraphicFramePr>
-            <a:graphic>
+            <a:graphic xmlns:a="http://schemas.openxmlformats.org/drawingml/2006/main">
               <a:graphicData uri="http://schemas.openxmlformats.org/drawingml/2006/picture">
-                <pic:pic>
+                <pic:pic xmlns:pic="http://schemas.openxmlformats.org/drawingml/2006/picture">
                   <pic:nvPicPr>
-                    <pic:cNvPr id="0" name="02_shap_summary_beeswarm.png"/>
+                    <pic:cNvPr id="0" name="04_shap_top_feature_per_patient.png"/>
                     <pic:cNvPicPr/>
                   </pic:nvPicPr>
                   <pic:blipFill>
@@ -8068,9 +8232,11 @@
                   <pic:spPr>
                     <a:xfrm>
                       <a:off x="0" y="0"/>
-                      <a:ext cx="5486400" cy="3595874"/>
+                      <a:ext cx="5120640" cy="3036806"/>
                     </a:xfrm>
-                    <a:prstGeom prst="rect"/>
+                    <a:prstGeom prst="rect">
+                      <a:avLst/>
+                    </a:prstGeom>
                   </pic:spPr>
                 </pic:pic>
               </a:graphicData>
@@ -8087,21 +8253,108 @@
         <w:rPr>
           <w:i/>
         </w:rPr>
-        <w:t>Figure 2. SHAP summary (beeswarm) plot, BD dataset</w:t>
-      </w:r>
-    </w:p>
-    <w:p>
+        <w:t>Figure 4. Feature with the largest |SHAP| value per patient, BD dataset</w:t>
+      </w:r>
+    </w:p>
+    <w:p>
+      <w:pPr>
+        <w:keepNext/>
+      </w:pPr>
       <w:r>
         <w:rPr>
           <w:b/>
         </w:rPr>
-        <w:t xml:space="preserve">By predicted class (Figure 3). </w:t>
-      </w:r>
+        <w:t xml:space="preserve">Shape of each effect (Figure 5). </w:t>
+      </w:r>
+    </w:p>
+    <w:p>
+      <w:pPr>
+        <w:pStyle w:val="ListParagraph"/>
+        <w:numPr>
+          <w:ilvl w:val="0"/>
+          <w:numId w:val="5"/>
+        </w:numPr>
+      </w:pPr>
       <w:r>
         <w:rPr>
-          <w:i w:val="0"/>
+          <w:b/>
         </w:rPr>
-        <w:t>For patients predicted as CVD, the largest mean |SHAP| values were for systolic BP (0.176), diastolic BP (0.134) and total cholesterol (0.118). For patients predicted as no CVD, age had the largest effect (0.113), followed by systolic BP (0.108) and diastolic BP (0.103). Positive predictions were therefore driven mainly by blood pressure and cholesterol, and negative predictions mainly by younger age and lower blood pressure.</w:t>
+        <w:t xml:space="preserve">Systolic BP: </w:t>
+      </w:r>
+      <w:r>
+        <w:t>mean SHAP −0.132 at ≤ 120 mmHg, −0.079 at 121–140, −0.012 at 141–150 and +0.282 above 150 mmHg, so predicted risk rose sharply above about 150 mmHg.</w:t>
+      </w:r>
+    </w:p>
+    <w:p>
+      <w:pPr>
+        <w:pStyle w:val="ListParagraph"/>
+        <w:numPr>
+          <w:ilvl w:val="0"/>
+          <w:numId w:val="5"/>
+        </w:numPr>
+      </w:pPr>
+      <w:r>
+        <w:rPr>
+          <w:b/>
+        </w:rPr>
+        <w:t xml:space="preserve">Diastolic BP: </w:t>
+      </w:r>
+      <w:r>
+        <w:t>about −0.12 up to 90 mmHg, −0.056 at 91–100 and +0.115 above 100 mmHg.</w:t>
+      </w:r>
+    </w:p>
+    <w:p>
+      <w:pPr>
+        <w:pStyle w:val="ListParagraph"/>
+        <w:numPr>
+          <w:ilvl w:val="0"/>
+          <w:numId w:val="5"/>
+        </w:numPr>
+      </w:pPr>
+      <w:r>
+        <w:rPr>
+          <w:b/>
+        </w:rPr>
+        <w:t xml:space="preserve">Total cholesterol: </w:t>
+      </w:r>
+      <w:r>
+        <w:t>near zero up to 200 mg/dL (−0.005), +0.045 at 201–240, +0.241 at 241–280 and +0.150 above 280 mg/dL.</w:t>
+      </w:r>
+    </w:p>
+    <w:p>
+      <w:pPr>
+        <w:pStyle w:val="ListParagraph"/>
+        <w:numPr>
+          <w:ilvl w:val="0"/>
+          <w:numId w:val="5"/>
+        </w:numPr>
+      </w:pPr>
+      <w:r>
+        <w:rPr>
+          <w:b/>
+        </w:rPr>
+        <w:t xml:space="preserve">Age: </w:t>
+      </w:r>
+      <w:r>
+        <w:t>SHAP rose from −0.192 (≤ 40 years) to +0.078 (61–65 years) but was negative again above 65 years (−0.097 at 66–70 and −0.078 above 70). This pattern was learned from the development data; in the BD data, the CVD rates above 65 years (26.1% at 66–70 and 30.0% above 70) were not lower than at 40 years or below (24.3%).</w:t>
+      </w:r>
+    </w:p>
+    <w:p>
+      <w:pPr>
+        <w:pStyle w:val="ListParagraph"/>
+        <w:numPr>
+          <w:ilvl w:val="0"/>
+          <w:numId w:val="5"/>
+        </w:numPr>
+      </w:pPr>
+      <w:r>
+        <w:rPr>
+          <w:b/>
+        </w:rPr>
+        <w:t xml:space="preserve">Binary features: </w:t>
+      </w:r>
+      <w:r>
+        <w:t>smoking lowered predicted risk (mean SHAP −0.035 for smokers), because the reference patient is a non-smoker and smokers had a lower CVD rate in the pooled development data (Section 4.3). Diabetes (+0.015), male sex (+0.016) and low physical activity (+0.031) raised it slightly. Although diabetes was associated with a 3.42-fold CVD rate in BD (Section 4.5), its SHAP effect was small.</w:t>
       </w:r>
     </w:p>
     <w:p>
@@ -8110,18 +8363,23 @@
         <w:jc w:val="center"/>
       </w:pPr>
       <w:r>
+        <w:rPr>
+          <w:noProof/>
+        </w:rPr>
+        <w:lastRenderedPageBreak/>
         <w:drawing>
-          <wp:inline xmlns:a="http://schemas.openxmlformats.org/drawingml/2006/main" xmlns:pic="http://schemas.openxmlformats.org/drawingml/2006/picture">
-            <wp:extent cx="5120640" cy="3490322"/>
-            <wp:docPr id="3" name="Picture 3"/>
+          <wp:inline distT="0" distB="0" distL="0" distR="0" wp14:anchorId="2B06719B" wp14:editId="314116E2">
+            <wp:extent cx="5943600" cy="4631673"/>
+            <wp:effectExtent l="0" t="0" r="0" b="0"/>
+            <wp:docPr id="5" name="Picture 5"/>
             <wp:cNvGraphicFramePr>
-              <a:graphicFrameLocks noChangeAspect="1"/>
+              <a:graphicFrameLocks xmlns:a="http://schemas.openxmlformats.org/drawingml/2006/main" noChangeAspect="1"/>
             </wp:cNvGraphicFramePr>
-            <a:graphic>
+            <a:graphic xmlns:a="http://schemas.openxmlformats.org/drawingml/2006/main">
               <a:graphicData uri="http://schemas.openxmlformats.org/drawingml/2006/picture">
-                <pic:pic>
+                <pic:pic xmlns:pic="http://schemas.openxmlformats.org/drawingml/2006/picture">
                   <pic:nvPicPr>
-                    <pic:cNvPr id="0" name="03_shap_importance_by_predicted_class.png"/>
+                    <pic:cNvPr id="0" name="05_shap_dependence_all_features.png"/>
                     <pic:cNvPicPr/>
                   </pic:nvPicPr>
                   <pic:blipFill>
@@ -8133,9 +8391,11 @@
                   <pic:spPr>
                     <a:xfrm>
                       <a:off x="0" y="0"/>
-                      <a:ext cx="5120640" cy="3490322"/>
+                      <a:ext cx="5943600" cy="4631673"/>
                     </a:xfrm>
-                    <a:prstGeom prst="rect"/>
+                    <a:prstGeom prst="rect">
+                      <a:avLst/>
+                    </a:prstGeom>
                   </pic:spPr>
                 </pic:pic>
               </a:graphicData>
@@ -8152,7 +8412,7 @@
         <w:rPr>
           <w:i/>
         </w:rPr>
-        <w:t>Figure 3. SHAP feature importance by predicted class, BD dataset</w:t>
+        <w:t>Figure 5. SHAP dependence plots: feature value against its effect on predicted risk, BD dataset</w:t>
       </w:r>
     </w:p>
     <w:p>
@@ -8160,13 +8420,10 @@
         <w:rPr>
           <w:b/>
         </w:rPr>
-        <w:t xml:space="preserve">Most influential feature per patient (Figure 4). </w:t>
-      </w:r>
-      <w:r>
-        <w:rPr>
-          <w:i w:val="0"/>
-        </w:rPr>
-        <w:t>Taking, for each patient, the feature with the largest absolute SHAP value, systolic BP was most influential for 473 patients (30.9%), age for 459 (30.0%), diastolic BP for 361 (23.6%), total cholesterol for 200 (13.1%), BMI for 32 (2.1%) and smoking for 4 (0.3%). Section 4.5 counts the first-listed reason for the predicted class instead, which gives slightly different numbers.</w:t>
+        <w:t xml:space="preserve">LIME (Figure 6). </w:t>
+      </w:r>
+      <w:r>
+        <w:t>LIME weights were taken from the three factors per direction listed in each patient's explanation. By mean absolute weight, the leading features were age (0.064; 24.9%), systolic BP (0.063; 24.4%), sex (0.031; 12.1%) and diabetes (0.030; 11.5%), followed by diastolic BP (9.5%) and total cholesterol (8.8%). Sex, systolic BP, age and diabetes were each listed for about 80–85% of patients.</w:t>
       </w:r>
     </w:p>
     <w:p>
@@ -8175,18 +8432,23 @@
         <w:jc w:val="center"/>
       </w:pPr>
       <w:r>
+        <w:rPr>
+          <w:noProof/>
+        </w:rPr>
+        <w:lastRenderedPageBreak/>
         <w:drawing>
-          <wp:inline xmlns:a="http://schemas.openxmlformats.org/drawingml/2006/main" xmlns:pic="http://schemas.openxmlformats.org/drawingml/2006/picture">
-            <wp:extent cx="5120640" cy="3036806"/>
-            <wp:docPr id="4" name="Picture 4"/>
+          <wp:inline distT="0" distB="0" distL="0" distR="0" wp14:anchorId="2917B232" wp14:editId="0D1BF6B1">
+            <wp:extent cx="5943600" cy="2119246"/>
+            <wp:effectExtent l="0" t="0" r="0" b="0"/>
+            <wp:docPr id="6" name="Picture 6"/>
             <wp:cNvGraphicFramePr>
-              <a:graphicFrameLocks noChangeAspect="1"/>
+              <a:graphicFrameLocks xmlns:a="http://schemas.openxmlformats.org/drawingml/2006/main" noChangeAspect="1"/>
             </wp:cNvGraphicFramePr>
-            <a:graphic>
+            <a:graphic xmlns:a="http://schemas.openxmlformats.org/drawingml/2006/main">
               <a:graphicData uri="http://schemas.openxmlformats.org/drawingml/2006/picture">
-                <pic:pic>
+                <pic:pic xmlns:pic="http://schemas.openxmlformats.org/drawingml/2006/picture">
                   <pic:nvPicPr>
-                    <pic:cNvPr id="0" name="04_shap_top_feature_per_patient.png"/>
+                    <pic:cNvPr id="0" name="06_lime_global_importance.png"/>
                     <pic:cNvPicPr/>
                   </pic:nvPicPr>
                   <pic:blipFill>
@@ -8198,9 +8460,11 @@
                   <pic:spPr>
                     <a:xfrm>
                       <a:off x="0" y="0"/>
-                      <a:ext cx="5120640" cy="3036806"/>
+                      <a:ext cx="5943600" cy="2119246"/>
                     </a:xfrm>
-                    <a:prstGeom prst="rect"/>
+                    <a:prstGeom prst="rect">
+                      <a:avLst/>
+                    </a:prstGeom>
                   </pic:spPr>
                 </pic:pic>
               </a:graphicData>
@@ -8217,123 +8481,18 @@
         <w:rPr>
           <w:i/>
         </w:rPr>
-        <w:t>Figure 4. Feature with the largest |SHAP| value per patient, BD dataset</w:t>
-      </w:r>
-    </w:p>
-    <w:p>
-      <w:pPr>
-        <w:keepNext/>
-      </w:pPr>
+        <w:t>Figure 6. LIME global feature importance, BD dataset</w:t>
+      </w:r>
+    </w:p>
+    <w:p>
       <w:r>
         <w:rPr>
           <w:b/>
         </w:rPr>
-        <w:t xml:space="preserve">Shape of each effect (Figure 5). </w:t>
-      </w:r>
-    </w:p>
-    <w:p>
-      <w:pPr>
-        <w:pStyle w:val="ListParagraph"/>
-        <w:numPr>
-          <w:ilvl w:val="0"/>
-          <w:numId w:val="5"/>
-        </w:numPr>
-      </w:pPr>
-      <w:r>
-        <w:rPr>
-          <w:b/>
-        </w:rPr>
-        <w:t xml:space="preserve">Systolic BP: </w:t>
-      </w:r>
-      <w:r>
-        <w:rPr>
-          <w:i w:val="0"/>
-        </w:rPr>
-        <w:t>mean SHAP −0.132 at ≤ 120 mmHg, −0.079 at 121–140, −0.012 at 141–150 and +0.282 above 150 mmHg, so predicted risk rose sharply above about 150 mmHg.</w:t>
-      </w:r>
-    </w:p>
-    <w:p>
-      <w:pPr>
-        <w:pStyle w:val="ListParagraph"/>
-        <w:numPr>
-          <w:ilvl w:val="0"/>
-          <w:numId w:val="5"/>
-        </w:numPr>
-      </w:pPr>
-      <w:r>
-        <w:rPr>
-          <w:b/>
-        </w:rPr>
-        <w:t xml:space="preserve">Diastolic BP: </w:t>
-      </w:r>
-      <w:r>
-        <w:rPr>
-          <w:i w:val="0"/>
-        </w:rPr>
-        <w:t>about −0.12 up to 90 mmHg, −0.056 at 91–100 and +0.115 above 100 mmHg.</w:t>
-      </w:r>
-    </w:p>
-    <w:p>
-      <w:pPr>
-        <w:pStyle w:val="ListParagraph"/>
-        <w:numPr>
-          <w:ilvl w:val="0"/>
-          <w:numId w:val="5"/>
-        </w:numPr>
-      </w:pPr>
-      <w:r>
-        <w:rPr>
-          <w:b/>
-        </w:rPr>
-        <w:t xml:space="preserve">Total cholesterol: </w:t>
-      </w:r>
-      <w:r>
-        <w:rPr>
-          <w:i w:val="0"/>
-        </w:rPr>
-        <w:t>near zero up to 200 mg/dL (−0.005), +0.045 at 201–240, +0.241 at 241–280 and +0.150 above 280 mg/dL.</w:t>
-      </w:r>
-    </w:p>
-    <w:p>
-      <w:pPr>
-        <w:pStyle w:val="ListParagraph"/>
-        <w:numPr>
-          <w:ilvl w:val="0"/>
-          <w:numId w:val="5"/>
-        </w:numPr>
-      </w:pPr>
-      <w:r>
-        <w:rPr>
-          <w:b/>
-        </w:rPr>
-        <w:t xml:space="preserve">Age: </w:t>
-      </w:r>
-      <w:r>
-        <w:rPr>
-          <w:i w:val="0"/>
-        </w:rPr>
-        <w:t>SHAP rose from −0.192 (≤ 40 years) to +0.078 (61–65 years) but was negative again above 65 years (−0.097 at 66–70 and −0.078 above 70). This pattern was learned from the development data; in the BD data, the CVD rates above 65 years (26.1% at 66–70 and 30.0% above 70) were not lower than at 40 years or below (24.3%).</w:t>
-      </w:r>
-    </w:p>
-    <w:p>
-      <w:pPr>
-        <w:pStyle w:val="ListParagraph"/>
-        <w:numPr>
-          <w:ilvl w:val="0"/>
-          <w:numId w:val="5"/>
-        </w:numPr>
-      </w:pPr>
-      <w:r>
-        <w:rPr>
-          <w:b/>
-        </w:rPr>
-        <w:t xml:space="preserve">Binary features: </w:t>
-      </w:r>
-      <w:r>
-        <w:rPr>
-          <w:i w:val="0"/>
-        </w:rPr>
-        <w:t>smoking lowered predicted risk (mean SHAP −0.035 for smokers), because the reference patient is a non-smoker and smokers had a lower CVD rate in the pooled development data (Section 4.3). Diabetes (+0.015), male sex (+0.016) and low physical activity (+0.031) raised it slightly. Although diabetes was associated with a 3.42-fold CVD rate in BD (Section 4.5), its SHAP effect was small.</w:t>
+        <w:t xml:space="preserve">SHAP versus LIME (Figure 7). </w:t>
+      </w:r>
+      <w:r>
+        <w:t>Both methods placed systolic BP and age among the three most important features. They differed for the binary features and BMI: LIME gave sex (12.1% vs 1.6%) and diabetes (11.5% vs 1.9%) much larger shares than SHAP, and BMI a much smaller share (2.3% vs 11.1%). SHAP and LIME named the same most influential feature for 38.7% of BD patients. One possible explanation is that the two methods measure different things: SHAP gives each feature's exact contribution relative to one reference patient, whereas LIME fits a local linear approximation from perturbed samples drawn from the training data.</w:t>
       </w:r>
     </w:p>
     <w:p>
@@ -8342,18 +8501,22 @@
         <w:jc w:val="center"/>
       </w:pPr>
       <w:r>
+        <w:rPr>
+          <w:noProof/>
+        </w:rPr>
         <w:drawing>
-          <wp:inline xmlns:a="http://schemas.openxmlformats.org/drawingml/2006/main" xmlns:pic="http://schemas.openxmlformats.org/drawingml/2006/picture">
-            <wp:extent cx="5943600" cy="4631673"/>
-            <wp:docPr id="5" name="Picture 5"/>
+          <wp:inline distT="0" distB="0" distL="0" distR="0" wp14:anchorId="04D3A591" wp14:editId="4683672B">
+            <wp:extent cx="5120640" cy="3490322"/>
+            <wp:effectExtent l="0" t="0" r="0" b="0"/>
+            <wp:docPr id="7" name="Picture 7"/>
             <wp:cNvGraphicFramePr>
-              <a:graphicFrameLocks noChangeAspect="1"/>
+              <a:graphicFrameLocks xmlns:a="http://schemas.openxmlformats.org/drawingml/2006/main" noChangeAspect="1"/>
             </wp:cNvGraphicFramePr>
-            <a:graphic>
+            <a:graphic xmlns:a="http://schemas.openxmlformats.org/drawingml/2006/main">
               <a:graphicData uri="http://schemas.openxmlformats.org/drawingml/2006/picture">
-                <pic:pic>
+                <pic:pic xmlns:pic="http://schemas.openxmlformats.org/drawingml/2006/picture">
                   <pic:nvPicPr>
-                    <pic:cNvPr id="0" name="05_shap_dependence_all_features.png"/>
+                    <pic:cNvPr id="0" name="07_shap_vs_lime_global_importance.png"/>
                     <pic:cNvPicPr/>
                   </pic:nvPicPr>
                   <pic:blipFill>
@@ -8365,9 +8528,11 @@
                   <pic:spPr>
                     <a:xfrm>
                       <a:off x="0" y="0"/>
-                      <a:ext cx="5943600" cy="4631673"/>
+                      <a:ext cx="5120640" cy="3490322"/>
                     </a:xfrm>
-                    <a:prstGeom prst="rect"/>
+                    <a:prstGeom prst="rect">
+                      <a:avLst/>
+                    </a:prstGeom>
                   </pic:spPr>
                 </pic:pic>
               </a:graphicData>
@@ -8384,156 +8549,27 @@
         <w:rPr>
           <w:i/>
         </w:rPr>
-        <w:t>Figure 5. SHAP dependence plots: feature value against its effect on predicted risk, BD dataset</w:t>
-      </w:r>
-    </w:p>
-    <w:p>
+        <w:t>Figure 7. SHAP and LIME global importance shares, BD dataset</w:t>
+      </w:r>
+    </w:p>
+    <w:p>
+      <w:pPr>
+        <w:keepNext/>
+      </w:pPr>
       <w:r>
         <w:rPr>
           <w:b/>
         </w:rPr>
-        <w:t xml:space="preserve">LIME (Figure 6). </w:t>
-      </w:r>
-      <w:r>
-        <w:rPr>
-          <w:i w:val="0"/>
-        </w:rPr>
-        <w:t>LIME weights were taken from the three factors per direction listed in each patient's explanation. By mean absolute weight, the leading features were age (0.064; 24.9%), systolic BP (0.063; 24.4%), sex (0.031; 12.1%) and diabetes (0.030; 11.5%), followed by diastolic BP (9.5%) and total cholesterol (8.8%). Sex, systolic BP, age and diabetes were each listed for about 80–85% of patients.</w:t>
-      </w:r>
-    </w:p>
-    <w:p>
-      <w:pPr>
-        <w:keepNext/>
-        <w:jc w:val="center"/>
-      </w:pPr>
-      <w:r>
-        <w:drawing>
-          <wp:inline xmlns:a="http://schemas.openxmlformats.org/drawingml/2006/main" xmlns:pic="http://schemas.openxmlformats.org/drawingml/2006/picture">
-            <wp:extent cx="5943600" cy="2119246"/>
-            <wp:docPr id="6" name="Picture 6"/>
-            <wp:cNvGraphicFramePr>
-              <a:graphicFrameLocks noChangeAspect="1"/>
-            </wp:cNvGraphicFramePr>
-            <a:graphic>
-              <a:graphicData uri="http://schemas.openxmlformats.org/drawingml/2006/picture">
-                <pic:pic>
-                  <pic:nvPicPr>
-                    <pic:cNvPr id="0" name="06_lime_global_importance.png"/>
-                    <pic:cNvPicPr/>
-                  </pic:nvPicPr>
-                  <pic:blipFill>
-                    <a:blip r:embed="rId12"/>
-                    <a:stretch>
-                      <a:fillRect/>
-                    </a:stretch>
-                  </pic:blipFill>
-                  <pic:spPr>
-                    <a:xfrm>
-                      <a:off x="0" y="0"/>
-                      <a:ext cx="5943600" cy="2119246"/>
-                    </a:xfrm>
-                    <a:prstGeom prst="rect"/>
-                  </pic:spPr>
-                </pic:pic>
-              </a:graphicData>
-            </a:graphic>
-          </wp:inline>
-        </w:drawing>
-      </w:r>
-    </w:p>
-    <w:p>
-      <w:pPr>
-        <w:jc w:val="center"/>
-      </w:pPr>
-      <w:r>
-        <w:rPr>
-          <w:i/>
-        </w:rPr>
-        <w:t>Figure 6. LIME global feature importance, BD dataset</w:t>
-      </w:r>
-    </w:p>
-    <w:p>
-      <w:r>
-        <w:rPr>
-          <w:b/>
-        </w:rPr>
-        <w:t xml:space="preserve">SHAP versus LIME (Figure 7). </w:t>
-      </w:r>
-      <w:r>
-        <w:rPr>
-          <w:i w:val="0"/>
-        </w:rPr>
-        <w:t>Both methods placed systolic BP and age among the three most important features. They differed for the binary features and BMI: LIME gave sex (12.1% vs 1.6%) and diabetes (11.5% vs 1.9%) much larger shares than SHAP, and BMI a much smaller share (2.3% vs 11.1%). SHAP and LIME named the same most influential feature for 38.7% of BD patients. One possible explanation is that the two methods measure different things: SHAP gives each feature's exact contribution relative to one reference patient, whereas LIME fits a local linear approximation from perturbed samples drawn from the training data.</w:t>
-      </w:r>
-    </w:p>
-    <w:p>
-      <w:pPr>
-        <w:keepNext/>
-        <w:jc w:val="center"/>
-      </w:pPr>
-      <w:r>
-        <w:drawing>
-          <wp:inline xmlns:a="http://schemas.openxmlformats.org/drawingml/2006/main" xmlns:pic="http://schemas.openxmlformats.org/drawingml/2006/picture">
-            <wp:extent cx="5120640" cy="3490322"/>
-            <wp:docPr id="7" name="Picture 7"/>
-            <wp:cNvGraphicFramePr>
-              <a:graphicFrameLocks noChangeAspect="1"/>
-            </wp:cNvGraphicFramePr>
-            <a:graphic>
-              <a:graphicData uri="http://schemas.openxmlformats.org/drawingml/2006/picture">
-                <pic:pic>
-                  <pic:nvPicPr>
-                    <pic:cNvPr id="0" name="07_shap_vs_lime_global_importance.png"/>
-                    <pic:cNvPicPr/>
-                  </pic:nvPicPr>
-                  <pic:blipFill>
-                    <a:blip r:embed="rId13"/>
-                    <a:stretch>
-                      <a:fillRect/>
-                    </a:stretch>
-                  </pic:blipFill>
-                  <pic:spPr>
-                    <a:xfrm>
-                      <a:off x="0" y="0"/>
-                      <a:ext cx="5120640" cy="3490322"/>
-                    </a:xfrm>
-                    <a:prstGeom prst="rect"/>
-                  </pic:spPr>
-                </pic:pic>
-              </a:graphicData>
-            </a:graphic>
-          </wp:inline>
-        </w:drawing>
-      </w:r>
-    </w:p>
-    <w:p>
-      <w:pPr>
-        <w:jc w:val="center"/>
-      </w:pPr>
-      <w:r>
-        <w:rPr>
-          <w:i/>
-        </w:rPr>
-        <w:t>Figure 7. SHAP and LIME global importance shares, BD dataset</w:t>
-      </w:r>
-    </w:p>
-    <w:p>
-      <w:pPr>
-        <w:keepNext/>
-      </w:pPr>
-      <w:r>
-        <w:rPr>
-          <w:b/>
-        </w:rPr>
+        <w:lastRenderedPageBreak/>
         <w:t xml:space="preserve">Example patients (Figures 8–11). </w:t>
       </w:r>
     </w:p>
     <w:tbl>
       <w:tblPr>
         <w:tblStyle w:val="TableGrid"/>
-        <w:tblW w:type="auto" w:w="0"/>
+        <w:tblW w:w="0" w:type="auto"/>
         <w:tblLayout w:type="fixed"/>
-        <w:tblLook w:firstColumn="1" w:firstRow="1" w:lastColumn="0" w:lastRow="0" w:noHBand="0" w:noVBand="1" w:val="04A0"/>
+        <w:tblLook w:val="04A0" w:firstRow="1" w:lastRow="0" w:firstColumn="1" w:lastColumn="0" w:noHBand="0" w:noVBand="1"/>
       </w:tblPr>
       <w:tblGrid>
         <w:gridCol w:w="900"/>
@@ -8548,7 +8584,7 @@
         </w:trPr>
         <w:tc>
           <w:tcPr>
-            <w:tcW w:type="dxa" w:w="900"/>
+            <w:tcW w:w="900" w:type="dxa"/>
             <w:shd w:val="clear" w:color="auto" w:fill="F2F2F2"/>
           </w:tcPr>
           <w:p>
@@ -8559,7 +8595,7 @@
         </w:tc>
         <w:tc>
           <w:tcPr>
-            <w:tcW w:type="dxa" w:w="1500"/>
+            <w:tcW w:w="1500" w:type="dxa"/>
             <w:shd w:val="clear" w:color="auto" w:fill="F2F2F2"/>
           </w:tcPr>
           <w:p>
@@ -8570,7 +8606,7 @@
         </w:tc>
         <w:tc>
           <w:tcPr>
-            <w:tcW w:type="dxa" w:w="1260"/>
+            <w:tcW w:w="1260" w:type="dxa"/>
             <w:shd w:val="clear" w:color="auto" w:fill="F2F2F2"/>
           </w:tcPr>
           <w:p>
@@ -8581,7 +8617,7 @@
         </w:tc>
         <w:tc>
           <w:tcPr>
-            <w:tcW w:type="dxa" w:w="2850"/>
+            <w:tcW w:w="2850" w:type="dxa"/>
             <w:shd w:val="clear" w:color="auto" w:fill="F2F2F2"/>
           </w:tcPr>
           <w:p>
@@ -8592,7 +8628,7 @@
         </w:tc>
         <w:tc>
           <w:tcPr>
-            <w:tcW w:type="dxa" w:w="2850"/>
+            <w:tcW w:w="2850" w:type="dxa"/>
             <w:shd w:val="clear" w:color="auto" w:fill="F2F2F2"/>
           </w:tcPr>
           <w:p>
@@ -8605,7 +8641,7 @@
       <w:tr>
         <w:tc>
           <w:tcPr>
-            <w:tcW w:type="dxa" w:w="900"/>
+            <w:tcW w:w="900" w:type="dxa"/>
           </w:tcPr>
           <w:p>
             <w:r>
@@ -8615,7 +8651,7 @@
         </w:tc>
         <w:tc>
           <w:tcPr>
-            <w:tcW w:type="dxa" w:w="1500"/>
+            <w:tcW w:w="1500" w:type="dxa"/>
           </w:tcPr>
           <w:p>
             <w:r>
@@ -8625,7 +8661,7 @@
         </w:tc>
         <w:tc>
           <w:tcPr>
-            <w:tcW w:type="dxa" w:w="1260"/>
+            <w:tcW w:w="1260" w:type="dxa"/>
           </w:tcPr>
           <w:p>
             <w:r>
@@ -8635,7 +8671,7 @@
         </w:tc>
         <w:tc>
           <w:tcPr>
-            <w:tcW w:type="dxa" w:w="2850"/>
+            <w:tcW w:w="2850" w:type="dxa"/>
           </w:tcPr>
           <w:p>
             <w:r>
@@ -8645,7 +8681,7 @@
         </w:tc>
         <w:tc>
           <w:tcPr>
-            <w:tcW w:type="dxa" w:w="2850"/>
+            <w:tcW w:w="2850" w:type="dxa"/>
           </w:tcPr>
           <w:p>
             <w:r>
@@ -8657,7 +8693,7 @@
       <w:tr>
         <w:tc>
           <w:tcPr>
-            <w:tcW w:type="dxa" w:w="900"/>
+            <w:tcW w:w="900" w:type="dxa"/>
           </w:tcPr>
           <w:p>
             <w:r>
@@ -8667,7 +8703,7 @@
         </w:tc>
         <w:tc>
           <w:tcPr>
-            <w:tcW w:type="dxa" w:w="1500"/>
+            <w:tcW w:w="1500" w:type="dxa"/>
           </w:tcPr>
           <w:p>
             <w:r>
@@ -8677,7 +8713,7 @@
         </w:tc>
         <w:tc>
           <w:tcPr>
-            <w:tcW w:type="dxa" w:w="1260"/>
+            <w:tcW w:w="1260" w:type="dxa"/>
           </w:tcPr>
           <w:p>
             <w:r>
@@ -8687,7 +8723,7 @@
         </w:tc>
         <w:tc>
           <w:tcPr>
-            <w:tcW w:type="dxa" w:w="2850"/>
+            <w:tcW w:w="2850" w:type="dxa"/>
           </w:tcPr>
           <w:p>
             <w:r>
@@ -8697,7 +8733,7 @@
         </w:tc>
         <w:tc>
           <w:tcPr>
-            <w:tcW w:type="dxa" w:w="2850"/>
+            <w:tcW w:w="2850" w:type="dxa"/>
           </w:tcPr>
           <w:p>
             <w:r>
@@ -8709,7 +8745,7 @@
       <w:tr>
         <w:tc>
           <w:tcPr>
-            <w:tcW w:type="dxa" w:w="900"/>
+            <w:tcW w:w="900" w:type="dxa"/>
           </w:tcPr>
           <w:p>
             <w:r>
@@ -8719,7 +8755,7 @@
         </w:tc>
         <w:tc>
           <w:tcPr>
-            <w:tcW w:type="dxa" w:w="1500"/>
+            <w:tcW w:w="1500" w:type="dxa"/>
           </w:tcPr>
           <w:p>
             <w:r>
@@ -8729,7 +8765,7 @@
         </w:tc>
         <w:tc>
           <w:tcPr>
-            <w:tcW w:type="dxa" w:w="1260"/>
+            <w:tcW w:w="1260" w:type="dxa"/>
           </w:tcPr>
           <w:p>
             <w:r>
@@ -8739,7 +8775,7 @@
         </w:tc>
         <w:tc>
           <w:tcPr>
-            <w:tcW w:type="dxa" w:w="2850"/>
+            <w:tcW w:w="2850" w:type="dxa"/>
           </w:tcPr>
           <w:p>
             <w:r>
@@ -8749,7 +8785,7 @@
         </w:tc>
         <w:tc>
           <w:tcPr>
-            <w:tcW w:type="dxa" w:w="2850"/>
+            <w:tcW w:w="2850" w:type="dxa"/>
           </w:tcPr>
           <w:p>
             <w:r>
@@ -8761,7 +8797,7 @@
       <w:tr>
         <w:tc>
           <w:tcPr>
-            <w:tcW w:type="dxa" w:w="900"/>
+            <w:tcW w:w="900" w:type="dxa"/>
           </w:tcPr>
           <w:p>
             <w:r>
@@ -8771,7 +8807,7 @@
         </w:tc>
         <w:tc>
           <w:tcPr>
-            <w:tcW w:type="dxa" w:w="1500"/>
+            <w:tcW w:w="1500" w:type="dxa"/>
           </w:tcPr>
           <w:p>
             <w:r>
@@ -8781,7 +8817,7 @@
         </w:tc>
         <w:tc>
           <w:tcPr>
-            <w:tcW w:type="dxa" w:w="1260"/>
+            <w:tcW w:w="1260" w:type="dxa"/>
           </w:tcPr>
           <w:p>
             <w:r>
@@ -8791,7 +8827,7 @@
         </w:tc>
         <w:tc>
           <w:tcPr>
-            <w:tcW w:type="dxa" w:w="2850"/>
+            <w:tcW w:w="2850" w:type="dxa"/>
           </w:tcPr>
           <w:p>
             <w:r>
@@ -8801,7 +8837,7 @@
         </w:tc>
         <w:tc>
           <w:tcPr>
-            <w:tcW w:type="dxa" w:w="2850"/>
+            <w:tcW w:w="2850" w:type="dxa"/>
           </w:tcPr>
           <w:p>
             <w:r>
@@ -8814,17 +8850,14 @@
     <w:p/>
     <w:p>
       <w:r>
-        <w:rPr>
-          <w:i w:val="0"/>
-        </w:rPr>
         <w:t>For the clearest cases (patients 1395 and 787), SHAP and LIME gave the same leading reasons. For the two patients close to the threshold, the explanations differed: for patient 604, SHAP attributed the positive prediction mainly to a cholesterol of 245 mg/dL and treated a diastolic BP of 92 mmHg as lowering risk, whereas LIME ranked diastolic BP above 85 mmHg as the leading reason for risk. Explanations of borderline patients were therefore less consistent than those of clear cases.</w:t>
       </w:r>
     </w:p>
     <w:tbl>
       <w:tblPr>
-        <w:tblW w:type="auto" w:w="0"/>
+        <w:tblW w:w="0" w:type="auto"/>
         <w:tblLayout w:type="fixed"/>
-        <w:tblLook w:firstColumn="1" w:firstRow="1" w:lastColumn="0" w:lastRow="0" w:noHBand="0" w:noVBand="1" w:val="04A0"/>
+        <w:tblLook w:val="04A0" w:firstRow="1" w:lastRow="0" w:firstColumn="1" w:lastColumn="0" w:noHBand="0" w:noVBand="1"/>
       </w:tblPr>
       <w:tblGrid>
         <w:gridCol w:w="4680"/>
@@ -8833,25 +8866,154 @@
       <w:tr>
         <w:tc>
           <w:tcPr>
-            <w:tcW w:type="dxa" w:w="4680"/>
+            <w:tcW w:w="4680" w:type="dxa"/>
           </w:tcPr>
           <w:p>
             <w:pPr>
               <w:jc w:val="center"/>
             </w:pPr>
             <w:r>
+              <w:rPr>
+                <w:noProof/>
+              </w:rPr>
               <w:drawing>
-                <wp:inline xmlns:a="http://schemas.openxmlformats.org/drawingml/2006/main" xmlns:pic="http://schemas.openxmlformats.org/drawingml/2006/picture">
+                <wp:inline distT="0" distB="0" distL="0" distR="0" wp14:anchorId="3A19BF01" wp14:editId="08C14FCD">
                   <wp:extent cx="2834640" cy="2055502"/>
+                  <wp:effectExtent l="0" t="0" r="0" b="0"/>
                   <wp:docPr id="8" name="Picture 8"/>
                   <wp:cNvGraphicFramePr>
-                    <a:graphicFrameLocks noChangeAspect="1"/>
+                    <a:graphicFrameLocks xmlns:a="http://schemas.openxmlformats.org/drawingml/2006/main" noChangeAspect="1"/>
                   </wp:cNvGraphicFramePr>
-                  <a:graphic>
+                  <a:graphic xmlns:a="http://schemas.openxmlformats.org/drawingml/2006/main">
                     <a:graphicData uri="http://schemas.openxmlformats.org/drawingml/2006/picture">
-                      <pic:pic>
+                      <pic:pic xmlns:pic="http://schemas.openxmlformats.org/drawingml/2006/picture">
                         <pic:nvPicPr>
                           <pic:cNvPr id="0" name="08_example1_shap_waterfall_patient_1395.png"/>
+                          <pic:cNvPicPr/>
+                        </pic:nvPicPr>
+                        <pic:blipFill>
+                          <a:blip r:embed="rId12"/>
+                          <a:stretch>
+                            <a:fillRect/>
+                          </a:stretch>
+                        </pic:blipFill>
+                        <pic:spPr>
+                          <a:xfrm>
+                            <a:off x="0" y="0"/>
+                            <a:ext cx="2834640" cy="2055502"/>
+                          </a:xfrm>
+                          <a:prstGeom prst="rect">
+                            <a:avLst/>
+                          </a:prstGeom>
+                        </pic:spPr>
+                      </pic:pic>
+                    </a:graphicData>
+                  </a:graphic>
+                </wp:inline>
+              </w:drawing>
+            </w:r>
+          </w:p>
+        </w:tc>
+        <w:tc>
+          <w:tcPr>
+            <w:tcW w:w="4680" w:type="dxa"/>
+          </w:tcPr>
+          <w:p>
+            <w:pPr>
+              <w:jc w:val="center"/>
+            </w:pPr>
+            <w:r>
+              <w:rPr>
+                <w:noProof/>
+              </w:rPr>
+              <w:drawing>
+                <wp:inline distT="0" distB="0" distL="0" distR="0" wp14:anchorId="7B1F150E" wp14:editId="7277B304">
+                  <wp:extent cx="2834640" cy="1417320"/>
+                  <wp:effectExtent l="0" t="0" r="0" b="0"/>
+                  <wp:docPr id="9" name="Picture 9"/>
+                  <wp:cNvGraphicFramePr>
+                    <a:graphicFrameLocks xmlns:a="http://schemas.openxmlformats.org/drawingml/2006/main" noChangeAspect="1"/>
+                  </wp:cNvGraphicFramePr>
+                  <a:graphic xmlns:a="http://schemas.openxmlformats.org/drawingml/2006/main">
+                    <a:graphicData uri="http://schemas.openxmlformats.org/drawingml/2006/picture">
+                      <pic:pic xmlns:pic="http://schemas.openxmlformats.org/drawingml/2006/picture">
+                        <pic:nvPicPr>
+                          <pic:cNvPr id="0" name="09_example1_lime_patient_1395.png"/>
+                          <pic:cNvPicPr/>
+                        </pic:nvPicPr>
+                        <pic:blipFill>
+                          <a:blip r:embed="rId13"/>
+                          <a:stretch>
+                            <a:fillRect/>
+                          </a:stretch>
+                        </pic:blipFill>
+                        <pic:spPr>
+                          <a:xfrm>
+                            <a:off x="0" y="0"/>
+                            <a:ext cx="2834640" cy="1417320"/>
+                          </a:xfrm>
+                          <a:prstGeom prst="rect">
+                            <a:avLst/>
+                          </a:prstGeom>
+                        </pic:spPr>
+                      </pic:pic>
+                    </a:graphicData>
+                  </a:graphic>
+                </wp:inline>
+              </w:drawing>
+            </w:r>
+          </w:p>
+        </w:tc>
+      </w:tr>
+    </w:tbl>
+    <w:p>
+      <w:pPr>
+        <w:jc w:val="center"/>
+      </w:pPr>
+      <w:r>
+        <w:rPr>
+          <w:i/>
+        </w:rPr>
+        <w:t>Figure 8. Patient 1395 (highest risk): SHAP waterfall (left) and LIME weights (right)</w:t>
+      </w:r>
+    </w:p>
+    <w:tbl>
+      <w:tblPr>
+        <w:tblW w:w="0" w:type="auto"/>
+        <w:tblLayout w:type="fixed"/>
+        <w:tblLook w:val="04A0" w:firstRow="1" w:lastRow="0" w:firstColumn="1" w:lastColumn="0" w:noHBand="0" w:noVBand="1"/>
+      </w:tblPr>
+      <w:tblGrid>
+        <w:gridCol w:w="4680"/>
+        <w:gridCol w:w="4680"/>
+      </w:tblGrid>
+      <w:tr>
+        <w:tc>
+          <w:tcPr>
+            <w:tcW w:w="4680" w:type="dxa"/>
+          </w:tcPr>
+          <w:p>
+            <w:pPr>
+              <w:jc w:val="center"/>
+            </w:pPr>
+            <w:r>
+              <w:rPr>
+                <w:noProof/>
+              </w:rPr>
+              <w:lastRenderedPageBreak/>
+              <w:drawing>
+                <wp:inline distT="0" distB="0" distL="0" distR="0" wp14:anchorId="751BA73F" wp14:editId="40EC1366">
+                  <wp:extent cx="2834640" cy="2068461"/>
+                  <wp:effectExtent l="0" t="0" r="0" b="0"/>
+                  <wp:docPr id="10" name="Picture 10"/>
+                  <wp:cNvGraphicFramePr>
+                    <a:graphicFrameLocks xmlns:a="http://schemas.openxmlformats.org/drawingml/2006/main" noChangeAspect="1"/>
+                  </wp:cNvGraphicFramePr>
+                  <a:graphic xmlns:a="http://schemas.openxmlformats.org/drawingml/2006/main">
+                    <a:graphicData uri="http://schemas.openxmlformats.org/drawingml/2006/picture">
+                      <pic:pic xmlns:pic="http://schemas.openxmlformats.org/drawingml/2006/picture">
+                        <pic:nvPicPr>
+                          <pic:cNvPr id="0" name="08_example2_shap_waterfall_patient_604.png"/>
                           <pic:cNvPicPr/>
                         </pic:nvPicPr>
                         <pic:blipFill>
@@ -8863,9 +9025,11 @@
                         <pic:spPr>
                           <a:xfrm>
                             <a:off x="0" y="0"/>
-                            <a:ext cx="2834640" cy="2055502"/>
+                            <a:ext cx="2834640" cy="2068461"/>
                           </a:xfrm>
-                          <a:prstGeom prst="rect"/>
+                          <a:prstGeom prst="rect">
+                            <a:avLst/>
+                          </a:prstGeom>
                         </pic:spPr>
                       </pic:pic>
                     </a:graphicData>
@@ -8877,25 +9041,29 @@
         </w:tc>
         <w:tc>
           <w:tcPr>
-            <w:tcW w:type="dxa" w:w="4680"/>
+            <w:tcW w:w="4680" w:type="dxa"/>
           </w:tcPr>
           <w:p>
             <w:pPr>
               <w:jc w:val="center"/>
             </w:pPr>
             <w:r>
+              <w:rPr>
+                <w:noProof/>
+              </w:rPr>
               <w:drawing>
-                <wp:inline xmlns:a="http://schemas.openxmlformats.org/drawingml/2006/main" xmlns:pic="http://schemas.openxmlformats.org/drawingml/2006/picture">
-                  <wp:extent cx="2834640" cy="1417320"/>
-                  <wp:docPr id="9" name="Picture 9"/>
+                <wp:inline distT="0" distB="0" distL="0" distR="0" wp14:anchorId="3BB0FF1B" wp14:editId="10377A7D">
+                  <wp:extent cx="2834640" cy="1296136"/>
+                  <wp:effectExtent l="0" t="0" r="0" b="0"/>
+                  <wp:docPr id="11" name="Picture 11"/>
                   <wp:cNvGraphicFramePr>
-                    <a:graphicFrameLocks noChangeAspect="1"/>
+                    <a:graphicFrameLocks xmlns:a="http://schemas.openxmlformats.org/drawingml/2006/main" noChangeAspect="1"/>
                   </wp:cNvGraphicFramePr>
-                  <a:graphic>
+                  <a:graphic xmlns:a="http://schemas.openxmlformats.org/drawingml/2006/main">
                     <a:graphicData uri="http://schemas.openxmlformats.org/drawingml/2006/picture">
-                      <pic:pic>
+                      <pic:pic xmlns:pic="http://schemas.openxmlformats.org/drawingml/2006/picture">
                         <pic:nvPicPr>
-                          <pic:cNvPr id="0" name="09_example1_lime_patient_1395.png"/>
+                          <pic:cNvPr id="0" name="09_example2_lime_patient_604.png"/>
                           <pic:cNvPicPr/>
                         </pic:nvPicPr>
                         <pic:blipFill>
@@ -8907,9 +9075,11 @@
                         <pic:spPr>
                           <a:xfrm>
                             <a:off x="0" y="0"/>
-                            <a:ext cx="2834640" cy="1417320"/>
+                            <a:ext cx="2834640" cy="1296136"/>
                           </a:xfrm>
-                          <a:prstGeom prst="rect"/>
+                          <a:prstGeom prst="rect">
+                            <a:avLst/>
+                          </a:prstGeom>
                         </pic:spPr>
                       </pic:pic>
                     </a:graphicData>
@@ -8929,14 +9099,14 @@
         <w:rPr>
           <w:i/>
         </w:rPr>
-        <w:t>Figure 8. Patient 1395 (highest risk): SHAP waterfall (left) and LIME weights (right)</w:t>
+        <w:t>Figure 9. Patient 604 (lowest risk at or above threshold): SHAP waterfall (left) and LIME weights (right)</w:t>
       </w:r>
     </w:p>
     <w:tbl>
       <w:tblPr>
-        <w:tblW w:type="auto" w:w="0"/>
+        <w:tblW w:w="0" w:type="auto"/>
         <w:tblLayout w:type="fixed"/>
-        <w:tblLook w:firstColumn="1" w:firstRow="1" w:lastColumn="0" w:lastRow="0" w:noHBand="0" w:noVBand="1" w:val="04A0"/>
+        <w:tblLook w:val="04A0" w:firstRow="1" w:lastRow="0" w:firstColumn="1" w:lastColumn="0" w:noHBand="0" w:noVBand="1"/>
       </w:tblPr>
       <w:tblGrid>
         <w:gridCol w:w="4680"/>
@@ -8945,25 +9115,29 @@
       <w:tr>
         <w:tc>
           <w:tcPr>
-            <w:tcW w:type="dxa" w:w="4680"/>
+            <w:tcW w:w="4680" w:type="dxa"/>
           </w:tcPr>
           <w:p>
             <w:pPr>
               <w:jc w:val="center"/>
             </w:pPr>
             <w:r>
+              <w:rPr>
+                <w:noProof/>
+              </w:rPr>
               <w:drawing>
-                <wp:inline xmlns:a="http://schemas.openxmlformats.org/drawingml/2006/main" xmlns:pic="http://schemas.openxmlformats.org/drawingml/2006/picture">
-                  <wp:extent cx="2834640" cy="2068461"/>
-                  <wp:docPr id="10" name="Picture 10"/>
+                <wp:inline distT="0" distB="0" distL="0" distR="0" wp14:anchorId="3B62D26B" wp14:editId="592F37E0">
+                  <wp:extent cx="2834640" cy="2076643"/>
+                  <wp:effectExtent l="0" t="0" r="0" b="0"/>
+                  <wp:docPr id="12" name="Picture 12"/>
                   <wp:cNvGraphicFramePr>
-                    <a:graphicFrameLocks noChangeAspect="1"/>
+                    <a:graphicFrameLocks xmlns:a="http://schemas.openxmlformats.org/drawingml/2006/main" noChangeAspect="1"/>
                   </wp:cNvGraphicFramePr>
-                  <a:graphic>
+                  <a:graphic xmlns:a="http://schemas.openxmlformats.org/drawingml/2006/main">
                     <a:graphicData uri="http://schemas.openxmlformats.org/drawingml/2006/picture">
-                      <pic:pic>
+                      <pic:pic xmlns:pic="http://schemas.openxmlformats.org/drawingml/2006/picture">
                         <pic:nvPicPr>
-                          <pic:cNvPr id="0" name="08_example2_shap_waterfall_patient_604.png"/>
+                          <pic:cNvPr id="0" name="08_example3_shap_waterfall_patient_767.png"/>
                           <pic:cNvPicPr/>
                         </pic:nvPicPr>
                         <pic:blipFill>
@@ -8975,9 +9149,11 @@
                         <pic:spPr>
                           <a:xfrm>
                             <a:off x="0" y="0"/>
-                            <a:ext cx="2834640" cy="2068461"/>
+                            <a:ext cx="2834640" cy="2076643"/>
                           </a:xfrm>
-                          <a:prstGeom prst="rect"/>
+                          <a:prstGeom prst="rect">
+                            <a:avLst/>
+                          </a:prstGeom>
                         </pic:spPr>
                       </pic:pic>
                     </a:graphicData>
@@ -8989,25 +9165,29 @@
         </w:tc>
         <w:tc>
           <w:tcPr>
-            <w:tcW w:type="dxa" w:w="4680"/>
+            <w:tcW w:w="4680" w:type="dxa"/>
           </w:tcPr>
           <w:p>
             <w:pPr>
               <w:jc w:val="center"/>
             </w:pPr>
             <w:r>
+              <w:rPr>
+                <w:noProof/>
+              </w:rPr>
               <w:drawing>
-                <wp:inline xmlns:a="http://schemas.openxmlformats.org/drawingml/2006/main" xmlns:pic="http://schemas.openxmlformats.org/drawingml/2006/picture">
-                  <wp:extent cx="2834640" cy="1296136"/>
-                  <wp:docPr id="11" name="Picture 11"/>
+                <wp:inline distT="0" distB="0" distL="0" distR="0" wp14:anchorId="037F6086" wp14:editId="48A6A77B">
+                  <wp:extent cx="2834640" cy="1387643"/>
+                  <wp:effectExtent l="0" t="0" r="0" b="0"/>
+                  <wp:docPr id="13" name="Picture 13"/>
                   <wp:cNvGraphicFramePr>
-                    <a:graphicFrameLocks noChangeAspect="1"/>
+                    <a:graphicFrameLocks xmlns:a="http://schemas.openxmlformats.org/drawingml/2006/main" noChangeAspect="1"/>
                   </wp:cNvGraphicFramePr>
-                  <a:graphic>
+                  <a:graphic xmlns:a="http://schemas.openxmlformats.org/drawingml/2006/main">
                     <a:graphicData uri="http://schemas.openxmlformats.org/drawingml/2006/picture">
-                      <pic:pic>
+                      <pic:pic xmlns:pic="http://schemas.openxmlformats.org/drawingml/2006/picture">
                         <pic:nvPicPr>
-                          <pic:cNvPr id="0" name="09_example2_lime_patient_604.png"/>
+                          <pic:cNvPr id="0" name="09_example3_lime_patient_767.png"/>
                           <pic:cNvPicPr/>
                         </pic:nvPicPr>
                         <pic:blipFill>
@@ -9019,9 +9199,11 @@
                         <pic:spPr>
                           <a:xfrm>
                             <a:off x="0" y="0"/>
-                            <a:ext cx="2834640" cy="1296136"/>
+                            <a:ext cx="2834640" cy="1387643"/>
                           </a:xfrm>
-                          <a:prstGeom prst="rect"/>
+                          <a:prstGeom prst="rect">
+                            <a:avLst/>
+                          </a:prstGeom>
                         </pic:spPr>
                       </pic:pic>
                     </a:graphicData>
@@ -9041,14 +9223,14 @@
         <w:rPr>
           <w:i/>
         </w:rPr>
-        <w:t>Figure 9. Patient 604 (lowest risk at or above threshold): SHAP waterfall (left) and LIME weights (right)</w:t>
+        <w:t>Figure 10. Patient 767 (highest risk below threshold): SHAP waterfall (left) and LIME weights (right)</w:t>
       </w:r>
     </w:p>
     <w:tbl>
       <w:tblPr>
-        <w:tblW w:type="auto" w:w="0"/>
+        <w:tblW w:w="0" w:type="auto"/>
         <w:tblLayout w:type="fixed"/>
-        <w:tblLook w:firstColumn="1" w:firstRow="1" w:lastColumn="0" w:lastRow="0" w:noHBand="0" w:noVBand="1" w:val="04A0"/>
+        <w:tblLook w:val="04A0" w:firstRow="1" w:lastRow="0" w:firstColumn="1" w:lastColumn="0" w:noHBand="0" w:noVBand="1"/>
       </w:tblPr>
       <w:tblGrid>
         <w:gridCol w:w="4680"/>
@@ -9057,25 +9239,29 @@
       <w:tr>
         <w:tc>
           <w:tcPr>
-            <w:tcW w:type="dxa" w:w="4680"/>
+            <w:tcW w:w="4680" w:type="dxa"/>
           </w:tcPr>
           <w:p>
             <w:pPr>
               <w:jc w:val="center"/>
             </w:pPr>
             <w:r>
+              <w:rPr>
+                <w:noProof/>
+              </w:rPr>
               <w:drawing>
-                <wp:inline xmlns:a="http://schemas.openxmlformats.org/drawingml/2006/main" xmlns:pic="http://schemas.openxmlformats.org/drawingml/2006/picture">
-                  <wp:extent cx="2834640" cy="2076643"/>
-                  <wp:docPr id="12" name="Picture 12"/>
+                <wp:inline distT="0" distB="0" distL="0" distR="0" wp14:anchorId="3C73F95E" wp14:editId="48326344">
+                  <wp:extent cx="2834640" cy="2078287"/>
+                  <wp:effectExtent l="0" t="0" r="0" b="0"/>
+                  <wp:docPr id="14" name="Picture 14"/>
                   <wp:cNvGraphicFramePr>
-                    <a:graphicFrameLocks noChangeAspect="1"/>
+                    <a:graphicFrameLocks xmlns:a="http://schemas.openxmlformats.org/drawingml/2006/main" noChangeAspect="1"/>
                   </wp:cNvGraphicFramePr>
-                  <a:graphic>
+                  <a:graphic xmlns:a="http://schemas.openxmlformats.org/drawingml/2006/main">
                     <a:graphicData uri="http://schemas.openxmlformats.org/drawingml/2006/picture">
-                      <pic:pic>
+                      <pic:pic xmlns:pic="http://schemas.openxmlformats.org/drawingml/2006/picture">
                         <pic:nvPicPr>
-                          <pic:cNvPr id="0" name="08_example3_shap_waterfall_patient_767.png"/>
+                          <pic:cNvPr id="0" name="08_example4_shap_waterfall_patient_787.png"/>
                           <pic:cNvPicPr/>
                         </pic:nvPicPr>
                         <pic:blipFill>
@@ -9087,9 +9273,11 @@
                         <pic:spPr>
                           <a:xfrm>
                             <a:off x="0" y="0"/>
-                            <a:ext cx="2834640" cy="2076643"/>
+                            <a:ext cx="2834640" cy="2078287"/>
                           </a:xfrm>
-                          <a:prstGeom prst="rect"/>
+                          <a:prstGeom prst="rect">
+                            <a:avLst/>
+                          </a:prstGeom>
                         </pic:spPr>
                       </pic:pic>
                     </a:graphicData>
@@ -9101,25 +9289,29 @@
         </w:tc>
         <w:tc>
           <w:tcPr>
-            <w:tcW w:type="dxa" w:w="4680"/>
+            <w:tcW w:w="4680" w:type="dxa"/>
           </w:tcPr>
           <w:p>
             <w:pPr>
               <w:jc w:val="center"/>
             </w:pPr>
             <w:r>
+              <w:rPr>
+                <w:noProof/>
+              </w:rPr>
               <w:drawing>
-                <wp:inline xmlns:a="http://schemas.openxmlformats.org/drawingml/2006/main" xmlns:pic="http://schemas.openxmlformats.org/drawingml/2006/picture">
-                  <wp:extent cx="2834640" cy="1387643"/>
-                  <wp:docPr id="13" name="Picture 13"/>
+                <wp:inline distT="0" distB="0" distL="0" distR="0" wp14:anchorId="5016F28E" wp14:editId="1B641D09">
+                  <wp:extent cx="2834640" cy="1048752"/>
+                  <wp:effectExtent l="0" t="0" r="0" b="0"/>
+                  <wp:docPr id="15" name="Picture 15"/>
                   <wp:cNvGraphicFramePr>
-                    <a:graphicFrameLocks noChangeAspect="1"/>
+                    <a:graphicFrameLocks xmlns:a="http://schemas.openxmlformats.org/drawingml/2006/main" noChangeAspect="1"/>
                   </wp:cNvGraphicFramePr>
-                  <a:graphic>
+                  <a:graphic xmlns:a="http://schemas.openxmlformats.org/drawingml/2006/main">
                     <a:graphicData uri="http://schemas.openxmlformats.org/drawingml/2006/picture">
-                      <pic:pic>
+                      <pic:pic xmlns:pic="http://schemas.openxmlformats.org/drawingml/2006/picture">
                         <pic:nvPicPr>
-                          <pic:cNvPr id="0" name="09_example3_lime_patient_767.png"/>
+                          <pic:cNvPr id="0" name="09_example4_lime_patient_787.png"/>
                           <pic:cNvPicPr/>
                         </pic:nvPicPr>
                         <pic:blipFill>
@@ -9131,9 +9323,11 @@
                         <pic:spPr>
                           <a:xfrm>
                             <a:off x="0" y="0"/>
-                            <a:ext cx="2834640" cy="1387643"/>
+                            <a:ext cx="2834640" cy="1048752"/>
                           </a:xfrm>
-                          <a:prstGeom prst="rect"/>
+                          <a:prstGeom prst="rect">
+                            <a:avLst/>
+                          </a:prstGeom>
                         </pic:spPr>
                       </pic:pic>
                     </a:graphicData>
@@ -9153,118 +9347,6 @@
         <w:rPr>
           <w:i/>
         </w:rPr>
-        <w:t>Figure 10. Patient 767 (highest risk below threshold): SHAP waterfall (left) and LIME weights (right)</w:t>
-      </w:r>
-    </w:p>
-    <w:tbl>
-      <w:tblPr>
-        <w:tblW w:type="auto" w:w="0"/>
-        <w:tblLayout w:type="fixed"/>
-        <w:tblLook w:firstColumn="1" w:firstRow="1" w:lastColumn="0" w:lastRow="0" w:noHBand="0" w:noVBand="1" w:val="04A0"/>
-      </w:tblPr>
-      <w:tblGrid>
-        <w:gridCol w:w="4680"/>
-        <w:gridCol w:w="4680"/>
-      </w:tblGrid>
-      <w:tr>
-        <w:tc>
-          <w:tcPr>
-            <w:tcW w:type="dxa" w:w="4680"/>
-          </w:tcPr>
-          <w:p>
-            <w:pPr>
-              <w:jc w:val="center"/>
-            </w:pPr>
-            <w:r>
-              <w:drawing>
-                <wp:inline xmlns:a="http://schemas.openxmlformats.org/drawingml/2006/main" xmlns:pic="http://schemas.openxmlformats.org/drawingml/2006/picture">
-                  <wp:extent cx="2834640" cy="2078287"/>
-                  <wp:docPr id="14" name="Picture 14"/>
-                  <wp:cNvGraphicFramePr>
-                    <a:graphicFrameLocks noChangeAspect="1"/>
-                  </wp:cNvGraphicFramePr>
-                  <a:graphic>
-                    <a:graphicData uri="http://schemas.openxmlformats.org/drawingml/2006/picture">
-                      <pic:pic>
-                        <pic:nvPicPr>
-                          <pic:cNvPr id="0" name="08_example4_shap_waterfall_patient_787.png"/>
-                          <pic:cNvPicPr/>
-                        </pic:nvPicPr>
-                        <pic:blipFill>
-                          <a:blip r:embed="rId20"/>
-                          <a:stretch>
-                            <a:fillRect/>
-                          </a:stretch>
-                        </pic:blipFill>
-                        <pic:spPr>
-                          <a:xfrm>
-                            <a:off x="0" y="0"/>
-                            <a:ext cx="2834640" cy="2078287"/>
-                          </a:xfrm>
-                          <a:prstGeom prst="rect"/>
-                        </pic:spPr>
-                      </pic:pic>
-                    </a:graphicData>
-                  </a:graphic>
-                </wp:inline>
-              </w:drawing>
-            </w:r>
-          </w:p>
-        </w:tc>
-        <w:tc>
-          <w:tcPr>
-            <w:tcW w:type="dxa" w:w="4680"/>
-          </w:tcPr>
-          <w:p>
-            <w:pPr>
-              <w:jc w:val="center"/>
-            </w:pPr>
-            <w:r>
-              <w:drawing>
-                <wp:inline xmlns:a="http://schemas.openxmlformats.org/drawingml/2006/main" xmlns:pic="http://schemas.openxmlformats.org/drawingml/2006/picture">
-                  <wp:extent cx="2834640" cy="1048752"/>
-                  <wp:docPr id="15" name="Picture 15"/>
-                  <wp:cNvGraphicFramePr>
-                    <a:graphicFrameLocks noChangeAspect="1"/>
-                  </wp:cNvGraphicFramePr>
-                  <a:graphic>
-                    <a:graphicData uri="http://schemas.openxmlformats.org/drawingml/2006/picture">
-                      <pic:pic>
-                        <pic:nvPicPr>
-                          <pic:cNvPr id="0" name="09_example4_lime_patient_787.png"/>
-                          <pic:cNvPicPr/>
-                        </pic:nvPicPr>
-                        <pic:blipFill>
-                          <a:blip r:embed="rId21"/>
-                          <a:stretch>
-                            <a:fillRect/>
-                          </a:stretch>
-                        </pic:blipFill>
-                        <pic:spPr>
-                          <a:xfrm>
-                            <a:off x="0" y="0"/>
-                            <a:ext cx="2834640" cy="1048752"/>
-                          </a:xfrm>
-                          <a:prstGeom prst="rect"/>
-                        </pic:spPr>
-                      </pic:pic>
-                    </a:graphicData>
-                  </a:graphic>
-                </wp:inline>
-              </w:drawing>
-            </w:r>
-          </w:p>
-        </w:tc>
-      </w:tr>
-    </w:tbl>
-    <w:p>
-      <w:pPr>
-        <w:jc w:val="center"/>
-      </w:pPr>
-      <w:r>
-        <w:rPr>
-          <w:i/>
-        </w:rPr>
         <w:t>Figure 11. Patient 787 (lowest risk): SHAP waterfall (left) and LIME weights (right)</w:t>
       </w:r>
     </w:p>
@@ -9273,6 +9355,7 @@
         <w:pStyle w:val="Heading2"/>
       </w:pPr>
       <w:r>
+        <w:lastRenderedPageBreak/>
         <w:t>5. Results</w:t>
       </w:r>
     </w:p>
@@ -9857,7 +9940,6 @@
         <w:rPr>
           <w:b/>
         </w:rPr>
-        <w:lastRenderedPageBreak/>
         <w:t>Unseen BD set</w:t>
       </w:r>
     </w:p>
@@ -10426,6 +10508,7 @@
         <w:pStyle w:val="Heading3"/>
       </w:pPr>
       <w:r>
+        <w:lastRenderedPageBreak/>
         <w:t>5.2 Secondary Performance Metrics</w:t>
       </w:r>
     </w:p>
@@ -11302,7 +11385,6 @@
           </w:tcPr>
           <w:p>
             <w:r>
-              <w:lastRenderedPageBreak/>
               <w:t>Classifier Model</w:t>
             </w:r>
           </w:p>
@@ -11986,16 +12068,21 @@
           </w:tcPr>
           <w:p>
             <w:r>
-              <w:t>Logistic Regression</w:t>
-            </w:r>
-          </w:p>
-        </w:tc>
-        <w:tc>
-          <w:tcPr>
-            <w:tcW w:w="1040" w:type="dxa"/>
-          </w:tcPr>
-          <w:p>
-            <w:r>
+              <w:t>Logistic Regressi</w:t>
+            </w:r>
+            <w:r>
+              <w:lastRenderedPageBreak/>
+              <w:t>on</w:t>
+            </w:r>
+          </w:p>
+        </w:tc>
+        <w:tc>
+          <w:tcPr>
+            <w:tcW w:w="1040" w:type="dxa"/>
+          </w:tcPr>
+          <w:p>
+            <w:r>
+              <w:lastRenderedPageBreak/>
               <w:t>0.599</w:t>
             </w:r>
           </w:p>
@@ -12655,7 +12742,6 @@
           </w:tcPr>
           <w:p>
             <w:r>
-              <w:lastRenderedPageBreak/>
               <w:t>KNN</w:t>
             </w:r>
           </w:p>
@@ -13100,6 +13186,7 @@
           </w:tcPr>
           <w:p>
             <w:r>
+              <w:lastRenderedPageBreak/>
               <w:t>Extra Trees</w:t>
             </w:r>
           </w:p>
@@ -13525,9 +13612,7 @@
     </w:p>
     <w:p>
       <w:r>
-        <w:t xml:space="preserve">On the test set, the Classifier Model ranked second of nine on accuracy (0.771), precision (0.426) and F1 (0.548), each within 0.005 of LightGBM, and seventh on recall (0.765). On the BD set, it ranked third on accuracy (0.653) and precision (0.376), fourth on F1 (0.453) and seventh on recall (0.569). Its ROC-AUC </w:t>
-        <w:lastRenderedPageBreak/>
-        <w:t>(0.859 test, 0.671 BD) supports the same picture. The Classifier Model matched the strongest individual model but did not exceed it on any primary metric.</w:t>
+        <w:t>On the test set, the Classifier Model ranked second of nine on accuracy (0.771), precision (0.426) and F1 (0.548), each within 0.005 of LightGBM, and seventh on recall (0.765). On the BD set, it ranked third on accuracy (0.653) and precision (0.376), fourth on F1 (0.453) and seventh on recall (0.569). Its ROC-AUC (0.859 test, 0.671 BD) supports the same picture. The Classifier Model matched the strongest individual model but did not exceed it on any primary metric.</w:t>
       </w:r>
     </w:p>
     <w:p>
@@ -13605,7 +13690,7 @@
           </w:tcPr>
           <w:p>
             <w:r>
-              <w:t xml:space="preserve">LightGBM (0.775)</w:t>
+              <w:t>LightGBM (0.775)</w:t>
             </w:r>
           </w:p>
         </w:tc>
@@ -13615,7 +13700,7 @@
           </w:tcPr>
           <w:p>
             <w:r>
-              <w:t xml:space="preserve">XGBoost (0.690)</w:t>
+              <w:t>XGBoost (0.690)</w:t>
             </w:r>
           </w:p>
         </w:tc>
@@ -13637,7 +13722,7 @@
           </w:tcPr>
           <w:p>
             <w:r>
-              <w:t xml:space="preserve">LightGBM (0.431)</w:t>
+              <w:t>LightGBM (0.431)</w:t>
             </w:r>
           </w:p>
         </w:tc>
@@ -13647,7 +13732,7 @@
           </w:tcPr>
           <w:p>
             <w:r>
-              <w:t xml:space="preserve">XGBoost (0.403)</w:t>
+              <w:t>XGBoost (0.403)</w:t>
             </w:r>
           </w:p>
         </w:tc>
@@ -13701,7 +13786,7 @@
           </w:tcPr>
           <w:p>
             <w:r>
-              <w:t xml:space="preserve">LightGBM (0.550)</w:t>
+              <w:t>LightGBM (0.550)</w:t>
             </w:r>
           </w:p>
         </w:tc>
@@ -13743,7 +13828,7 @@
           </w:tcPr>
           <w:p>
             <w:r>
-              <w:t xml:space="preserve">XGBoost (275)</w:t>
+              <w:t>XGBoost (275)</w:t>
             </w:r>
           </w:p>
         </w:tc>
@@ -13791,6 +13876,7 @@
         <w:pStyle w:val="Heading2"/>
       </w:pPr>
       <w:r>
+        <w:lastRenderedPageBreak/>
         <w:t>6. Research Gap</w:t>
       </w:r>
     </w:p>
@@ -13853,7 +13939,7 @@
           </w:tcPr>
           <w:p>
             <w:r>
-              <w:t xml:space="preserve">Evidence on ML CVD risk models in Bangladeshi and South Asian populations is limited, despite a high and distinctive risk-factor burden (Fatema et al., 2016; Islam &amp; Majumder, 2013; Volgman et al., 2018).</w:t>
+              <w:t>Evidence on ML CVD risk models in Bangladeshi and South Asian populations is limited, despite a high and distinctive risk-factor burden (Fatema et al., 2016; Islam &amp; Majumder, 2013; Volgman et al., 2018).</w:t>
             </w:r>
           </w:p>
         </w:tc>
@@ -13863,7 +13949,7 @@
           </w:tcPr>
           <w:p>
             <w:r>
-              <w:t xml:space="preserve">The study measured how models trained on the three development datasets transfer to 1,529 Bangladeshi patients, and analyzed the shift in population and risk relationships.</w:t>
+              <w:t>The study measured how models trained on the three development datasets transfer to 1,529 Bangladeshi patients, and analyzed the shift in population and risk relationships.</w:t>
             </w:r>
           </w:p>
         </w:tc>
@@ -13875,7 +13961,7 @@
           </w:tcPr>
           <w:p>
             <w:r>
-              <w:t xml:space="preserve">Comparisons often cover few model families, and the benefit of ML over logistic regression is inconsistent (Christodoulou et al., 2019; Krittanawong et al., 2020).</w:t>
+              <w:t>Comparisons often cover few model families, and the benefit of ML over logistic regression is inconsistent (Christodoulou et al., 2019; Krittanawong et al., 2020).</w:t>
             </w:r>
           </w:p>
         </w:tc>
@@ -13897,7 +13983,7 @@
           </w:tcPr>
           <w:p>
             <w:r>
-              <w:t xml:space="preserve">Many studies report a single summary metric, most often ROC-AUC, although precision- and recall-based measures are more informative for imbalanced outcomes (Saito &amp; Rehmsmeier, 2015; He &amp; Garcia, 2009).</w:t>
+              <w:t>Many studies report a single summary metric, most often ROC-AUC, although precision- and recall-based measures are more informative for imbalanced outcomes (Saito &amp; Rehmsmeier, 2015; He &amp; Garcia, 2009).</w:t>
             </w:r>
           </w:p>
         </w:tc>
@@ -13941,9 +14027,7 @@
           </w:tcPr>
           <w:p>
             <w:r>
-              <w:t xml:space="preserve">Merging heterogeneous datasets is common, but </w:t>
-              <w:lastRenderedPageBreak/>
-              <w:t>differences in feature representation and their effects are rarely reported.</w:t>
+              <w:t>Merging heterogeneous datasets is common, but differences in feature representation and their effects are rarely reported.</w:t>
             </w:r>
           </w:p>
         </w:tc>
@@ -13953,10 +14037,7 @@
           </w:tcPr>
           <w:p>
             <w:r>
-              <w:lastRenderedPageBreak/>
-              <w:t xml:space="preserve">The cholesterol and blood-pressure </w:t>
-              <w:lastRenderedPageBreak/>
-              <w:t xml:space="preserve">representation differences and a Simpson's-paradox effect on smoking are documented and analyzed.</w:t>
+              <w:t>The cholesterol and blood-pressure representation differences and a Simpson's-paradox effect on smoking are documented and analyzed.</w:t>
             </w:r>
           </w:p>
         </w:tc>
@@ -13967,7 +14048,6 @@
         <w:pStyle w:val="Heading2"/>
       </w:pPr>
       <w:r>
-        <w:lastRenderedPageBreak/>
         <w:t>7. Limitations</w:t>
       </w:r>
     </w:p>
@@ -13983,7 +14063,7 @@
         <w:rPr>
           <w:b/>
         </w:rPr>
-        <w:t xml:space="preserve">Cholesterol and blood-pressure representation.</w:t>
+        <w:t>Cholesterol and blood-pressure representation.</w:t>
       </w:r>
       <w:r>
         <w:t xml:space="preserve"> The development files were supplied in an already-processed form, and the processing method is not documented in this record [FINAL IMPLEMENTATION DETAIL REQUIRED]. Cholesterol spread differed by source (SD 23.5 mg/dL in Dataset A, 32.3 in C, 44.3 in B and 56.4 in BD). Dataset A's cholesterol separated the outcome more strongly (single-feature ROC-AUC 0.673) than in the other sources (0.56–0.60), which could not be explained from the files.</w:t>
@@ -14037,6 +14117,7 @@
         <w:rPr>
           <w:b/>
         </w:rPr>
+        <w:lastRenderedPageBreak/>
         <w:t>Class imbalance and threshold choice.</w:t>
       </w:r>
       <w:r>
@@ -14091,7 +14172,7 @@
         <w:rPr>
           <w:b/>
         </w:rPr>
-        <w:t xml:space="preserve">Calibration.</w:t>
+        <w:t>Calibration.</w:t>
       </w:r>
       <w:r>
         <w:t xml:space="preserve"> Mean predicted risk matched the observed rate on the test set (18.2% vs 18.1%) but not on BD (19.3% vs 25.2%), and no formal calibration analysis was performed.</w:t>
@@ -14148,9 +14229,6 @@
         <w:t xml:space="preserve">Impurity measures. </w:t>
       </w:r>
       <w:r>
-        <w:rPr>
-          <w:i w:val="0"/>
-        </w:rPr>
         <w:t>Gini, entropy and gain importances were computed from the training data inside the trees. They show what the models learned from the development population, which is 77% Dataset A, not how the features behave in BD data. Gain values from XGBoost and LightGBM are on different scales and were compared only as shares within each model.</w:t>
       </w:r>
     </w:p>
@@ -14210,7 +14288,7 @@
         <w:rPr>
           <w:b/>
         </w:rPr>
-        <w:t xml:space="preserve">Standardised clinical measurements.</w:t>
+        <w:t>Standardised clinical measurements.</w:t>
       </w:r>
       <w:r>
         <w:t xml:space="preserve"> Use measured cholesterol (including LDL and HDL) and blood pressure in every source, and add variables such as family history, medication use and ECG findings.</w:t>
@@ -14228,7 +14306,7 @@
         <w:rPr>
           <w:b/>
         </w:rPr>
-        <w:t xml:space="preserve">Improved feature harmonisation.</w:t>
+        <w:t>Improved feature harmonisation.</w:t>
       </w:r>
       <w:r>
         <w:t xml:space="preserve"> Replace imputed cholesterol and blood-pressure values with measured data where possible, document the imputation of any remaining values, and test models trained without imputed sources.</w:t>
@@ -14336,6 +14414,7 @@
         <w:rPr>
           <w:b/>
         </w:rPr>
+        <w:lastRenderedPageBreak/>
         <w:t>Explainability evaluation.</w:t>
       </w:r>
       <w:r>
@@ -14352,23 +14431,22 @@
     </w:p>
     <w:p>
       <w:r>
-        <w:t xml:space="preserve">This study set out to build an explainable ML system for CVD risk classification from eight routine variables and to test, without any refitting, how well it transfers to Bangladeshi patients. Three datasets were harmonised into 327,877 development records, all of which were retained, and a Bangladeshi dataset of 1,529 patients was kept strictly unseen for final evaluation.</w:t>
-      </w:r>
-    </w:p>
-    <w:p>
-      <w:r>
-        <w:t xml:space="preserve">Eight individual models (Random Forest, Extra Trees, XGBoost, LightGBM, KNN, Logistic Regression, a Neural Network and an RBF-kernel SVM) and a ninth stacked Classifier Model were trained under a leakage-controlled protocol, with thresholds fixed on a separate validation set.</w:t>
-      </w:r>
-    </w:p>
-    <w:p>
-      <w:r>
-        <w:t xml:space="preserve">On held-out development data, LightGBM recorded the highest accuracy (0.775), precision (0.431) and F1-score (0.550), and Extra Trees the highest recall (0.786). The Classifier Model reached an accuracy of 0.771, precision of 0.426, recall of 0.765 and F1 of 0.548, matching but not exceeding the strongest individual model. Recall exceeded precision for all models except the SVM, reflecting the 18% prevalence and the screening-oriented thresholds.</w:t>
-      </w:r>
-    </w:p>
-    <w:p>
-      <w:r>
-        <w:lastRenderedPageBreak/>
-        <w:t xml:space="preserve">On the unseen BD data, performance was lower: the Classifier Model achieved an accuracy of 0.653, precision of 0.376, recall of 0.569 and F1 of 0.453. XGBoost had the highest BD accuracy (0.690) and precision (0.403), the SVM the highest recall (0.813) and Extra Trees the highest F1 (0.476). Logistic Regression changed least between the two populations. These changes coincided with measurable differences in age, diabetes, smoking and prevalence, and with a much weaker age–CVD relationship in the BD data.</w:t>
+        <w:t>This study set out to build an explainable ML system for CVD risk classification from eight routine variables and to test, without any refitting, how well it transfers to Bangladeshi patients. Three datasets were harmonised into 327,877 development records, all of which were retained, and a Bangladeshi dataset of 1,529 patients was kept strictly unseen for final evaluation.</w:t>
+      </w:r>
+    </w:p>
+    <w:p>
+      <w:r>
+        <w:t>Eight individual models (Random Forest, Extra Trees, XGBoost, LightGBM, KNN, Logistic Regression, a Neural Network and an RBF-kernel SVM) and a ninth stacked Classifier Model were trained under a leakage-controlled protocol, with thresholds fixed on a separate validation set.</w:t>
+      </w:r>
+    </w:p>
+    <w:p>
+      <w:r>
+        <w:t>On held-out development data, LightGBM recorded the highest accuracy (0.775), precision (0.431) and F1-score (0.550), and Extra Trees the highest recall (0.786). The Classifier Model reached an accuracy of 0.771, precision of 0.426, recall of 0.765 and F1 of 0.548, matching but not exceeding the strongest individual model. Recall exceeded precision for all models except the SVM, reflecting the 18% prevalence and the screening-oriented thresholds.</w:t>
+      </w:r>
+    </w:p>
+    <w:p>
+      <w:r>
+        <w:t>On the unseen BD data, performance was lower: the Classifier Model achieved an accuracy of 0.653, precision of 0.376, recall of 0.569 and F1 of 0.453. XGBoost had the highest BD accuracy (0.690) and precision (0.403), the SVM the highest recall (0.813) and Extra Trees the highest F1 (0.476). Logistic Regression changed least between the two populations. These changes coincided with measurable differences in age, diabetes, smoking and prevalence, and with a much weaker age–CVD relationship in the BD data.</w:t>
       </w:r>
     </w:p>
     <w:p>
@@ -14405,7 +14483,11 @@
     </w:p>
     <w:p>
       <w:r>
-        <w:t xml:space="preserve">Ambale-Venkatesh, B., Yang, X., Wu, C. O., Liu, K., Hundley, W. G., McClelland, R., Gomes, A. S., Folsom, A. R., Shea, S., Guallar, E., Bluemke, D. A., &amp; Lima, J. A. C. (2017). Cardiovascular event prediction by machine learning: The Multi-Ethnic Study of Atherosclerosis. </w:t>
+        <w:t xml:space="preserve">Ambale-Venkatesh, B., Yang, X., Wu, C. O., Liu, K., Hundley, W. G., McClelland, R., Gomes, A. S., Folsom, A. R., Shea, S., Guallar, E., Bluemke, D. A., &amp; Lima, J. A. C. (2017). Cardiovascular event prediction by </w:t>
+      </w:r>
+      <w:r>
+        <w:lastRenderedPageBreak/>
+        <w:t xml:space="preserve">machine learning: The Multi-Ethnic Study of Atherosclerosis. </w:t>
       </w:r>
       <w:r>
         <w:rPr>
@@ -14503,7 +14585,6 @@
     </w:p>
     <w:p>
       <w:r>
-        <w:lastRenderedPageBreak/>
         <w:t xml:space="preserve">Cover, T., &amp; Hart, P. (1967). Nearest neighbor pattern classification. </w:t>
       </w:r>
       <w:r>
@@ -14602,6 +14683,7 @@
     </w:p>
     <w:p>
       <w:r>
+        <w:lastRenderedPageBreak/>
         <w:t xml:space="preserve">Hippisley-Cox, J., Coupland, C., &amp; Brindle, P. (2017). Development and validation of QRISK3 risk prediction algorithms to estimate future risk of cardiovascular disease: Prospective cohort study. </w:t>
       </w:r>
       <w:r>
@@ -14686,7 +14768,6 @@
     </w:p>
     <w:p>
       <w:r>
-        <w:lastRenderedPageBreak/>
         <w:t xml:space="preserve">Lundberg, S. M., Erion, G., Chen, H., DeGrave, A., Prutkin, J. M., Nair, B., Katz, R., Himmelfarb, J., Bansal, N., &amp; Lee, S.-I. (2020). From local explanations to global understanding with explainable AI for trees. </w:t>
       </w:r>
       <w:r>
@@ -14771,6 +14852,7 @@
     </w:p>
     <w:p>
       <w:r>
+        <w:lastRenderedPageBreak/>
         <w:t xml:space="preserve">Ribeiro, M. T., Singh, S., &amp; Guestrin, C. (2016). "Why should I trust you?": Explaining the predictions of any classifier. In </w:t>
       </w:r>
       <w:r>
@@ -14855,7 +14937,6 @@
     </w:p>
     <w:p>
       <w:r>
-        <w:lastRenderedPageBreak/>
         <w:t xml:space="preserve">Van Calster, B., McLernon, D. J., van Smeden, M., Wynants, L., &amp; Steyerberg, E. W. (2019). Calibration: The Achilles heel of predictive analytics. </w:t>
       </w:r>
       <w:r>
@@ -14940,7 +15021,11 @@
     </w:p>
     <w:p>
       <w:r>
-        <w:t xml:space="preserve">Yusuf, S., Hawken, S., Ôunpuu, S., Dans, T., Avezum, A., Lanas, F., McQueen, M., Budaj, A., Pais, P., Varigos, J., &amp; Lisheng, L. (2004). Effect of potentially modifiable risk factors associated with myocardial infarction in 52 countries (the INTERHEART study): Case-control study. </w:t>
+        <w:t xml:space="preserve">Yusuf, S., Hawken, S., Ôunpuu, S., Dans, T., Avezum, A., Lanas, F., McQueen, M., Budaj, A., Pais, P., Varigos, J., &amp; Lisheng, L. (2004). Effect of potentially modifiable risk factors associated with myocardial </w:t>
+      </w:r>
+      <w:r>
+        <w:lastRenderedPageBreak/>
+        <w:t xml:space="preserve">infarction in 52 countries (the INTERHEART study): Case-control study. </w:t>
       </w:r>
       <w:r>
         <w:rPr>
@@ -15824,6 +15909,22 @@
       </w:tblBorders>
     </w:tblPr>
   </w:style>
+  <w:style w:type="paragraph" w:styleId="NormalWeb">
+    <w:name w:val="Normal (Web)"/>
+    <w:basedOn w:val="Normal"/>
+    <w:uiPriority w:val="99"/>
+    <w:semiHidden/>
+    <w:unhideWhenUsed/>
+    <w:rsid w:val="00F71EE3"/>
+    <w:pPr>
+      <w:spacing w:before="100" w:beforeAutospacing="1" w:after="100" w:afterAutospacing="1" w:line="240" w:lineRule="auto"/>
+    </w:pPr>
+    <w:rPr>
+      <w:rFonts w:ascii="Times New Roman" w:eastAsia="Times New Roman" w:hAnsi="Times New Roman" w:cs="Times New Roman"/>
+      <w:sz w:val="24"/>
+      <w:szCs w:val="24"/>
+    </w:rPr>
+  </w:style>
 </w:styles>
 </file>
 
